--- a/煤科投稿/煤科论文4.24.docx
+++ b/煤科投稿/煤科论文4.24.docx
@@ -11,21 +11,7 @@
         <w:rPr>
           <w:rFonts w:hint="eastAsia"/>
         </w:rPr>
-        <w:t>多</w:t>
-      </w:r>
-      <w:proofErr w:type="gramStart"/>
-      <w:r>
-        <w:rPr>
-          <w:rFonts w:hint="eastAsia"/>
-        </w:rPr>
-        <w:t>场景覆岩扰动</w:t>
-      </w:r>
-      <w:proofErr w:type="gramEnd"/>
-      <w:r>
-        <w:rPr>
-          <w:rFonts w:hint="eastAsia"/>
-        </w:rPr>
-        <w:t>约束下采区规划方法及工程应用</w:t>
+        <w:t>多场景覆岩扰动约束下采区规划方法及工程应用</w:t>
       </w:r>
     </w:p>
     <w:p>
@@ -49,21 +35,7 @@
         <w:rPr>
           <w:rFonts w:hint="eastAsia"/>
         </w:rPr>
-        <w:t>刘</w:t>
-      </w:r>
-      <w:proofErr w:type="gramStart"/>
-      <w:r>
-        <w:rPr>
-          <w:rFonts w:hint="eastAsia"/>
-        </w:rPr>
-        <w:t>浩</w:t>
-      </w:r>
-      <w:proofErr w:type="gramEnd"/>
-      <w:r>
-        <w:rPr>
-          <w:rFonts w:hint="eastAsia"/>
-        </w:rPr>
-        <w:t>天</w:t>
+        <w:t>刘浩天</w:t>
       </w:r>
       <w:r>
         <w:rPr>
@@ -122,45 +94,13 @@
         <w:t>摘要：</w:t>
       </w:r>
       <w:r>
-        <w:t>针对传统采区规划中工作面布置主要依赖工程经验、</w:t>
-      </w:r>
-      <w:proofErr w:type="gramStart"/>
-      <w:r>
-        <w:t>覆岩扰动</w:t>
-      </w:r>
-      <w:proofErr w:type="gramEnd"/>
-      <w:r>
-        <w:t>风险多以后置校核方式参与设计、方案反复调整成本较高等问题，提出一种多</w:t>
-      </w:r>
-      <w:proofErr w:type="gramStart"/>
-      <w:r>
-        <w:t>场景覆岩扰动</w:t>
-      </w:r>
-      <w:proofErr w:type="gramEnd"/>
-      <w:r>
-        <w:t>约束下采区规划方法。该方法将地表沉陷、含水层扰动和上行开采等风险因素前置引入采区规划过程，围绕采区地质建模、多</w:t>
-      </w:r>
-      <w:proofErr w:type="gramStart"/>
-      <w:r>
-        <w:t>场景覆岩扰动</w:t>
-      </w:r>
-      <w:proofErr w:type="gramEnd"/>
-      <w:r>
-        <w:t>评价和工作面布置方案筛选</w:t>
+        <w:t>针对传统采区规划中工作面布置主要依赖工程经验、覆岩扰动风险多以后置校核方式参与设计、方案反复调整成本较高等问题，提出一种多场景覆岩扰动约束下采区规划方法。该方法将地表沉陷、含水层扰动和上行开采等风险因素前置引入采区规划过程，围绕采区地质建模、多场景覆岩扰动评价和工作面布置方案筛选</w:t>
       </w:r>
       <w:r>
         <w:t>3</w:t>
       </w:r>
       <w:r>
-        <w:t>个环节，构建有效布置域、连续参数场、</w:t>
-      </w:r>
-      <w:proofErr w:type="gramStart"/>
-      <w:r>
-        <w:t>综合覆岩扰动</w:t>
-      </w:r>
-      <w:proofErr w:type="gramEnd"/>
-      <w:r>
-        <w:t>指数（</w:t>
+        <w:t>个环节，构建有效布置域、连续参数场、综合覆岩扰动指数（</w:t>
       </w:r>
       <w:r>
         <w:t>ODI</w:t>
@@ -220,119 +160,103 @@
         <w:t>15.89%</w:t>
       </w:r>
       <w:r>
-        <w:t>，表明研究区内部存在一定规模的高扰动敏感区。在相同边界、</w:t>
-      </w:r>
-      <w:proofErr w:type="gramStart"/>
-      <w:r>
-        <w:t>参数场</w:t>
-      </w:r>
-      <w:proofErr w:type="gramEnd"/>
+        <w:t>，表明研究区内部存在一定规模的高扰动敏感区。在相同边界、参数场和</w:t>
+      </w:r>
+      <w:r>
+        <w:t>ODI</w:t>
+      </w:r>
+      <w:r>
+        <w:t>场条件下，工程效率优先方案</w:t>
+      </w:r>
+      <w:r>
+        <w:t>A</w:t>
+      </w:r>
+      <w:r>
+        <w:t>、资源回收优先方案</w:t>
+      </w:r>
+      <w:r>
+        <w:t>B</w:t>
+      </w:r>
+      <w:r>
+        <w:t>和低扰动候选方案</w:t>
+      </w:r>
+      <w:r>
+        <w:t>C</w:t>
+      </w:r>
+      <w:r>
+        <w:t>的覆盖率分别为</w:t>
+      </w:r>
+      <w:r>
+        <w:t>89.34%</w:t>
+      </w:r>
+      <w:r>
+        <w:t>、</w:t>
+      </w:r>
+      <w:r>
+        <w:t>98.52%</w:t>
+      </w:r>
       <w:r>
         <w:t>和</w:t>
       </w:r>
       <w:r>
+        <w:t>80.67%</w:t>
+      </w:r>
+      <w:r>
+        <w:t>，</w:t>
+      </w:r>
+      <w:r>
         <w:t>ODI</w:t>
       </w:r>
       <w:r>
-        <w:t>场条件下，工程效率优先方案</w:t>
-      </w:r>
-      <w:r>
-        <w:t>A</w:t>
-      </w:r>
-      <w:r>
-        <w:t>、资源回收优先方案</w:t>
-      </w:r>
-      <w:r>
-        <w:t>B</w:t>
-      </w:r>
-      <w:r>
-        <w:t>和低扰动候选方案</w:t>
-      </w:r>
-      <w:r>
-        <w:t>C</w:t>
-      </w:r>
-      <w:r>
-        <w:t>的覆盖率分别为</w:t>
-      </w:r>
-      <w:r>
-        <w:t>89.34%</w:t>
+        <w:t>均值分别为</w:t>
+      </w:r>
+      <w:r>
+        <w:t>0.4463</w:t>
       </w:r>
       <w:r>
         <w:t>、</w:t>
       </w:r>
       <w:r>
-        <w:t>98.52%</w:t>
+        <w:t>0.4552</w:t>
       </w:r>
       <w:r>
         <w:t>和</w:t>
       </w:r>
       <w:r>
-        <w:t>80.67%</w:t>
+        <w:t>0.4416</w:t>
       </w:r>
       <w:r>
         <w:t>，</w:t>
       </w:r>
       <w:r>
+        <w:t>90%</w:t>
+      </w:r>
+      <w:r>
+        <w:t>分位数分别为</w:t>
+      </w:r>
+      <w:r>
+        <w:t>0.6407</w:t>
+      </w:r>
+      <w:r>
+        <w:t>、</w:t>
+      </w:r>
+      <w:r>
+        <w:t>0.6462</w:t>
+      </w:r>
+      <w:r>
+        <w:t>和</w:t>
+      </w:r>
+      <w:r>
+        <w:t>0.6353</w:t>
+      </w:r>
+      <w:r>
+        <w:t>。结果表明，资源覆盖与扰动控制之间存在明显权衡，统一</w:t>
+      </w:r>
+      <w:r>
         <w:t>ODI</w:t>
       </w:r>
       <w:r>
-        <w:t>均值分别为</w:t>
-      </w:r>
-      <w:r>
-        <w:t>0.4463</w:t>
-      </w:r>
-      <w:r>
-        <w:t>、</w:t>
-      </w:r>
-      <w:r>
-        <w:t>0.4552</w:t>
-      </w:r>
-      <w:r>
-        <w:t>和</w:t>
-      </w:r>
-      <w:r>
-        <w:t>0.4416</w:t>
-      </w:r>
-      <w:r>
-        <w:t>，</w:t>
-      </w:r>
-      <w:r>
-        <w:t>90%</w:t>
-      </w:r>
-      <w:r>
-        <w:t>分位数分别为</w:t>
-      </w:r>
-      <w:r>
-        <w:t>0.6407</w:t>
-      </w:r>
-      <w:r>
-        <w:t>、</w:t>
-      </w:r>
-      <w:r>
-        <w:t>0.6462</w:t>
-      </w:r>
-      <w:r>
-        <w:t>和</w:t>
-      </w:r>
-      <w:r>
-        <w:t>0.6353</w:t>
-      </w:r>
-      <w:r>
-        <w:t>。结果表明，资源覆盖与扰动控制之间存在明显权衡，统一</w:t>
-      </w:r>
-      <w:r>
-        <w:t>ODI</w:t>
-      </w:r>
-      <w:r>
-        <w:t>约束能够将多</w:t>
-      </w:r>
-      <w:proofErr w:type="gramStart"/>
-      <w:r>
-        <w:t>场景覆岩扰动</w:t>
-      </w:r>
-      <w:proofErr w:type="gramEnd"/>
-      <w:r>
-        <w:t>结果转化为候选方案风险统计指标，为采区规划阶段风险前置控制、工作面布置方案筛选和多目标比选提供参考。</w:t>
+        <w:t>约束能够将多场景覆岩扰动结果转化为候选方案风险统计指标，为采区规划阶段风险前置控制、工作面布置方案筛选和多目标比选提供参考。</w:t>
       </w:r>
     </w:p>
     <w:p>
@@ -343,15 +267,7 @@
         <w:t>关键词：</w:t>
       </w:r>
       <w:r>
-        <w:t>采区规划；</w:t>
-      </w:r>
-      <w:proofErr w:type="gramStart"/>
-      <w:r>
-        <w:t>覆岩扰动</w:t>
-      </w:r>
-      <w:proofErr w:type="gramEnd"/>
-      <w:r>
-        <w:t>指数；多场景约束；工作面布置；多目标比选</w:t>
+        <w:t>采区规划；覆岩扰动指数；多场景约束；工作面布置；多目标比选</w:t>
       </w:r>
     </w:p>
     <w:p>
@@ -484,15 +400,7 @@
         <w:t xml:space="preserve">Abstract: </w:t>
       </w:r>
       <w:r>
-        <w:t xml:space="preserve">Traditional mining district planning mainly relies on engineering experience for working-face layout, while overburden disturbance risks are often checked after the layout scheme has been formed. This may lead to repeated adjustment of working-face boundaries, coal pillar widths, or mining directions when the scheme conflicts with high-disturbance areas. To address this problem, a mining district planning method under multi-scenario overburden disturbance constraints is proposed. Surface subsidence, aquifer disturbance, and upward mining risks are introduced as pre-constraints in the planning process. The proposed method consists of three key parts: geological modeling of the mining district, multi-scenario overburden disturbance evaluation, and working-face layout generation and screening. An effective layout domain, continuous parameter fields, an integrated overburden disturbance index (ODI), and a multi-objective scheme evaluation method are established. A systematic calculation workflow, including data input, geological modeling, disturbance evaluation, scheme generation, scheme evaluation, and result output, is further developed. A case study in the </w:t>
-      </w:r>
-      <w:proofErr w:type="spellStart"/>
-      <w:r>
-        <w:t>Mindong</w:t>
-      </w:r>
-      <w:proofErr w:type="spellEnd"/>
-      <w:r>
-        <w:t xml:space="preserve"> study area was conducted. An integrated ODI field with 80×56 grids was constructed, with a mean ODI of 0.4669, a 90th percentile of 0.7474, and an exceedance ratio of 15.89% for ODI values greater than 0.70, indicating that high-disturbance sensitive zones exist within the study area. Under the same boundary, parameter fields, and ODI field, the coverage ratios of Scheme A, Scheme B, and Scheme C were 89.34%, 98.52%, and 80.67%, respectively. Their mean ODI values were 0.4463, 0.4552, and 0.4416, and their 90th percentile values were 0.6407, 0.6462, and 0.6353, respectively. The results show that there is an evident trade-off between resource coverage and disturbance control. The unified ODI constraint can transform multi-scenario overburden disturbance results into scheme-level risk statistics, providing a reference for risk pre-control, working-face layout screening, and multi-objective comparison in mining district planning</w:t>
+        <w:t>Traditional mining district planning mainly relies on engineering experience for working-face layout, while overburden disturbance risks are often checked after the layout scheme has been formed. This may lead to repeated adjustment of working-face boundaries, coal pillar widths, or mining directions when the scheme conflicts with high-disturbance areas. To address this problem, a mining district planning method under multi-scenario overburden disturbance constraints is proposed. Surface subsidence, aquifer disturbance, and upward mining risks are introduced as pre-constraints in the planning process. The proposed method consists of three key parts: geological modeling of the mining district, multi-scenario overburden disturbance evaluation, and working-face layout generation and screening. An effective layout domain, continuous parameter fields, an integrated overburden disturbance index (ODI), and a multi-objective scheme evaluation method are established. A systematic calculation workflow, including data input, geological modeling, disturbance evaluation, scheme generation, scheme evaluation, and result output, is further developed. A case study in the Mindong study area was conducted. An integrated ODI field with 80×56 grids was constructed, with a mean ODI of 0.4669, a 90th percentile of 0.7474, and an exceedance ratio of 15.89% for ODI values greater than 0.70, indicating that high-disturbance sensitive zones exist within the study area. Under the same boundary, parameter fields, and ODI field, the coverage ratios of Scheme A, Scheme B, and Scheme C were 89.34%, 98.52%, and 80.67%, respectively. Their mean ODI values were 0.4463, 0.4552, and 0.4416, and their 90th percentile values were 0.6407, 0.6462, and 0.6353, respectively. The results show that there is an evident trade-off between resource coverage and disturbance control. The unified ODI constraint can transform multi-scenario overburden disturbance results into scheme-level risk statistics, providing a reference for risk pre-control, working-face layout screening, and multi-objective comparison in mining district planning</w:t>
       </w:r>
       <w:r>
         <w:t>.</w:t>
@@ -536,15 +444,7 @@
         <w:br/>
       </w:r>
       <w:r>
-        <w:t>通信作者：刘</w:t>
-      </w:r>
-      <w:proofErr w:type="gramStart"/>
-      <w:r>
-        <w:t>浩</w:t>
-      </w:r>
-      <w:proofErr w:type="gramEnd"/>
-      <w:r>
-        <w:t>天（</w:t>
+        <w:t>通信作者：刘浩天（</w:t>
       </w:r>
       <w:r>
         <w:t>2001—</w:t>
@@ -589,68 +489,68 @@
       <w:pPr>
         <w:pStyle w:val="100"/>
         <w:ind w:firstLine="420"/>
-      </w:pPr>
-      <w:r>
-        <w:t>采区规划是煤矿生产设计与采掘接续组织的重要前置环节，直接影响工作面布置、巷道工程量、资源回收率、采掘接续和生产组织效率。传统采区规划多以采区边界、煤层赋存条件、煤柱</w:t>
-      </w:r>
-      <w:proofErr w:type="gramStart"/>
-      <w:r>
-        <w:t>留设经验</w:t>
-      </w:r>
-      <w:proofErr w:type="gramEnd"/>
-      <w:r>
-        <w:t>和工作面设计参数为基础，先确定工作面数量、宽度、推进方向和巷道服务关系，再对地表沉陷、导水裂隙带发育、含水层受扰及上行开采安全性等问题进行校核。该类流程具有较强工程可操作性，但风险控制多位于方案形成之后。当后续校核发现工作面布置与高扰动敏感区、含水层保护区或上行开采安全边界存在冲突时，往往需要重新调整工作面边界、煤柱宽度或推进方向，增加方案反复修改成本，也削弱了不同候选方案之间的比较一致性。</w:t>
+        <w:rPr>
+          <w:rFonts w:hint="eastAsia"/>
+        </w:rPr>
+      </w:pPr>
+      <w:r>
+        <w:rPr>
+          <w:rFonts w:hint="eastAsia"/>
+        </w:rPr>
+        <w:t>采区规划是煤矿生产设计和采掘接续组织的重要基础，直接影响工作面布置、巷道工程量、资源回收率、生产组织效率及后续安全控制。传统采区规划通常以采区边界、煤层赋存条件、煤柱留设经验和工作面设计参数为依据，先确定工作面数量、工作面宽度、推进方向和巷道服务关系，再对地表沉陷、导水裂隙带发育、含水层受扰及上行开采安全性等问题进行校核。该类流程在工程实践中具有较强可操作性，但覆岩扰动风险多位于方案形成之后参与评价。当后续校核发现工作面布置与高扰动敏感区、含水层保护区或上行开采安全边界存在冲突时，往往需要重新调整工作面边界、煤柱宽度或推进方向，导致方案反复修改，增加规划设计工作量。</w:t>
       </w:r>
     </w:p>
     <w:p>
       <w:pPr>
         <w:pStyle w:val="100"/>
         <w:ind w:firstLine="420"/>
-      </w:pPr>
-      <w:r>
-        <w:t>随着煤矿智能化建设不断推进，采区规划对象已由传统的平面几何布置，逐渐转变为综合地质信息、开采参数、风险约束和多目标决策的复杂空间规划问题</w:t>
-      </w:r>
-      <w:r>
-        <w:rPr>
+        <w:rPr>
+          <w:rFonts w:hint="eastAsia"/>
+        </w:rPr>
+      </w:pPr>
+      <w:r>
+        <w:rPr>
+          <w:rFonts w:hint="eastAsia"/>
+        </w:rPr>
+        <w:t>随着煤矿智能化建设推进，采区规划对象已由传统的平面几何布置，逐渐转变为综合地质信息、开采参数、风险约束和多目标决策的空间规划问题</w:t>
+      </w:r>
+      <w:r>
+        <w:rPr>
+          <w:rFonts w:hint="eastAsia"/>
           <w:vertAlign w:val="superscript"/>
         </w:rPr>
         <w:t>[1-10]</w:t>
       </w:r>
       <w:r>
-        <w:t>。一方面，透明地质、三维地质建模和智能化开采技术的发展，使钻孔、煤层厚度、岩性结构和构造边界等地质信息具备了进入采区规划过程的基础条件；另一方面，</w:t>
-      </w:r>
-      <w:proofErr w:type="gramStart"/>
-      <w:r>
-        <w:t>覆岩移动</w:t>
-      </w:r>
-      <w:proofErr w:type="gramEnd"/>
-      <w:r>
-        <w:t>、地表沉陷、导水裂隙带发育、含水层受扰和上行开采安全性等研究，为</w:t>
-      </w:r>
-      <w:proofErr w:type="gramStart"/>
-      <w:r>
-        <w:t>识别采动扰动</w:t>
-      </w:r>
-      <w:proofErr w:type="gramEnd"/>
-      <w:r>
-        <w:t>风险和确定安全边界提供了理论依据</w:t>
-      </w:r>
-      <w:r>
-        <w:rPr>
+        <w:rPr>
+          <w:rFonts w:hint="eastAsia"/>
+        </w:rPr>
+        <w:t>。透明地质、三维建模和智能化开采技术的发展，使钻孔、煤层厚度、岩性结构和构造边界等地质资料具备了进入采区规划计算过程的条件；覆岩移动、地表沉陷、导水裂隙带发育、含水层扰动和上行开采安全性等研究，则为采动扰动风险识别和安全边界确定提供了理论基础</w:t>
+      </w:r>
+      <w:r>
+        <w:rPr>
+          <w:rFonts w:hint="eastAsia"/>
           <w:vertAlign w:val="superscript"/>
         </w:rPr>
         <w:t>[11-33]</w:t>
       </w:r>
       <w:r>
-        <w:t>。同时，地下开采布局优化、多目标决策和方案排序方法不断发展，为采区规划由经验布置向多方案比选转变提供了方法支撑</w:t>
-      </w:r>
-      <w:r>
-        <w:rPr>
+        <w:rPr>
+          <w:rFonts w:hint="eastAsia"/>
+        </w:rPr>
+        <w:t>。与此同时，多目标优化和方案排序方法不断应用于采矿设计，为采区规划由单一经验布置向多方案比较转变提供了方法支撑</w:t>
+      </w:r>
+      <w:r>
+        <w:rPr>
+          <w:rFonts w:hint="eastAsia"/>
           <w:vertAlign w:val="superscript"/>
         </w:rPr>
         <w:t>[34-39]</w:t>
       </w:r>
       <w:r>
+        <w:rPr>
+          <w:rFonts w:hint="eastAsia"/>
+        </w:rPr>
         <w:t>。</w:t>
       </w:r>
     </w:p>
@@ -658,50 +558,27 @@
       <w:pPr>
         <w:pStyle w:val="100"/>
         <w:ind w:firstLine="420"/>
-      </w:pPr>
-      <w:r>
-        <w:t>但从采矿工程应用角度看，现有研究仍存在</w:t>
-      </w:r>
-      <w:r>
-        <w:rPr>
-          <w:rFonts w:hint="eastAsia"/>
-        </w:rPr>
-        <w:t>三</w:t>
-      </w:r>
-      <w:r>
-        <w:t>方面不足。首先，采区规划所依赖的钻孔、分层、</w:t>
-      </w:r>
-      <w:proofErr w:type="gramStart"/>
-      <w:r>
-        <w:t>煤厚和岩性</w:t>
-      </w:r>
-      <w:proofErr w:type="gramEnd"/>
-      <w:r>
-        <w:t>等资料多以离散点、剖面或局部属性形式存在，难以直接转化为工作面布置可调用的空间底图。其次，地表沉陷、含水层扰动和上行开采等风险场景的控制对象、评价指标和判据口径不同，若分别作为独立约束参与规划，容易造成不同方案之间评价尺度不统一。再次，已有采区布置优化研究多侧重几何可行性、资源覆盖或单目标排序，对</w:t>
-      </w:r>
-      <w:proofErr w:type="gramStart"/>
-      <w:r>
-        <w:t>风险图层如何</w:t>
-      </w:r>
-      <w:proofErr w:type="gramEnd"/>
-      <w:r>
-        <w:t>转化为</w:t>
-      </w:r>
-      <w:proofErr w:type="gramStart"/>
-      <w:r>
-        <w:t>方案级统计</w:t>
-      </w:r>
-      <w:proofErr w:type="gramEnd"/>
-      <w:r>
-        <w:t>指标，并参与工作面数量、宽度、煤柱留设、推进方向和扰动避让之间的综合权衡，讨论仍不充分</w:t>
-      </w:r>
-      <w:r>
-        <w:rPr>
+        <w:rPr>
+          <w:rFonts w:hint="eastAsia"/>
+        </w:rPr>
+      </w:pPr>
+      <w:r>
+        <w:rPr>
+          <w:rFonts w:hint="eastAsia"/>
+        </w:rPr>
+        <w:t>但从采矿工程应用角度看，现有研究仍存在不足。首先，采区规划所依赖的钻孔、煤厚、岩性和边界等资料多以离散点、剖面或局部属性形式存在，难以直接转化为工作面布置可调用的空间底图。其次，地表沉陷、含水层扰动和上行开采等风险场景的控制对象和评价口径不同，若分别作为独立约束参与规划，容易造成方案评价尺度不统一。再次，已有采区布置优化研究多侧重几何可行性、资源覆盖或单目标排序，对风险图层如何转化为方案级统计指标，并进一步参与工作面数量、宽度、煤柱留设、推进方向和扰动避让之间的综合权衡，讨论仍不充分</w:t>
+      </w:r>
+      <w:r>
+        <w:rPr>
+          <w:rFonts w:hint="eastAsia"/>
           <w:vertAlign w:val="superscript"/>
         </w:rPr>
         <w:t>[6,46-47]</w:t>
       </w:r>
       <w:r>
+        <w:rPr>
+          <w:rFonts w:hint="eastAsia"/>
+        </w:rPr>
         <w:t>。</w:t>
       </w:r>
     </w:p>
@@ -709,37 +586,33 @@
       <w:pPr>
         <w:pStyle w:val="100"/>
         <w:ind w:firstLine="420"/>
-      </w:pPr>
-      <w:r>
-        <w:t>因此，有必要在采区规划阶段引入多</w:t>
-      </w:r>
-      <w:proofErr w:type="gramStart"/>
-      <w:r>
-        <w:t>场景覆</w:t>
-      </w:r>
-      <w:r>
-        <w:t>岩扰动</w:t>
-      </w:r>
-      <w:proofErr w:type="gramEnd"/>
-      <w:r>
-        <w:t>前置约束，将原本位于方案形成之后的风险校核前移至方案生成与筛选过程。实现这一规划模式，需要解决</w:t>
-      </w:r>
-      <w:r>
-        <w:rPr>
-          <w:rFonts w:hint="eastAsia"/>
-        </w:rPr>
-        <w:t>三</w:t>
-      </w:r>
-      <w:r>
-        <w:t>个关键问题：一是采区地质建模问题，即如何将边界、钻孔和煤层属性等离散信息转化为工作面布置可调用的有效布置域和连续参数场；二是多</w:t>
-      </w:r>
-      <w:proofErr w:type="gramStart"/>
-      <w:r>
-        <w:t>场景覆岩扰动</w:t>
-      </w:r>
-      <w:proofErr w:type="gramEnd"/>
-      <w:r>
-        <w:t>评价问题，即如何将地表沉陷、含水层扰动和上行开采等不同风险统一表达为规划阶段可使用的扰动约束；三是工作面布置方案生成与筛选问题，即如何在满足煤柱、工作面宽度、推进方向和几何可实施性等采矿约束的基础上，形成可比较的候选方案，并从工程效率、资源回收和扰动控制等方面进行优选。</w:t>
+        <w:rPr>
+          <w:rFonts w:hint="eastAsia"/>
+        </w:rPr>
+      </w:pPr>
+      <w:r>
+        <w:rPr>
+          <w:rFonts w:hint="eastAsia"/>
+        </w:rPr>
+        <w:t>因此，采区规划需要从“先布置、后校核”的串行流程，转向“地质建模、扰动评价和方案筛选同步参与”的多场景约束模式。实现这一模式需</w:t>
+      </w:r>
+      <w:r>
+        <w:rPr>
+          <w:rFonts w:hint="eastAsia"/>
+        </w:rPr>
+        <w:t>要解决</w:t>
+      </w:r>
+      <w:r>
+        <w:rPr>
+          <w:rFonts w:hint="eastAsia"/>
+        </w:rPr>
+        <w:t>3</w:t>
+      </w:r>
+      <w:r>
+        <w:rPr>
+          <w:rFonts w:hint="eastAsia"/>
+        </w:rPr>
+        <w:t>个问题：一是采区地质信息的空间化表达，即如何将边界、钻孔和煤层属性转化为工作面布置可调用的有效布置域和连续参数场；二是多场景覆岩扰动的统一评价，即如何将地表沉陷、含水层扰动和上行开采等不同风险转化为规划阶段可使用的扰动约束；三是工作面布置方案的生成与筛选，即如何在满足煤柱、工作面宽度、推进方向和几何可实施性等采矿约束的基础上，形成可比较的候选方案，并从工程效率、资源回收和扰动控制等方面进行优选。</w:t>
       </w:r>
     </w:p>
     <w:p>
@@ -748,48 +621,22 @@
         <w:ind w:firstLine="420"/>
       </w:pPr>
       <w:r>
-        <w:t>基于上述问题，本文提出多</w:t>
-      </w:r>
-      <w:proofErr w:type="gramStart"/>
-      <w:r>
-        <w:t>场景覆岩扰动</w:t>
-      </w:r>
-      <w:proofErr w:type="gramEnd"/>
-      <w:r>
-        <w:t>约束下采区规划方法。该方法以传统采区规划中风险后置校核和方案反复调整问题为切入点，围绕采区地质建模、多</w:t>
-      </w:r>
-      <w:proofErr w:type="gramStart"/>
-      <w:r>
-        <w:t>场景覆岩扰动</w:t>
-      </w:r>
-      <w:proofErr w:type="gramEnd"/>
-      <w:r>
-        <w:t>评价和工作面布置方案筛选</w:t>
-      </w:r>
-      <w:r>
-        <w:rPr>
-          <w:rFonts w:hint="eastAsia"/>
-        </w:rPr>
-        <w:t>三</w:t>
-      </w:r>
-      <w:r>
-        <w:t>个环节，构建有效布置域、连续参数场、</w:t>
-      </w:r>
-      <w:proofErr w:type="gramStart"/>
-      <w:r>
-        <w:t>综合覆岩扰动</w:t>
-      </w:r>
-      <w:proofErr w:type="gramEnd"/>
-      <w:r>
-        <w:t>指数和多目标方案评价方法，并进一步形成可复制的系统化计算流程。以敏东研究区为例，开展采区规划方案生成、风险统计和多目标比选，分析多</w:t>
-      </w:r>
-      <w:proofErr w:type="gramStart"/>
-      <w:r>
-        <w:t>场景覆岩扰动</w:t>
-      </w:r>
-      <w:proofErr w:type="gramEnd"/>
-      <w:r>
-        <w:t>前置约束对工作面布置结果的影响，以期为采区规划阶段的风险前置控制和方案优化提供参考</w:t>
+        <w:rPr>
+          <w:rFonts w:hint="eastAsia"/>
+        </w:rPr>
+        <w:t>基于上述问题，本文提出多场景覆岩扰动约束下采区规划方法。该方法以传统采区规划中覆岩扰动风险后置校核和方案反复调整问题为切入点，围绕采区地质建模、多场景覆岩扰动评价和工作面布置方案筛选</w:t>
+      </w:r>
+      <w:r>
+        <w:rPr>
+          <w:rFonts w:hint="eastAsia"/>
+        </w:rPr>
+        <w:t>3</w:t>
+      </w:r>
+      <w:r>
+        <w:rPr>
+          <w:rFonts w:hint="eastAsia"/>
+        </w:rPr>
+        <w:t>个环节，构建有效布置域、连续参数场、综合覆岩扰动指数和多目标方案评价方法，并形成面向工程应用的系统化计算流程。以敏东研究区为例，开展采区规划方案生成、风险统计和多目标比选，分析多场景覆岩扰动前置约束对工作面布置结果的影响，为采区规划阶段的风险前置控制和方案优化提供参考</w:t>
       </w:r>
       <w:r>
         <w:t>。</w:t>
@@ -803,15 +650,7 @@
         <w:t xml:space="preserve">1 </w:t>
       </w:r>
       <w:r>
-        <w:t>多</w:t>
-      </w:r>
-      <w:proofErr w:type="gramStart"/>
-      <w:r>
-        <w:t>场景覆岩扰动</w:t>
-      </w:r>
-      <w:proofErr w:type="gramEnd"/>
-      <w:r>
-        <w:t>约束下采区规划模式与关键问题</w:t>
+        <w:t>多场景覆岩扰动约束下采区规划模式与关键问题</w:t>
       </w:r>
     </w:p>
     <w:p>
@@ -826,35 +665,7 @@
         <w:rPr>
           <w:rFonts w:hint="eastAsia"/>
         </w:rPr>
-        <w:t>采区规划的核心任务是在给定资源赋存条件和生产组织要求下，确定工作面数量、工作面宽度、推进方向、</w:t>
-      </w:r>
-      <w:proofErr w:type="gramStart"/>
-      <w:r>
-        <w:rPr>
-          <w:rFonts w:hint="eastAsia"/>
-        </w:rPr>
-        <w:t>煤柱留设及</w:t>
-      </w:r>
-      <w:proofErr w:type="gramEnd"/>
-      <w:r>
-        <w:rPr>
-          <w:rFonts w:hint="eastAsia"/>
-        </w:rPr>
-        <w:t>巷道服务关系等关键参数。其规划结果不仅影响资源回收率和巷道工程量，也直接关系到地表沉陷、导水裂隙带发育、含水层保护和上行开采安全等工程问题。因此，采区规划并不是单一的几何布置问题，而是地质条件、开采参数、资源利用和</w:t>
-      </w:r>
-      <w:proofErr w:type="gramStart"/>
-      <w:r>
-        <w:rPr>
-          <w:rFonts w:hint="eastAsia"/>
-        </w:rPr>
-        <w:t>覆岩</w:t>
-      </w:r>
-      <w:proofErr w:type="gramEnd"/>
-      <w:r>
-        <w:rPr>
-          <w:rFonts w:hint="eastAsia"/>
-        </w:rPr>
-        <w:t>扰动共同约束下的采矿工程决策问题。</w:t>
+        <w:t>采区规划的核心任务是在给定资源赋存条件、边界条件和生产组织要求下，确定工作面数量、工作面宽度、推进方向、煤柱留设和巷道服务关系等关键内容。工作面布置结果不仅决定资源回收率和巷道工程量，也会影响地表沉陷、导水裂隙带发育、含水层保护和上行开采安全。因此，采区规划并不是单纯的几何划分问题，而是地质条件、开采参数、资源利用和覆岩扰动共同约束下的采矿工程决策问题。</w:t>
       </w:r>
     </w:p>
     <w:p>
@@ -862,100 +673,41 @@
         <w:pStyle w:val="100"/>
         <w:ind w:firstLine="420"/>
       </w:pPr>
-      <w:r>
-        <w:rPr>
-          <w:rFonts w:hint="eastAsia"/>
-        </w:rPr>
-        <w:t>传统采区规划通常以采区边界、煤层赋存条件、工作面设计经验和</w:t>
-      </w:r>
-      <w:proofErr w:type="gramStart"/>
-      <w:r>
-        <w:rPr>
-          <w:rFonts w:hint="eastAsia"/>
-        </w:rPr>
-        <w:t>煤柱留设规则</w:t>
-      </w:r>
-      <w:proofErr w:type="gramEnd"/>
-      <w:r>
-        <w:rPr>
-          <w:rFonts w:hint="eastAsia"/>
-        </w:rPr>
-        <w:t>为依据，先形成相对明确的工作面布置方案，再对沉陷、水害、</w:t>
-      </w:r>
-      <w:proofErr w:type="gramStart"/>
-      <w:r>
-        <w:rPr>
-          <w:rFonts w:hint="eastAsia"/>
-        </w:rPr>
-        <w:t>覆岩破坏</w:t>
-      </w:r>
-      <w:proofErr w:type="gramEnd"/>
-      <w:r>
-        <w:rPr>
-          <w:rFonts w:hint="eastAsia"/>
-        </w:rPr>
-        <w:t>或上行开采等风险进行校核。这种模式在常规矿井设计中具有较强实用性，但在地质条件复杂、保护对象较多</w:t>
-      </w:r>
-      <w:proofErr w:type="gramStart"/>
-      <w:r>
-        <w:rPr>
-          <w:rFonts w:hint="eastAsia"/>
-        </w:rPr>
-        <w:t>或覆岩扰动</w:t>
-      </w:r>
-      <w:proofErr w:type="gramEnd"/>
-      <w:r>
-        <w:rPr>
-          <w:rFonts w:hint="eastAsia"/>
-        </w:rPr>
-        <w:t>约束显著</w:t>
-      </w:r>
-      <w:r>
-        <w:rPr>
-          <w:rFonts w:hint="eastAsia"/>
-        </w:rPr>
-        <w:lastRenderedPageBreak/>
-        <w:t>的采区中，容易出现规划方案与风险控制脱节的问题。为此，需要</w:t>
-      </w:r>
-      <w:proofErr w:type="gramStart"/>
-      <w:r>
-        <w:rPr>
-          <w:rFonts w:hint="eastAsia"/>
-        </w:rPr>
-        <w:t>将覆岩扰动</w:t>
-      </w:r>
-      <w:proofErr w:type="gramEnd"/>
-      <w:r>
-        <w:rPr>
-          <w:rFonts w:hint="eastAsia"/>
-        </w:rPr>
-        <w:t>风险由后置校核转变为前置约束，使其在方案生成阶段即参与工作面布置和方案筛选。</w:t>
-      </w:r>
-    </w:p>
-    <w:p>
-      <w:pPr>
-        <w:pStyle w:val="12"/>
-      </w:pPr>
-      <w:r>
-        <w:t xml:space="preserve">1.1 </w:t>
-      </w:r>
-      <w:r>
-        <w:t>传统采区规划流程及不足</w:t>
-      </w:r>
     </w:p>
     <w:p>
       <w:pPr>
         <w:pStyle w:val="100"/>
         <w:ind w:firstLine="420"/>
-        <w:rPr>
-          <w:rFonts w:hint="eastAsia"/>
-        </w:rPr>
-      </w:pPr>
-      <w:r>
-        <w:rPr>
-          <w:rFonts w:hint="eastAsia"/>
-        </w:rPr>
-        <w:t>传统采区规划一般遵循“边界确定—参数选取—工作面布置—风险校核—方案调整”的流程。首先，根据采区边界、煤层厚度、构造条件和生产接续要求确定可采范围；其次，依据经验规则或设计规范确定工作面宽度、区段煤柱、边界煤柱和推进方向；然后形成初步工作面布置方案；最后再对地表沉陷、导水裂隙带发育、含水层受扰和上行开采安全性等问题进行校核。</w:t>
+      </w:pPr>
+      <w:r>
+        <w:rPr>
+          <w:rFonts w:hint="eastAsia"/>
+        </w:rPr>
+        <w:t>传统采区规划通常先依据采区边界、煤层赋存条件、工作面宽度、煤柱留设和推进方向形成初步布置方案，再对沉陷、水害、覆岩破坏或上行开采等风险进行校核。这种模式符合常规矿井设计习惯，但在地质条件复杂、保护对象较多或覆岩扰动约束突出的采区中，容易出现布置方案与风险控制要求不协调的问题。为降低方案反复调整的可能性，有必要将覆岩扰动风险由后置校核</w:t>
+      </w:r>
+      <w:r>
+        <w:rPr>
+          <w:rFonts w:hint="eastAsia"/>
+        </w:rPr>
+        <w:lastRenderedPageBreak/>
+        <w:t>转为前置约束，使其在工作面布置方案形成阶段即参与规划</w:t>
+      </w:r>
+      <w:r>
+        <w:rPr>
+          <w:rFonts w:hint="eastAsia"/>
+        </w:rPr>
+        <w:t>。</w:t>
+      </w:r>
+    </w:p>
+    <w:p>
+      <w:pPr>
+        <w:pStyle w:val="12"/>
+      </w:pPr>
+      <w:r>
+        <w:t xml:space="preserve">1.1 </w:t>
+      </w:r>
+      <w:r>
+        <w:t>传统采区规划流程及不足</w:t>
       </w:r>
     </w:p>
     <w:p>
@@ -970,21 +722,7 @@
         <w:rPr>
           <w:rFonts w:hint="eastAsia"/>
         </w:rPr>
-        <w:t>该流程的优点是工程逻辑清晰、设计过程直观，适合地质条件相对简单或风险约束较弱的采区。但在多场景风险共同作用下，其不足也较为明显。第一，地质信息多以钻孔、剖面和分层资料形式参与设计，往往难以直接转化为工作面布置可调用的连续空间约束。第二，</w:t>
-      </w:r>
-      <w:proofErr w:type="gramStart"/>
-      <w:r>
-        <w:rPr>
-          <w:rFonts w:hint="eastAsia"/>
-        </w:rPr>
-        <w:t>覆岩扰动</w:t>
-      </w:r>
-      <w:proofErr w:type="gramEnd"/>
-      <w:r>
-        <w:rPr>
-          <w:rFonts w:hint="eastAsia"/>
-        </w:rPr>
-        <w:t>风险多在方案形成后进行校核，当发现工作面与高扰动敏感区、含水层保护范围或上行开采安全边界发生冲突时，通常需要重新调整工作面边界、煤柱宽度或推进方向。第三，不同风险场景的评价口径不同，若分别进行校核，容易造成方案调整依据分散，不利于不同候选方案之间开展统一比较。</w:t>
+        <w:t>采区规划的核心任务是在给定资源赋存条件、边界条件和生产组织要求下，确定工作面数量、工作面宽度、推进方向、煤柱留设和巷道服务关系等关键内容。工作面布置结果不仅决定资源回收率和巷道工程量，也会影响地表沉陷、导水裂隙带发育、含水层保护和上行开采安全。因此，采区规划并不是单纯的几何划分问题，而是地质条件、开采参数、资源利用和覆岩扰动共同约束下的采矿工程决策问题。</w:t>
       </w:r>
     </w:p>
     <w:p>
@@ -996,35 +734,13 @@
         <w:rPr>
           <w:rFonts w:hint="eastAsia"/>
         </w:rPr>
-        <w:t>由此可见，传统采区规划中的主要矛盾不在于缺少单一风险评价方法，而在于地质信息、</w:t>
-      </w:r>
-      <w:proofErr w:type="gramStart"/>
-      <w:r>
-        <w:rPr>
-          <w:rFonts w:hint="eastAsia"/>
-        </w:rPr>
-        <w:t>覆岩扰动</w:t>
-      </w:r>
-      <w:proofErr w:type="gramEnd"/>
-      <w:r>
-        <w:rPr>
-          <w:rFonts w:hint="eastAsia"/>
-        </w:rPr>
-        <w:t>和工作面布置之间缺少统一的前置耦合机制。若风险评价仍停留在方案形成后的校核环节，规划过程容易表现为“先布置、后修改”的串行模式，难以在方案生成阶段主动避让高扰动区域，也难以形成具有同</w:t>
-      </w:r>
-      <w:proofErr w:type="gramStart"/>
-      <w:r>
-        <w:rPr>
-          <w:rFonts w:hint="eastAsia"/>
-        </w:rPr>
-        <w:t>一评价</w:t>
-      </w:r>
-      <w:proofErr w:type="gramEnd"/>
-      <w:r>
-        <w:rPr>
-          <w:rFonts w:hint="eastAsia"/>
-        </w:rPr>
-        <w:t>口径的多方案比选结果。</w:t>
+        <w:t>传统采区规划通常先依据采区边界、煤层赋存条件、工作面宽度、煤柱留设和推进方向形成初步布置方案，再对沉陷、水害、覆岩破坏或上行开采等风险进行校核。这种模式符合常规矿井设计习惯，但在地质条件复杂、保护对象较多或覆岩扰动约束突出的采区中，容易出现布置方案与风险控制要求不协调的问题。为降低方案反复调整的可能性，有必要将覆岩扰动风险由后置校核转为前置约束，使其在工作面布置方案形成阶段即参与规划</w:t>
+      </w:r>
+      <w:r>
+        <w:rPr>
+          <w:rFonts w:hint="eastAsia"/>
+        </w:rPr>
+        <w:t>。</w:t>
       </w:r>
       <w:bookmarkStart w:id="0" w:name="_Ref227766961"/>
     </w:p>
@@ -1037,59 +753,22 @@
         <w:t xml:space="preserve">1.2 </w:t>
       </w:r>
       <w:r>
-        <w:t>多</w:t>
-      </w:r>
-      <w:proofErr w:type="gramStart"/>
-      <w:r>
-        <w:t>场景覆岩扰动</w:t>
-      </w:r>
-      <w:proofErr w:type="gramEnd"/>
-      <w:r>
-        <w:t>约束下采区规划模式</w:t>
+        <w:t>多场景覆岩扰动约束下采区规划模式</w:t>
       </w:r>
     </w:p>
     <w:p>
       <w:pPr>
         <w:pStyle w:val="100"/>
         <w:ind w:firstLine="420"/>
-      </w:pPr>
-      <w:r>
-        <w:t>针对上述问题，本文将地表沉陷、含水层扰动和上行开采</w:t>
-      </w:r>
-      <w:proofErr w:type="gramStart"/>
-      <w:r>
-        <w:t>等覆岩</w:t>
-      </w:r>
-      <w:proofErr w:type="gramEnd"/>
-      <w:r>
-        <w:t>扰动风险前置到采区规划阶段，构建多</w:t>
-      </w:r>
-      <w:proofErr w:type="gramStart"/>
-      <w:r>
-        <w:t>场景覆岩扰动</w:t>
-      </w:r>
-      <w:proofErr w:type="gramEnd"/>
-      <w:r>
-        <w:t>约束下的采区规划模式。该</w:t>
-      </w:r>
-      <w:r>
-        <w:t>模式的基本思想是：在工作面布置方案形成之前，先将采区边界、钻孔样点和设计参数转换为有效</w:t>
-      </w:r>
-      <w:proofErr w:type="gramStart"/>
-      <w:r>
-        <w:t>布置域与连续</w:t>
-      </w:r>
-      <w:proofErr w:type="gramEnd"/>
-      <w:r>
-        <w:t>参数场，再将多</w:t>
-      </w:r>
-      <w:proofErr w:type="gramStart"/>
-      <w:r>
-        <w:t>场景覆岩扰动</w:t>
-      </w:r>
-      <w:proofErr w:type="gramEnd"/>
-      <w:r>
-        <w:t>评价结果统一组织为综合扰动约束，最后在该约束下生成和筛选工作面布置方案。</w:t>
+        <w:rPr>
+          <w:rFonts w:hint="eastAsia"/>
+        </w:rPr>
+      </w:pPr>
+      <w:r>
+        <w:rPr>
+          <w:rFonts w:hint="eastAsia"/>
+        </w:rPr>
+        <w:t>针对上述问题，本文将地表沉陷、含水层扰动和上行开采等覆岩扰动风险前置到采区规划阶段，构建多场景覆岩扰动约束下的采区规划模式。该模式的基本思路是：在工作面布置方案生成之前，先将采区边界、钻孔样点和设计参数转化为有效布置域与连续参数场，再将多场景覆岩扰动评价结果统一组织为综合扰动约束，最后在该约束下生成和筛选工作面布置方案。</w:t>
       </w:r>
     </w:p>
     <w:p>
@@ -1097,144 +776,53 @@
         <w:pStyle w:val="100"/>
         <w:ind w:firstLine="420"/>
       </w:pPr>
-      <w:r>
-        <w:t>与传统</w:t>
-      </w:r>
-      <w:r>
-        <w:t>“</w:t>
-      </w:r>
-      <w:r>
-        <w:t>先布置、后校核</w:t>
-      </w:r>
-      <w:r>
-        <w:t>”</w:t>
-      </w:r>
-      <w:r>
-        <w:t>的流程相比，多场景约束规划模式强调风险约束与工作面布置同步参与。具体而言，采区边界和煤柱参数用于确定工作面可布置范围；钻孔样点和煤层厚度等属性用于构建采区基础地质模型；地表沉陷、含水层扰动和上行开采等风险评价结果用于</w:t>
-      </w:r>
-      <w:proofErr w:type="gramStart"/>
-      <w:r>
-        <w:t>形成覆岩扰动</w:t>
-      </w:r>
-      <w:proofErr w:type="gramEnd"/>
-      <w:r>
-        <w:t>约束底图；工作面数量、宽度、推进方向和</w:t>
-      </w:r>
-      <w:proofErr w:type="gramStart"/>
-      <w:r>
-        <w:t>煤柱留设则</w:t>
-      </w:r>
-      <w:proofErr w:type="gramEnd"/>
-      <w:r>
-        <w:t>作为方案生成变量，参与多目标规划与筛选。通过这一处理，采区规划由单一几何布置过程转变为</w:t>
-      </w:r>
-      <w:r>
-        <w:t>“</w:t>
-      </w:r>
-      <w:r>
-        <w:t>地质建模</w:t>
-      </w:r>
-      <w:r>
-        <w:t>—</w:t>
-      </w:r>
-      <w:r>
-        <w:t>扰动评价</w:t>
-      </w:r>
-      <w:r>
-        <w:t>—</w:t>
-      </w:r>
-      <w:r>
-        <w:t>方案生成</w:t>
-      </w:r>
-      <w:r>
-        <w:t>—</w:t>
-      </w:r>
-      <w:r>
-        <w:t>多目标筛选</w:t>
-      </w:r>
-      <w:r>
-        <w:t>”</w:t>
-      </w:r>
-      <w:r>
-        <w:t>的综合决策过程。</w:t>
-      </w:r>
     </w:p>
     <w:p>
       <w:pPr>
         <w:pStyle w:val="100"/>
         <w:ind w:firstLine="420"/>
-      </w:pPr>
-      <w:r>
-        <w:t>多场景约束下采区规划的主要特点包括</w:t>
-      </w:r>
-      <w:r>
-        <w:t>3</w:t>
-      </w:r>
-      <w:r>
-        <w:t>点。第一，风险控制前置。</w:t>
-      </w:r>
-      <w:proofErr w:type="gramStart"/>
-      <w:r>
-        <w:t>覆岩扰动</w:t>
-      </w:r>
-      <w:proofErr w:type="gramEnd"/>
-      <w:r>
-        <w:t>不再只是布局完成后的校核指标，而是在候选方案生成阶段参与工作面布置约束。第二，规划对象空间化。钻孔、煤厚、边界和煤柱等信息被组织到同一空间框架中，为工作面布置提供连续参数基础。第三，方案比较指标化。不同候选方案不再仅依据覆盖面积或工程经验判断优劣，而是通过工程效率、资源回收和扰动控制等指标进行综合比较。</w:t>
+        <w:rPr>
+          <w:rFonts w:hint="eastAsia"/>
+        </w:rPr>
+      </w:pPr>
+      <w:r>
+        <w:rPr>
+          <w:rFonts w:hint="eastAsia"/>
+        </w:rPr>
+        <w:t>与传统“先布置、后校核”的流程相比，多场景约束规划模式强调风险约束与工作面布置同步参与。采区边界和煤柱参数用于确定工作面可布置范围，钻孔样点和煤层厚度等属性用于构建采区基础地质模型，地表沉陷、含水层扰动和上行开采等评价结果用于形成覆岩扰动约束底图，工作面数量、宽度、推进方向和煤柱留设作为方案生成变量参与筛选。通过这一处理，采区规划由单一几何布置过程转变为“地质建模—扰动评价—方案生成—多目标筛选”的综合规划过程。</w:t>
       </w:r>
     </w:p>
     <w:p>
       <w:pPr>
         <w:pStyle w:val="100"/>
         <w:ind w:firstLine="420"/>
-      </w:pPr>
-      <w:r>
-        <w:t>按照上述思路，</w:t>
-      </w:r>
-      <w:r>
-        <w:t>传统采区规划与多场景约束采区规划流程对比如图</w:t>
+        <w:rPr>
+          <w:rFonts w:hint="eastAsia"/>
+        </w:rPr>
+      </w:pPr>
+      <w:r>
+        <w:rPr>
+          <w:rFonts w:hint="eastAsia"/>
+        </w:rPr>
+        <w:t>按照上述思路，传统采区规划与多场景约束采区规划流程对比如</w:t>
+      </w:r>
+      <w:r>
+        <w:t>图</w:t>
       </w:r>
       <w:r>
         <w:t>1</w:t>
       </w:r>
       <w:r>
-        <w:t>所示</w:t>
-      </w:r>
-      <w:r>
-        <w:rPr>
-          <w:rFonts w:hint="eastAsia"/>
-        </w:rPr>
-        <w:t>，</w:t>
-      </w:r>
-      <w:r>
-        <w:t>多</w:t>
-      </w:r>
-      <w:proofErr w:type="gramStart"/>
-      <w:r>
-        <w:t>场景覆岩扰动</w:t>
-      </w:r>
-      <w:proofErr w:type="gramEnd"/>
-      <w:r>
-        <w:t>约束下采区规划流程可概括为：首先，导入采区边界、钻孔样点和设计参数，构建有效布置域和连续参数场；其次，综合地表沉陷、含水层扰动和上行开采等风险因素，形成</w:t>
-      </w:r>
-      <w:proofErr w:type="gramStart"/>
-      <w:r>
-        <w:t>综合覆岩扰动</w:t>
-      </w:r>
-      <w:proofErr w:type="gramEnd"/>
-      <w:r>
-        <w:t>指数；再次，在有效布置域和扰动约束下生成工作面候选方案；最后，统计不同方案的覆盖率、资源利用水平和扰动暴露指标，并根据不同规划偏好输出推荐方案。该流程为后续系统化计算和工程应用提供了基本框架</w:t>
-      </w:r>
-      <w:r>
-        <w:t>。</w:t>
+        <w:rPr>
+          <w:rFonts w:hint="eastAsia"/>
+        </w:rPr>
+        <w:t>所示。</w:t>
       </w:r>
     </w:p>
     <w:p>
       <w:pPr>
         <w:pStyle w:val="100"/>
         <w:ind w:firstLineChars="0" w:firstLine="0"/>
-        <w:rPr>
-          <w:rFonts w:hint="eastAsia"/>
-        </w:rPr>
         <w:sectPr>
           <w:footerReference w:type="even" r:id="rId9"/>
           <w:footerReference w:type="default" r:id="rId10"/>
@@ -1256,9 +844,8 @@
         <w:rPr>
           <w:noProof/>
         </w:rPr>
-        <w:lastRenderedPageBreak/>
         <w:drawing>
-          <wp:inline distT="0" distB="0" distL="0" distR="0" wp14:anchorId="24F9AE72" wp14:editId="67418A9B">
+          <wp:inline distT="0" distB="0" distL="0" distR="0" wp14:anchorId="24F9AE72" wp14:editId="78DD1D6F">
             <wp:extent cx="5778000" cy="3181833"/>
             <wp:effectExtent l="0" t="0" r="0" b="0"/>
             <wp:docPr id="3" name="图片 2"/>
@@ -1371,9 +958,6 @@
     <w:p>
       <w:pPr>
         <w:pStyle w:val="14"/>
-        <w:rPr>
-          <w:rFonts w:hint="eastAsia"/>
-        </w:rPr>
       </w:pPr>
       <w:r>
         <w:t xml:space="preserve">Fig.1 </w:t>
@@ -1398,89 +982,78 @@
       <w:pPr>
         <w:pStyle w:val="100"/>
         <w:ind w:firstLine="420"/>
-      </w:pPr>
-      <w:r>
-        <w:t>由</w:t>
-      </w:r>
-      <w:r>
-        <w:fldChar w:fldCharType="begin"/>
-      </w:r>
-      <w:r>
-        <w:instrText xml:space="preserve"> REF _Ref227925737 \h </w:instrText>
-      </w:r>
-      <w:r>
-        <w:fldChar w:fldCharType="separate"/>
-      </w:r>
-      <w:r>
-        <w:rPr>
-          <w:rFonts w:hint="eastAsia"/>
-        </w:rPr>
-        <w:t>图</w:t>
-      </w:r>
-      <w:r>
-        <w:rPr>
-          <w:noProof/>
+        <w:rPr>
+          <w:rFonts w:hint="eastAsia"/>
+        </w:rPr>
+      </w:pPr>
+      <w:r>
+        <w:rPr>
+          <w:rFonts w:hint="eastAsia"/>
+        </w:rPr>
+        <w:t>由图</w:t>
+      </w:r>
+      <w:r>
+        <w:rPr>
+          <w:rFonts w:hint="eastAsia"/>
         </w:rPr>
         <w:t>1</w:t>
       </w:r>
       <w:r>
-        <w:fldChar w:fldCharType="end"/>
-      </w:r>
-      <w:r>
-        <w:t>可见，传统规划流程</w:t>
-      </w:r>
-      <w:proofErr w:type="gramStart"/>
-      <w:r>
-        <w:t>中覆岩</w:t>
-      </w:r>
-      <w:proofErr w:type="gramEnd"/>
-      <w:r>
-        <w:t>扰动风险多位于方案形成之后，而多场景约束规划模式将扰动风险提前转化为空间约束，使其在工作面布置和方案筛选阶段即发挥作用。该模式的关键不在于增加单一校核环节，而在于将地质建模、扰动评价和方案优选纳入统一规划流程</w:t>
-      </w:r>
-    </w:p>
-    <w:p>
-      <w:pPr>
-        <w:pStyle w:val="12"/>
-      </w:pPr>
-      <w:r>
-        <w:t xml:space="preserve">1.3 </w:t>
-      </w:r>
-      <w:r>
-        <w:t>多场景约束采区规划需解决的关键问题</w:t>
+        <w:rPr>
+          <w:rFonts w:hint="eastAsia"/>
+        </w:rPr>
+        <w:t>可见，传统规划流程中覆岩扰动风险多位于方案形成之后，而多场景约束规划模式将扰动风险提前转化为空间约束，使其在工作面布置和方案筛选阶段即发挥作用。该模式的重点不是增加一个单独校核环节，而是将地质建模、扰</w:t>
+      </w:r>
+      <w:r>
+        <w:rPr>
+          <w:rFonts w:hint="eastAsia"/>
+        </w:rPr>
+        <w:t>动评价和方案优选纳入同一采区规划流程。</w:t>
       </w:r>
     </w:p>
     <w:p>
       <w:pPr>
         <w:pStyle w:val="100"/>
         <w:ind w:firstLine="420"/>
-      </w:pPr>
-      <w:r>
-        <w:t>要实现多</w:t>
-      </w:r>
-      <w:proofErr w:type="gramStart"/>
-      <w:r>
-        <w:t>场景覆岩扰动</w:t>
-      </w:r>
-      <w:proofErr w:type="gramEnd"/>
-      <w:r>
-        <w:t>约束下的采区规划，需要解决采区地质建模、多场景扰动评价和工作面方案筛选</w:t>
-      </w:r>
-      <w:r>
+        <w:rPr>
+          <w:rFonts w:hint="eastAsia"/>
+        </w:rPr>
+      </w:pPr>
+      <w:r>
+        <w:rPr>
+          <w:rFonts w:hint="eastAsia"/>
+        </w:rPr>
+        <w:t>多场景约束下采区规划具有</w:t>
+      </w:r>
+      <w:r>
+        <w:rPr>
+          <w:rFonts w:hint="eastAsia"/>
+        </w:rPr>
         <w:t>3</w:t>
       </w:r>
       <w:r>
-        <w:t>个关键问题。</w:t>
-      </w:r>
-    </w:p>
-    <w:p>
-      <w:pPr>
-        <w:pStyle w:val="130"/>
-      </w:pPr>
-      <w:r>
-        <w:t xml:space="preserve">1.3.1 </w:t>
-      </w:r>
-      <w:r>
-        <w:t>采区地质信息空间化表达</w:t>
+        <w:rPr>
+          <w:rFonts w:hint="eastAsia"/>
+        </w:rPr>
+        <w:t>个特点。第一，风险控制前置。覆岩扰动不再只是工作面布置完成后的校核指标，而是在方案生成阶段参与布置约束。第二，规划对象空间化。钻孔、煤厚、边界</w:t>
+      </w:r>
+      <w:r>
+        <w:rPr>
+          <w:rFonts w:hint="eastAsia"/>
+        </w:rPr>
+        <w:lastRenderedPageBreak/>
+        <w:t>和煤柱等信息被组织到同一空间框架中，为工作面布置提供连续参数基础。第三，方案比较指标化。不同布置方案不再仅依据覆盖面积或经验判断优劣，而是通过工程效率、资源回收和扰动控制等指标进行综合比较。</w:t>
+      </w:r>
+    </w:p>
+    <w:p>
+      <w:pPr>
+        <w:pStyle w:val="12"/>
+      </w:pPr>
+      <w:r>
+        <w:t xml:space="preserve">1.3 </w:t>
+      </w:r>
+      <w:r>
+        <w:t>多场景约束采区规划需解决的关键问题</w:t>
       </w:r>
     </w:p>
     <w:p>
@@ -1489,7 +1062,27 @@
         <w:ind w:firstLine="420"/>
       </w:pPr>
       <w:r>
-        <w:t>采区规划首先依赖可靠的地质基础。钻孔样点、煤层厚度、岩性分布、采区边界和煤柱参数等资料通常来源不同、形式不同，其中钻孔和煤层属性多为离散数据，采区边界和煤柱约束则表现为空间几何条件。若这些信息仅作为设计背景或局部参数使用，难以直接参与工作面布置和方案统计。</w:t>
+        <w:t>要实现多场景覆岩扰动约束下的采区规划，需要解决采区地质信息空间化表达、多场景覆岩扰动统一评价和工作面布置方案生成与多目标筛选</w:t>
+      </w:r>
+      <w:r>
+        <w:t>3</w:t>
+      </w:r>
+      <w:r>
+        <w:t>个关键问题</w:t>
+      </w:r>
+      <w:r>
+        <w:t>。</w:t>
+      </w:r>
+    </w:p>
+    <w:p>
+      <w:pPr>
+        <w:pStyle w:val="130"/>
+      </w:pPr>
+      <w:r>
+        <w:t xml:space="preserve">1.3.1 </w:t>
+      </w:r>
+      <w:r>
+        <w:t>采区地质信息空间化表达</w:t>
       </w:r>
     </w:p>
     <w:p>
@@ -1498,26 +1091,7 @@
         <w:ind w:firstLine="420"/>
       </w:pPr>
       <w:r>
-        <w:t>因此，需要将离散地质资料和边界约束转换为采区规划可调用的空间对象。一方面，应根据采区边界、边界煤柱、区段煤柱和保护距离等条件构建有效布置域，明确工作面可布置范围；另一方面，应利用钻孔样点构建煤层厚度等连续参数场，使资源条件能够以空间变量形式参与方案比较。通过地质信息空间化处理，采区规划才能从经验布置转向基于空间数据的方案生成。</w:t>
-      </w:r>
-    </w:p>
-    <w:p>
-      <w:pPr>
-        <w:pStyle w:val="130"/>
-      </w:pPr>
-      <w:r>
-        <w:t xml:space="preserve">1.3.2 </w:t>
-      </w:r>
-      <w:r>
-        <w:t>多</w:t>
-      </w:r>
-      <w:proofErr w:type="gramStart"/>
-      <w:r>
-        <w:t>场景覆岩扰动</w:t>
-      </w:r>
-      <w:proofErr w:type="gramEnd"/>
-      <w:r>
-        <w:t>统一评价</w:t>
+        <w:t>采区规划首先依赖可靠的地质基础。钻孔样点、煤层厚度、岩性分布、采区边界和煤柱参数等资料来源不同、形式不同，其中钻孔和煤层属性多为离散数据，采区边界和煤柱约束则表现为空间几何条件。若这些信息仅作为设计背景或局部参数使用，难以直接参与工作面布置和方案统计。</w:t>
       </w:r>
     </w:p>
     <w:p>
@@ -1526,59 +1100,36 @@
         <w:ind w:firstLine="420"/>
       </w:pPr>
       <w:r>
-        <w:t>采区规划中</w:t>
-      </w:r>
-      <w:proofErr w:type="gramStart"/>
-      <w:r>
-        <w:t>的覆岩扰动</w:t>
-      </w:r>
-      <w:proofErr w:type="gramEnd"/>
-      <w:r>
-        <w:t>风险具有明显多场景特征。地表沉陷主要反映</w:t>
-      </w:r>
-      <w:proofErr w:type="gramStart"/>
-      <w:r>
-        <w:t>覆岩整体</w:t>
-      </w:r>
-      <w:proofErr w:type="gramEnd"/>
-      <w:r>
-        <w:t>移动和地表变形影响，含水层扰动主要受导水裂隙带发育高度、隔水层厚度和含水层敏感性控制，上行开采则更关注上覆岩层再扰动条件下的结构稳定性和安全边界。不同场景的控制对象、指标量纲和判据口径均存在差异。</w:t>
+        <w:t>因此，需要将离散地质资料和边界约束转化为采区规划可调用的空间对象。一方面，应根据采区边界、边界煤柱、区段煤柱和局部保护距离等条件构建有效布置域，明确工作面可布置范围；另一方面，应利用钻孔样点构建煤层厚度等连续参数场，使资源条件能够以空间变量形式参与方案比较。通过地质信息空间化处理，采区规划才能由经验布置逐步转向基于空间数据的方案生成</w:t>
+      </w:r>
+      <w:r>
+        <w:t>。</w:t>
+      </w:r>
+    </w:p>
+    <w:p>
+      <w:pPr>
+        <w:pStyle w:val="130"/>
+      </w:pPr>
+      <w:r>
+        <w:t xml:space="preserve">1.3.2 </w:t>
+      </w:r>
+      <w:r>
+        <w:t>多场景覆岩扰动统一评价</w:t>
       </w:r>
     </w:p>
     <w:p>
       <w:pPr>
         <w:pStyle w:val="100"/>
         <w:ind w:firstLine="420"/>
-      </w:pPr>
-      <w:r>
-        <w:t>若将上述风险分别作为独立约束参与规划，容易造成同一方案在不同场景下评价结果难以统一，也难以在候选方案之间形成综合风险判断。因此，需要建立面向采区规划的多</w:t>
-      </w:r>
-      <w:proofErr w:type="gramStart"/>
-      <w:r>
-        <w:t>场景覆岩扰动</w:t>
-      </w:r>
-      <w:proofErr w:type="gramEnd"/>
-      <w:r>
-        <w:t>统一评价方法，将不同风险场景转换为同一空间尺度下的扰动约束。本文采用</w:t>
-      </w:r>
-      <w:proofErr w:type="gramStart"/>
-      <w:r>
-        <w:t>综合覆岩扰动</w:t>
-      </w:r>
-      <w:proofErr w:type="gramEnd"/>
-      <w:r>
-        <w:t>指数表征多场景扰动水平，使地表沉陷、含水层扰动和上行开采等风险能够作为统一约束进入后续工作面布置方案筛选。</w:t>
-      </w:r>
-    </w:p>
-    <w:p>
-      <w:pPr>
-        <w:pStyle w:val="130"/>
-      </w:pPr>
-      <w:r>
-        <w:t xml:space="preserve">1.3.3 </w:t>
-      </w:r>
-      <w:r>
-        <w:t>工作面布置方案生成与多目标筛选</w:t>
+        <w:rPr>
+          <w:rFonts w:hint="eastAsia"/>
+        </w:rPr>
+      </w:pPr>
+      <w:r>
+        <w:rPr>
+          <w:rFonts w:hint="eastAsia"/>
+        </w:rPr>
+        <w:t>采区规划中的覆岩扰动风险具有明显多场景特征。地表沉陷主要反映覆岩整体移动和地表变形影响，含水层扰动主要受导水裂隙带发育高度、隔水层厚度和含水层敏感性控制，上行开采则更关注上覆岩层再扰动条件下的结构稳定性和安全边界。不同场景的控制对象、指标量纲和判据口径均存在差异。</w:t>
       </w:r>
     </w:p>
     <w:p>
@@ -1587,80 +1138,84 @@
         <w:ind w:firstLine="420"/>
       </w:pPr>
       <w:r>
-        <w:t>在地质模型和扰动约束确定后，采区规划仍需解决工作面布置方案如何生成和筛选的问题。工作面数量、宽度、推进方向、</w:t>
-      </w:r>
-      <w:proofErr w:type="gramStart"/>
-      <w:r>
-        <w:t>煤柱留设和</w:t>
-      </w:r>
-      <w:proofErr w:type="gramEnd"/>
-      <w:r>
-        <w:t>推进长度等参数共同决定采区布置形态，也影响资源回收、工程效率和扰动暴露程度。单纯追求高覆盖率可能增加与高扰动区的接触，过度避让风险又可能降低资源回收水平和生产组织效率。</w:t>
+        <w:rPr>
+          <w:rFonts w:hint="eastAsia"/>
+        </w:rPr>
+        <w:t>若将上述风险分别作为独立约束参与规划，同一工作面布置方案在不同场景下的评价结果难以统一，也不利于在候选方案之间形成综合风险判断。因此，需要建立面向采区规划的多场景覆岩扰动统一评价方法，将不同风险场景转换为同一空间尺度下的扰动约束。本文采用综合覆岩扰动指数表征多场景扰动水平，使地表沉陷、含水层扰动和上行开采等风险能够作为统一约束进入工作面布置方案筛选</w:t>
+      </w:r>
+      <w:r>
+        <w:t>。</w:t>
+      </w:r>
+    </w:p>
+    <w:p>
+      <w:pPr>
+        <w:pStyle w:val="130"/>
+      </w:pPr>
+      <w:r>
+        <w:t xml:space="preserve">1.3.3 </w:t>
+      </w:r>
+      <w:r>
+        <w:t>工作面布置方案生成与多目标筛选</w:t>
       </w:r>
     </w:p>
     <w:p>
       <w:pPr>
         <w:pStyle w:val="100"/>
         <w:ind w:firstLine="420"/>
-      </w:pPr>
-      <w:r>
-        <w:t>因此，多场景约束下的采区规划应在满足边界、煤柱、工作面宽度和推进方向等基本采矿约</w:t>
-      </w:r>
-      <w:r>
-        <w:lastRenderedPageBreak/>
-        <w:t>束的前提下，生成具有工程可实施性的候选方案，并对其进行统一评价。评价指标应同时反映工程效率、资源回收和扰动控制。其中，工程效率可反映工作面数量、布局规整性和推进长度合理性；资源回收可反映覆盖率和煤层厚度场利用程度；扰动控制则可通过方案区域内的</w:t>
-      </w:r>
-      <w:r>
-        <w:t>ODI</w:t>
-      </w:r>
-      <w:r>
-        <w:t>均值、</w:t>
-      </w:r>
-      <w:r>
-        <w:t>90%</w:t>
-      </w:r>
-      <w:r>
-        <w:t>分位数和超阈值暴露比例进行表征。</w:t>
+        <w:rPr>
+          <w:rFonts w:hint="eastAsia"/>
+        </w:rPr>
+      </w:pPr>
+      <w:r>
+        <w:rPr>
+          <w:rFonts w:hint="eastAsia"/>
+        </w:rPr>
+        <w:t>在地质模型和扰动约束确定后，采区规划仍</w:t>
+      </w:r>
+      <w:r>
+        <w:rPr>
+          <w:rFonts w:hint="eastAsia"/>
+        </w:rPr>
+        <w:t>需解决工作面布置方案如何生成和筛选的问题。工作面数量、工作面宽度、推进方向、煤柱留设和推进长度等参数共同决定采区布置形态，也影响资源回收、工程效率和扰动暴露程度。单纯追求高覆盖率可能增加工作面与高扰动区的接触，过度避让风险又可能降低资源回收水平和生产组织效率。</w:t>
       </w:r>
     </w:p>
     <w:p>
       <w:pPr>
         <w:pStyle w:val="100"/>
         <w:ind w:firstLine="420"/>
-      </w:pPr>
-      <w:r>
-        <w:t>上述</w:t>
-      </w:r>
-      <w:r>
-        <w:t>3</w:t>
-      </w:r>
-      <w:r>
-        <w:t>个问题共同构成多</w:t>
-      </w:r>
-      <w:proofErr w:type="gramStart"/>
-      <w:r>
-        <w:t>场景覆岩扰动</w:t>
-      </w:r>
-      <w:proofErr w:type="gramEnd"/>
-      <w:r>
-        <w:t>约束下采区规划的技术主线。其中，采区地质建模提供空间基础，多场景扰动评价提供风险约束，工作面方案生成与筛选提供规划结果。后文将围绕这</w:t>
-      </w:r>
-      <w:r>
-        <w:t>3</w:t>
-      </w:r>
-      <w:r>
-        <w:t>个环节，构建采区规划关键方法和系统化计算流程，并通过工程案例验证其适用性。</w:t>
-      </w:r>
-    </w:p>
-    <w:p>
-      <w:pPr>
-        <w:pStyle w:val="11"/>
-      </w:pPr>
-      <w:r>
-        <w:t xml:space="preserve">2 </w:t>
-      </w:r>
-      <w:r>
-        <w:t>多场景约束采区规划关键方法</w:t>
+        <w:rPr>
+          <w:rFonts w:hint="eastAsia"/>
+        </w:rPr>
+      </w:pPr>
+      <w:r>
+        <w:rPr>
+          <w:rFonts w:hint="eastAsia"/>
+        </w:rPr>
+        <w:t>因此，多场景约束下的采区规划应在满足边界、煤柱、工作面宽度、推进方向和推进长度等基本采矿约束的前提下，生成具有工程可实施性的候选方案，并对其进行统一评价。评价指标应同时反映工程效率、资源回收和扰动控制。其中，工程效率反映工作面数量、布局规整性和推进长度合理性；资源回收反映覆盖率和煤层厚度场利用程度；扰动控制则可通过方案区域内的</w:t>
+      </w:r>
+      <w:r>
+        <w:rPr>
+          <w:rFonts w:hint="eastAsia"/>
+        </w:rPr>
+        <w:t>ODI</w:t>
+      </w:r>
+      <w:r>
+        <w:rPr>
+          <w:rFonts w:hint="eastAsia"/>
+        </w:rPr>
+        <w:t>均值、</w:t>
+      </w:r>
+      <w:r>
+        <w:rPr>
+          <w:rFonts w:hint="eastAsia"/>
+        </w:rPr>
+        <w:t>90%</w:t>
+      </w:r>
+      <w:r>
+        <w:rPr>
+          <w:rFonts w:hint="eastAsia"/>
+        </w:rPr>
+        <w:t>分位数和超阈值暴露比例进行表征。</w:t>
       </w:r>
     </w:p>
     <w:p>
@@ -1669,119 +1224,179 @@
         <w:ind w:firstLine="420"/>
       </w:pPr>
       <w:r>
-        <w:t>多</w:t>
-      </w:r>
-      <w:proofErr w:type="gramStart"/>
-      <w:r>
-        <w:t>场景覆岩扰动</w:t>
-      </w:r>
-      <w:proofErr w:type="gramEnd"/>
-      <w:r>
-        <w:t>约束下的采区规划，需要将地质信息、开采设计参数和</w:t>
-      </w:r>
-      <w:proofErr w:type="gramStart"/>
-      <w:r>
-        <w:t>覆岩</w:t>
-      </w:r>
-      <w:proofErr w:type="gramEnd"/>
-      <w:r>
-        <w:t>扰动风险统一转化为工作面布置可调用的空间约束与评价指标。根据第</w:t>
-      </w:r>
-      <w:r>
-        <w:t>1</w:t>
-      </w:r>
-      <w:r>
-        <w:t>章提出的关键问题，本文从采区地质建模、多</w:t>
-      </w:r>
-      <w:proofErr w:type="gramStart"/>
-      <w:r>
-        <w:t>场景覆岩扰动</w:t>
-      </w:r>
-      <w:proofErr w:type="gramEnd"/>
-      <w:r>
-        <w:t>评价和工作面布置方案筛选</w:t>
-      </w:r>
-      <w:r>
+        <w:rPr>
+          <w:rFonts w:hint="eastAsia"/>
+        </w:rPr>
+        <w:t>上述</w:t>
+      </w:r>
+      <w:r>
+        <w:rPr>
+          <w:rFonts w:hint="eastAsia"/>
+        </w:rPr>
         <w:t>3</w:t>
       </w:r>
       <w:r>
-        <w:t>个方面构建关键方法。其核心思路为：以采区边界和钻孔样点为基础形成规划底图，以</w:t>
-      </w:r>
-      <w:proofErr w:type="gramStart"/>
-      <w:r>
-        <w:t>综合覆岩扰动</w:t>
-      </w:r>
-      <w:proofErr w:type="gramEnd"/>
-      <w:r>
-        <w:t>指数表征多场景风险，以工作面布置方案为评价对象，最终实现工程效率、资源回收和扰动控制之间的综合比选。</w:t>
-      </w:r>
-    </w:p>
-    <w:p>
-      <w:pPr>
-        <w:pStyle w:val="12"/>
-      </w:pPr>
-      <w:r>
-        <w:t xml:space="preserve">2.1 </w:t>
-      </w:r>
-      <w:r>
-        <w:t>采区地质建模与有效布置域构建</w:t>
+        <w:rPr>
+          <w:rFonts w:hint="eastAsia"/>
+        </w:rPr>
+        <w:t>个问题共同构成多场景覆岩扰动约束下采区规划的技术主线。其中，采区地质建模提供空间基础，多场景扰动评价提供风险约束，工作面方案生成与筛选形成规划结果。后文围绕这</w:t>
+      </w:r>
+      <w:r>
+        <w:rPr>
+          <w:rFonts w:hint="eastAsia"/>
+        </w:rPr>
+        <w:t>3</w:t>
+      </w:r>
+      <w:r>
+        <w:rPr>
+          <w:rFonts w:hint="eastAsia"/>
+        </w:rPr>
+        <w:t>个环节构建关键方法和系统化计算流程，并通过工程案例验证其适用性</w:t>
+      </w:r>
+      <w:r>
+        <w:t>。</w:t>
+      </w:r>
+    </w:p>
+    <w:p>
+      <w:pPr>
+        <w:pStyle w:val="11"/>
+      </w:pPr>
+      <w:r>
+        <w:t xml:space="preserve">2 </w:t>
+      </w:r>
+      <w:r>
+        <w:t>多场景约束采区规划关键方法</w:t>
       </w:r>
     </w:p>
     <w:p>
       <w:pPr>
         <w:pStyle w:val="100"/>
         <w:ind w:firstLine="420"/>
-      </w:pPr>
-      <w:r>
-        <w:t>采区地质建模是多场景约束采区规划的基础环节。工作面布置不仅受采区边界控制，还受边界煤柱、区段煤柱、保护距离、煤层厚度和局部不可</w:t>
-      </w:r>
-      <w:proofErr w:type="gramStart"/>
-      <w:r>
-        <w:t>采区域</w:t>
-      </w:r>
-      <w:proofErr w:type="gramEnd"/>
-      <w:r>
-        <w:t>等因素影响。因此，在生成工作面布置方案之前，需要先将原始地质资料和设计约束转化为可用于空间计算的规划对象</w:t>
-      </w:r>
-      <w:r>
-        <w:t>。</w:t>
-      </w:r>
-    </w:p>
-    <w:p>
-      <w:pPr>
-        <w:pStyle w:val="130"/>
-      </w:pPr>
-      <w:r>
-        <w:t xml:space="preserve">2.1.1 </w:t>
-      </w:r>
-      <w:r>
-        <w:t>有效布置域构建</w:t>
+        <w:rPr>
+          <w:rFonts w:hint="eastAsia"/>
+        </w:rPr>
+      </w:pPr>
+      <w:r>
+        <w:rPr>
+          <w:rFonts w:hint="eastAsia"/>
+        </w:rPr>
+        <w:t>多场景覆岩扰动约束下的采区规划，需要将采区边界、钻孔资料、煤柱参数、工作面设计参数和覆岩扰动风险转化为统一的空间规划对象。其关键不只是建立一个评价指标，而是使地质条件、采矿约束和扰动风险能够同时参与工作面布置方案的生成与筛选。根据第</w:t>
+      </w:r>
+      <w:r>
+        <w:rPr>
+          <w:rFonts w:hint="eastAsia"/>
+        </w:rPr>
+        <w:t>1</w:t>
+      </w:r>
+      <w:r>
+        <w:rPr>
+          <w:rFonts w:hint="eastAsia"/>
+        </w:rPr>
+        <w:t>章提出的关键问题，本文从采区地质建模、多场景覆岩扰动评价和工作面布置方案筛选</w:t>
+      </w:r>
+      <w:r>
+        <w:rPr>
+          <w:rFonts w:hint="eastAsia"/>
+        </w:rPr>
+        <w:t>3</w:t>
+      </w:r>
+      <w:r>
+        <w:rPr>
+          <w:rFonts w:hint="eastAsia"/>
+        </w:rPr>
+        <w:t>个方面构建规划方法。</w:t>
       </w:r>
     </w:p>
     <w:p>
       <w:pPr>
         <w:pStyle w:val="100"/>
         <w:ind w:firstLine="420"/>
-      </w:pPr>
-      <w:r>
-        <w:t>原始采区边界通常不能直接作为工作面布置边界。实际设计中，边界煤柱、区段煤柱、保护对象和局部不可</w:t>
-      </w:r>
-      <w:proofErr w:type="gramStart"/>
-      <w:r>
-        <w:t>采区域</w:t>
-      </w:r>
-      <w:proofErr w:type="gramEnd"/>
-      <w:r>
-        <w:t>均会压缩可布置空间。本文在原始边界基础上叠加煤柱与保护约束，通过边界内缩、局部裁剪和几何合法性检查，得到有效布置域。</w:t>
+        <w:rPr>
+          <w:rFonts w:hint="eastAsia"/>
+        </w:rPr>
+      </w:pPr>
+      <w:r>
+        <w:rPr>
+          <w:rFonts w:hint="eastAsia"/>
+        </w:rPr>
+        <w:t>其中，采区地质建模用于明确工作面可布置范围和资源属性分布；多场景覆岩扰动评价用于识别高扰动敏感区并形成风险约束底图；工作面布置方案筛选用于在满足煤柱、宽度、推进方向和几何可实施性等采矿约束的基础上，比较不同方案在工程效率、资源回收和扰动控制方面的差异。三者共同构成多场景约束采区规划的技术路径。</w:t>
+      </w:r>
+    </w:p>
+    <w:p>
+      <w:pPr>
+        <w:pStyle w:val="12"/>
+      </w:pPr>
+      <w:r>
+        <w:t xml:space="preserve">2.1 </w:t>
+      </w:r>
+      <w:r>
+        <w:t>采区地质建模与有效布置域构建</w:t>
       </w:r>
     </w:p>
     <w:p>
       <w:pPr>
         <w:pStyle w:val="100"/>
         <w:ind w:firstLine="420"/>
-      </w:pPr>
-      <w:r>
-        <w:t>设原始采区边界为</w:t>
+        <w:rPr>
+          <w:rFonts w:hint="eastAsia"/>
+        </w:rPr>
+      </w:pPr>
+      <w:r>
+        <w:rPr>
+          <w:rFonts w:hint="eastAsia"/>
+        </w:rPr>
+        <w:t>采区地质建模是工作面布置方案生成的基础。传统采区规划中，采区边界、钻孔、煤层厚度、煤柱参数和局部保护对象往往分别作为图纸、表格或设计经验参与规划，缺少统一的空间表达方式。</w:t>
+      </w:r>
+      <w:r>
+        <w:rPr>
+          <w:rFonts w:hint="eastAsia"/>
+        </w:rPr>
+        <w:lastRenderedPageBreak/>
+        <w:t>为使这些信息能够直接进入工作面布置过程，需要将原始边界和离散钻孔资料转化为有效布置域和连续参数场。</w:t>
+      </w:r>
+    </w:p>
+    <w:p>
+      <w:pPr>
+        <w:pStyle w:val="100"/>
+        <w:ind w:firstLine="420"/>
+        <w:rPr>
+          <w:rFonts w:hint="eastAsia"/>
+        </w:rPr>
+      </w:pPr>
+      <w:r>
+        <w:rPr>
+          <w:rFonts w:hint="eastAsia"/>
+        </w:rPr>
+        <w:t>有效布置域用于回答“哪些区域可以布置工作面”，连续参数场用于回答“不同区域具有什么资源属性”。二者共同构成采区规划的基础空间底图。</w:t>
+      </w:r>
+    </w:p>
+    <w:p>
+      <w:pPr>
+        <w:pStyle w:val="130"/>
+      </w:pPr>
+      <w:r>
+        <w:t xml:space="preserve">2.1.1 </w:t>
+      </w:r>
+      <w:r>
+        <w:t>有效布置域构建</w:t>
+      </w:r>
+    </w:p>
+    <w:p>
+      <w:pPr>
+        <w:pStyle w:val="100"/>
+        <w:ind w:firstLine="420"/>
+      </w:pPr>
+      <w:r>
+        <w:t>原始采区边界通常不能直接作为工作面布置边界。实际设计中，边界煤柱、区段煤柱、保护对象、构造影响区和局部不可采区域均会压缩可布置空间。若直接依据原始边界进行工作面划分，容易出现越界布置、煤柱不足或局部几何形态不满足工程实施要求等问题。</w:t>
+      </w:r>
+    </w:p>
+    <w:p>
+      <w:pPr>
+        <w:pStyle w:val="100"/>
+        <w:ind w:firstLine="420"/>
+      </w:pPr>
+      <w:r>
+        <w:t>因此，本文在原始采区边界基础上叠加边界煤柱、区段煤柱和局部保护约束，通过边界内缩、局部裁剪和几何合法性检查，构建有效布置域。设原始采区边界为</w:t>
       </w:r>
       <w:r>
         <w:t xml:space="preserve"> </w:t>
@@ -1913,15 +1528,7 @@
         </m:sSub>
       </m:oMath>
       <w:r>
-        <w:t>，则有效</w:t>
-      </w:r>
-      <w:proofErr w:type="gramStart"/>
-      <w:r>
-        <w:t>布置域可表示</w:t>
-      </w:r>
-      <w:proofErr w:type="gramEnd"/>
-      <w:r>
-        <w:t>为：</w:t>
+        <w:t>，则有效布置域可表示为：</w:t>
       </w:r>
     </w:p>
     <w:p>
@@ -2142,10 +1749,7 @@
         <w:t xml:space="preserve"> </w:t>
       </w:r>
       <w:r>
-        <w:t>表示在边界煤柱、区段煤柱和局部保护约束共同作用下的空间</w:t>
-      </w:r>
-      <w:r>
-        <w:t>内缩与裁剪过程。</w:t>
+        <w:t>表示在边界煤柱、区段煤柱和局部保护约束共同作用下的空间内缩与裁剪过程。</w:t>
       </w:r>
     </w:p>
     <w:p>
@@ -2154,23 +1758,7 @@
         <w:ind w:firstLine="420"/>
       </w:pPr>
       <w:r>
-        <w:t>有效布置</w:t>
-      </w:r>
-      <w:proofErr w:type="gramStart"/>
-      <w:r>
-        <w:t>域用于</w:t>
-      </w:r>
-      <w:proofErr w:type="gramEnd"/>
-      <w:r>
-        <w:t>限定工作面布置的空间范围。后续生成的工作面方案均需满足</w:t>
-      </w:r>
-      <w:proofErr w:type="gramStart"/>
-      <w:r>
-        <w:t>不</w:t>
-      </w:r>
-      <w:proofErr w:type="gramEnd"/>
-      <w:r>
-        <w:t>越界、煤柱宽度满足要求、工作面不重叠和几何形态可实施等基本条件。经上述处理，可在方案生成阶段剔除越界、煤柱不足或形态异常的几何组合，避免无效方案进入后续评价。</w:t>
+        <w:t>有效布置域确定后，后续工作面方案均应在该范围内生成，并满足不越界、煤柱宽度满足要求、工作面不重叠和几何形态可实施等基本条件。该处理可在方案生成阶段剔除明显不符合采矿约束的几何组合，避免无效方案进入后续评价。</w:t>
       </w:r>
     </w:p>
     <w:p>
@@ -2181,15 +1769,7 @@
         <w:t xml:space="preserve">2.1.2 </w:t>
       </w:r>
       <w:r>
-        <w:t>连续</w:t>
-      </w:r>
-      <w:proofErr w:type="gramStart"/>
-      <w:r>
-        <w:t>参数场</w:t>
-      </w:r>
-      <w:proofErr w:type="gramEnd"/>
-      <w:r>
-        <w:t>构建</w:t>
+        <w:t>连续参数场构建</w:t>
       </w:r>
     </w:p>
     <w:p>
@@ -2198,13 +1778,19 @@
         <w:ind w:firstLine="420"/>
       </w:pPr>
       <w:r>
-        <w:t>钻孔资料是采区规划中最重要的基础地质信息之一，但钻孔样点本身具有离散性，难以直接参与工作面空间布置和方案统计。为使煤层厚度等地质属性进入规划评价，需要对离散钻孔样点进行空间插值，构建连续参数场。</w:t>
+        <w:t>钻孔资料是采区规划中反映煤层赋存条件的重要基础，但钻孔样点具有离散性，难以直接用于工作面覆盖范围统计和资源条件评价。若仅依据少量钻孔点或剖面判断煤厚变化，容易忽略采区内部资源属性的空间差异。因此，需要将钻孔</w:t>
+      </w:r>
+      <w:r>
+        <w:t>样点转化为连续参数场，使煤层厚度等属性能够以空间变量形式参与方案评价。</w:t>
       </w:r>
     </w:p>
     <w:p>
       <w:pPr>
         <w:pStyle w:val="100"/>
         <w:ind w:firstLine="420"/>
+        <w:rPr>
+          <w:rFonts w:hint="eastAsia"/>
+        </w:rPr>
       </w:pPr>
       <w:r>
         <w:t>设钻孔样点集合为：</w:t>
@@ -2422,13 +2008,8 @@
           <m:t>i</m:t>
         </m:r>
       </m:oMath>
-      <w:proofErr w:type="gramStart"/>
-      <w:r>
-        <w:t>个</w:t>
-      </w:r>
-      <w:proofErr w:type="gramEnd"/>
-      <w:r>
-        <w:t>钻孔的位置坐标；</w:t>
+      <w:r>
+        <w:t>个钻孔的位置坐标；</w:t>
       </w:r>
       <m:oMath>
         <m:sSub>
@@ -2461,7 +2042,7 @@
         <w:t xml:space="preserve"> </w:t>
       </w:r>
       <w:r>
-        <w:t>为对应的煤层厚度或其他属性值。规划域内任意位置</w:t>
+        <w:t>为对应煤层厚度或其他地质属性值。规划域内任意位置</w:t>
       </w:r>
       <w:r>
         <w:t xml:space="preserve"> </w:t>
@@ -2475,7 +2056,10 @@
         </m:r>
       </m:oMath>
       <w:r>
-        <w:t>处的属性估计值可表示为：</w:t>
+        <w:t>处的属性估计值可表示为</w:t>
+      </w:r>
+      <w:r>
+        <w:t>：</w:t>
       </w:r>
     </w:p>
     <w:p>
@@ -2712,13 +2296,8 @@
           <m:t>i</m:t>
         </m:r>
       </m:oMath>
-      <w:proofErr w:type="gramStart"/>
-      <w:r>
-        <w:t>个</w:t>
-      </w:r>
-      <w:proofErr w:type="gramEnd"/>
-      <w:r>
-        <w:t>钻孔样点对位置</w:t>
+      <w:r>
+        <w:t>个钻孔样点对位置</w:t>
       </w:r>
       <w:r>
         <w:t xml:space="preserve"> </w:t>
@@ -2732,15 +2311,10 @@
         </m:r>
       </m:oMath>
       <w:r>
-        <w:t>的空间权重。本文采用</w:t>
-      </w:r>
-      <w:proofErr w:type="gramStart"/>
-      <w:r>
-        <w:t>反距离</w:t>
-      </w:r>
-      <w:proofErr w:type="gramEnd"/>
-      <w:r>
-        <w:t>加权法构建煤层厚度连续参数场，其权重为：</w:t>
+        <w:t>的空间权重。本文采用反距离加权法构建煤层厚度连续参数场，其权重为</w:t>
+      </w:r>
+      <w:r>
+        <w:t>：</w:t>
       </w:r>
     </w:p>
     <w:p>
@@ -2842,7 +2416,7 @@
         <w:ind w:firstLine="420"/>
       </w:pPr>
       <w:r>
-        <w:t>式中：</w:t>
+        <w:t>其中，</w:t>
       </w:r>
       <m:oMath>
         <m:sSub>
@@ -2858,7 +2432,7 @@
               <w:rPr>
                 <w:rFonts w:ascii="Cambria Math" w:hAnsi="Cambria Math"/>
               </w:rPr>
-              <m:t>d</m:t>
+              <m:t>λ</m:t>
             </m:r>
           </m:e>
           <m:sub>
@@ -2870,12 +2444,32 @@
             </m:r>
           </m:sub>
         </m:sSub>
+        <m:r>
+          <w:rPr>
+            <w:rFonts w:ascii="Cambria Math" w:hAnsi="Cambria Math"/>
+          </w:rPr>
+          <m:t>(x)</m:t>
+        </m:r>
       </m:oMath>
       <w:r>
         <w:t xml:space="preserve"> </w:t>
       </w:r>
       <w:r>
-        <w:t>为位置</w:t>
+        <w:t>为第</w:t>
+      </w:r>
+      <w:r>
+        <w:t xml:space="preserve"> </w:t>
+      </w:r>
+      <m:oMath>
+        <m:r>
+          <w:rPr>
+            <w:rFonts w:ascii="Cambria Math" w:hAnsi="Cambria Math"/>
+          </w:rPr>
+          <m:t>i</m:t>
+        </m:r>
+      </m:oMath>
+      <w:r>
+        <w:t>个钻孔样点对位置</w:t>
       </w:r>
       <w:r>
         <w:t xml:space="preserve"> </w:t>
@@ -2889,40 +2483,27 @@
         </m:r>
       </m:oMath>
       <w:r>
-        <w:t>与第</w:t>
-      </w:r>
-      <w:r>
-        <w:t xml:space="preserve"> </w:t>
-      </w:r>
-      <m:oMath>
-        <m:r>
-          <w:rPr>
-            <w:rFonts w:ascii="Cambria Math" w:hAnsi="Cambria Math"/>
-          </w:rPr>
-          <m:t>i</m:t>
-        </m:r>
-      </m:oMath>
-      <w:proofErr w:type="gramStart"/>
-      <w:r>
-        <w:t>个</w:t>
-      </w:r>
-      <w:proofErr w:type="gramEnd"/>
-      <w:r>
-        <w:t>钻孔之间的距离；</w:t>
-      </w:r>
-      <m:oMath>
-        <m:r>
-          <w:rPr>
-            <w:rFonts w:ascii="Cambria Math" w:hAnsi="Cambria Math"/>
-          </w:rPr>
-          <m:t>p</m:t>
-        </m:r>
-      </m:oMath>
-      <w:r>
-        <w:t xml:space="preserve"> </w:t>
-      </w:r>
-      <w:r>
-        <w:t>为距离衰减指数。</w:t>
+        <w:t>的空间权重。本文采用反距离加权法构建煤层厚度连续参数场，其权重为</w:t>
+      </w:r>
+      <w:r>
+        <w:t>。</w:t>
+      </w:r>
+    </w:p>
+    <w:p>
+      <w:pPr>
+        <w:pStyle w:val="12"/>
+      </w:pPr>
+      <w:r>
+        <w:t xml:space="preserve">2.2 </w:t>
+      </w:r>
+      <w:r>
+        <w:t>多场景覆岩扰动评价与</w:t>
+      </w:r>
+      <w:r>
+        <w:t>ODI</w:t>
+      </w:r>
+      <w:r>
+        <w:t>约束</w:t>
       </w:r>
     </w:p>
     <w:p>
@@ -2931,48 +2512,7 @@
         <w:ind w:firstLine="420"/>
       </w:pPr>
       <w:r>
-        <w:t>连续</w:t>
-      </w:r>
-      <w:proofErr w:type="gramStart"/>
-      <w:r>
-        <w:t>参数场</w:t>
-      </w:r>
-      <w:proofErr w:type="gramEnd"/>
-      <w:r>
-        <w:t>构建完成后，依据有效布置域进行裁剪和网格化表达，使煤层厚度场、</w:t>
-      </w:r>
-      <w:proofErr w:type="gramStart"/>
-      <w:r>
-        <w:t>覆岩扰动场</w:t>
-      </w:r>
-      <w:proofErr w:type="gramEnd"/>
-      <w:r>
-        <w:t>和工作面布置区域处于同一空间参照下。这样，煤层厚度由离散钻孔属性转化为可参与资源覆盖统计的空间变量，为后续方案比选提供地质基础。</w:t>
-      </w:r>
-    </w:p>
-    <w:p>
-      <w:pPr>
-        <w:pStyle w:val="12"/>
-      </w:pPr>
-      <w:r>
-        <w:t xml:space="preserve">2.2 </w:t>
-      </w:r>
-      <w:r>
-        <w:t>多</w:t>
-      </w:r>
-      <w:proofErr w:type="gramStart"/>
-      <w:r>
-        <w:t>场景覆岩扰动</w:t>
-      </w:r>
-      <w:proofErr w:type="gramEnd"/>
-      <w:r>
-        <w:t>评价与</w:t>
-      </w:r>
-      <w:r>
-        <w:t>ODI</w:t>
-      </w:r>
-      <w:r>
-        <w:t>约束</w:t>
+        <w:t>采区规划中的覆岩扰动风险并非单一来源。地表沉陷主要反映覆岩整体移动及地表变形影响，含水层扰动主要受导水裂隙带发育高度、隔水层厚度和含水层敏感性控制，上行开采则更关注上覆岩层再扰动条件下的结构稳定性和安全边界。上述风险均与采动覆岩响应有关，但控制对象、评价指标和判据口径并不相同。</w:t>
       </w:r>
     </w:p>
     <w:p>
@@ -2981,31 +2521,19 @@
         <w:ind w:firstLine="420"/>
       </w:pPr>
       <w:r>
-        <w:t>采区规划中</w:t>
-      </w:r>
-      <w:proofErr w:type="gramStart"/>
-      <w:r>
-        <w:t>的覆岩扰动</w:t>
-      </w:r>
-      <w:proofErr w:type="gramEnd"/>
-      <w:r>
-        <w:t>风险具有多场景特征。地表沉陷、含水层扰动和上行开采安全性虽然均</w:t>
-      </w:r>
-      <w:proofErr w:type="gramStart"/>
-      <w:r>
-        <w:t>与采动覆岩</w:t>
-      </w:r>
-      <w:proofErr w:type="gramEnd"/>
-      <w:r>
-        <w:t>响应有关，但其关注对象和控制指标并不相同。地表沉陷主要反映</w:t>
-      </w:r>
-      <w:proofErr w:type="gramStart"/>
-      <w:r>
-        <w:t>覆岩整体</w:t>
-      </w:r>
-      <w:proofErr w:type="gramEnd"/>
-      <w:r>
-        <w:t>移动及地表变形响应；含水层扰动主要受导水裂隙带发育高度、隔水层厚度和含水层敏感性控制；上行开采则更关注上覆岩层再扰动条件下的结构稳定性和安全边界。</w:t>
+        <w:t>若将地表沉陷、含水层扰动和上行开采风险分别作为独立约束进入采区规划，同一工作面布置方案可能在不同风险场景下得到不同评价结果，难以形成统一的方案筛选依据。为使多场景风险能够在同一空间尺度下参与工作面布置方案比较，本文采用覆岩扰动指数（</w:t>
+      </w:r>
+      <w:r>
+        <w:t>Overburden Disturbance Index</w:t>
+      </w:r>
+      <w:r>
+        <w:t>，</w:t>
+      </w:r>
+      <w:r>
+        <w:t>ODI</w:t>
+      </w:r>
+      <w:r>
+        <w:t>）表征规划域内的综合扰动水平，并将其作为工作面布置的风险约束底图。</w:t>
       </w:r>
     </w:p>
     <w:p>
@@ -3014,48 +2542,7 @@
         <w:ind w:firstLine="420"/>
       </w:pPr>
       <w:r>
-        <w:t>如果将上述风险分别作为独立约束参与采区规划，不同场景之间容易出现评价尺度不一致的问题。为使多场景风险能够共同参与工作面布置方案筛选，本文</w:t>
-      </w:r>
-      <w:proofErr w:type="gramStart"/>
-      <w:r>
-        <w:t>采用覆岩扰动</w:t>
-      </w:r>
-      <w:proofErr w:type="gramEnd"/>
-      <w:r>
-        <w:t>指数（</w:t>
-      </w:r>
-      <w:r>
-        <w:t>Overburden Disturbance Index</w:t>
-      </w:r>
-      <w:r>
-        <w:t>，</w:t>
-      </w:r>
-      <w:r>
-        <w:t>ODI</w:t>
-      </w:r>
-      <w:r>
-        <w:t>）表征规划域内的综合扰</w:t>
-      </w:r>
-      <w:r>
-        <w:lastRenderedPageBreak/>
-        <w:t>动水平，并将其作为工作面布置的风险约束底图。</w:t>
-      </w:r>
-    </w:p>
-    <w:p>
-      <w:pPr>
-        <w:pStyle w:val="100"/>
-        <w:ind w:firstLine="420"/>
-      </w:pPr>
-      <w:r>
-        <w:t>多</w:t>
-      </w:r>
-      <w:proofErr w:type="gramStart"/>
-      <w:r>
-        <w:t>场景覆岩扰动</w:t>
-      </w:r>
-      <w:proofErr w:type="gramEnd"/>
-      <w:r>
-        <w:t>指数构建与权重组织关系如</w:t>
+        <w:t>多场景覆岩扰动指数构建与权重组织关系如</w:t>
       </w:r>
       <w:r>
         <w:fldChar w:fldCharType="begin"/>
@@ -3105,6 +2592,7 @@
         <w:rPr>
           <w:noProof/>
         </w:rPr>
+        <w:lastRenderedPageBreak/>
         <w:drawing>
           <wp:inline distT="0" distB="0" distL="0" distR="0" wp14:anchorId="2F885BD4" wp14:editId="1D3790B6">
             <wp:extent cx="5778000" cy="2597992"/>
@@ -3216,30 +2704,13 @@
         <w:rPr>
           <w:rFonts w:hint="eastAsia"/>
         </w:rPr>
-        <w:t>多</w:t>
-      </w:r>
-      <w:proofErr w:type="gramStart"/>
-      <w:r>
-        <w:rPr>
-          <w:rFonts w:hint="eastAsia"/>
-        </w:rPr>
-        <w:t>场景覆岩扰动</w:t>
-      </w:r>
-      <w:proofErr w:type="gramEnd"/>
-      <w:r>
-        <w:rPr>
-          <w:rFonts w:hint="eastAsia"/>
-        </w:rPr>
-        <w:t>指数构建与权重组织关系</w:t>
+        <w:t>多场景覆岩扰动指数构建与权重组织关系</w:t>
       </w:r>
     </w:p>
     <w:p>
       <w:pPr>
         <w:pStyle w:val="100"/>
         <w:ind w:firstLine="420"/>
-        <w:rPr>
-          <w:rFonts w:hint="eastAsia"/>
-        </w:rPr>
       </w:pPr>
       <w:r>
         <w:t>Fig.</w:t>
@@ -3314,15 +2785,7 @@
         <w:fldChar w:fldCharType="end"/>
       </w:r>
       <w:r>
-        <w:t>所示关系中，不同扰动分量并非替代专项安全评价，而是作为采区规划阶段的统一风险输入。</w:t>
-      </w:r>
-      <w:proofErr w:type="gramStart"/>
-      <w:r>
-        <w:t>设规划域</w:t>
-      </w:r>
-      <w:proofErr w:type="gramEnd"/>
-      <w:r>
-        <w:t>为</w:t>
+        <w:t>所示关系中，不同扰动分量并非替代专项安全评价，而是作为采区规划阶段的统一风险输入。设规划域为</w:t>
       </w:r>
       <w:r>
         <w:t xml:space="preserve"> </w:t>
@@ -3470,15 +2933,7 @@
         </m:r>
       </m:oMath>
       <w:r>
-        <w:t>，各分量经归一化处理后，</w:t>
-      </w:r>
-      <w:proofErr w:type="gramStart"/>
-      <w:r>
-        <w:t>综合覆岩扰动</w:t>
-      </w:r>
-      <w:proofErr w:type="gramEnd"/>
-      <w:r>
-        <w:t>指数表示为：</w:t>
+        <w:t>，各分量经归一化处理后，综合覆岩扰动指数表示为：</w:t>
       </w:r>
     </w:p>
     <w:p>
@@ -4008,21 +3463,13 @@
         </m:d>
       </m:oMath>
       <w:r>
-        <w:t>，数值越大表示</w:t>
-      </w:r>
-      <w:proofErr w:type="gramStart"/>
-      <w:r>
-        <w:t>综合覆岩扰动</w:t>
-      </w:r>
-      <w:proofErr w:type="gramEnd"/>
-      <w:r>
-        <w:t>越强。需要说明的是，</w:t>
+        <w:t>，数值越大表示综合覆岩扰动越强。需要说明的是，</w:t>
       </w:r>
       <w:r>
         <w:t>ODI</w:t>
       </w:r>
       <w:r>
-        <w:t>主要用于规划阶段的风险分区和方案比较，并不替代地表沉陷预计、导水裂隙带高度判定、含水层保护或上行开采安全性等专项评价。对于最终推荐方案，仍需结合各扰动分量及现场安全规程开展专项复核。</w:t>
+        <w:t>主要用于采区规划阶段的风险分区和方案比较，并不替代地表沉陷预计、导水裂隙带高度判定、含水层保护或上行开采安全性等专项评价。对于最终推荐方案，仍需结合各扰动分量及现场安全规程开展专项复核。</w:t>
       </w:r>
     </w:p>
     <w:p>
@@ -4036,13 +3483,8 @@
       <w:r>
         <w:t>ODI</w:t>
       </w:r>
-      <w:proofErr w:type="gramStart"/>
-      <w:r>
-        <w:t>来源于覆岩扰动</w:t>
-      </w:r>
-      <w:proofErr w:type="gramEnd"/>
-      <w:r>
-        <w:t>量化指标体系，其底层指标包括地质因素、开采因素以及位移、应力和裂隙发育等响应指标。考虑到本文重点为采区规划应用，不再展开底层指标敏感性和权重计算过程，仅保留面向地表沉陷、含水层扰动和上行开采场景的归一化分量及其权重组织形式。</w:t>
+      <w:r>
+        <w:t>来源于覆岩扰动量化指标体系，其底层指标包括地质因素、开采因素以及位移、应力和裂隙发育等响应指标。考虑到本文重点为采区规划应用，不再展开底层指标敏感性和权重计算过程，仅保留面向地表沉陷、含水层扰动和上行开采场景的归一化分量及其权重组织形式。</w:t>
       </w:r>
     </w:p>
     <w:p>
@@ -4057,37 +3499,121 @@
         <w:t>ODI</w:t>
       </w:r>
       <w:r>
-        <w:t>主要用于</w:t>
+        <w:t>主要发挥</w:t>
       </w:r>
       <w:r>
         <w:t>3</w:t>
       </w:r>
       <w:r>
-        <w:t>个方面：</w:t>
-      </w:r>
-      <w:proofErr w:type="gramStart"/>
-      <w:r>
-        <w:t>识别高</w:t>
-      </w:r>
-      <w:proofErr w:type="gramEnd"/>
-      <w:r>
-        <w:t>扰动敏感区，约束工作面布置范围；统计候选方案内的扰动均值、</w:t>
-      </w:r>
-      <w:proofErr w:type="gramStart"/>
-      <w:r>
-        <w:t>高分位</w:t>
-      </w:r>
-      <w:proofErr w:type="gramEnd"/>
-      <w:r>
-        <w:t>水平和超阈值暴露比例，形成</w:t>
-      </w:r>
-      <w:proofErr w:type="gramStart"/>
-      <w:r>
-        <w:t>方案级风险</w:t>
-      </w:r>
-      <w:proofErr w:type="gramEnd"/>
-      <w:r>
-        <w:t>指标；作为扰动控制目标，与工程效率和资源回收目标共同参与方案优选。</w:t>
+        <w:t>方面作用：第一，识别高扰动敏感区，为工作面布置避让提供依据；第二，统计候选方案范围内的</w:t>
+      </w:r>
+      <w:r>
+        <w:t>ODI</w:t>
+      </w:r>
+      <w:r>
+        <w:t>均值、高分位水平和超阈值暴露比例，形成方案级风险指标；第三，作为扰动控制目标，与工程效率和资源回收目标共同参与方案筛选。多场景覆岩扰动评价对象及规划作用见</w:t>
+      </w:r>
+      <w:r>
+        <w:fldChar w:fldCharType="begin"/>
+      </w:r>
+      <w:r>
+        <w:instrText xml:space="preserve"> REF _Ref228223867 \h </w:instrText>
+      </w:r>
+      <w:r>
+        <w:fldChar w:fldCharType="separate"/>
+      </w:r>
+      <w:r>
+        <w:rPr>
+          <w:rFonts w:hint="eastAsia"/>
+        </w:rPr>
+        <w:t>表</w:t>
+      </w:r>
+      <w:r>
+        <w:rPr>
+          <w:noProof/>
+        </w:rPr>
+        <w:t>1</w:t>
+      </w:r>
+      <w:r>
+        <w:fldChar w:fldCharType="end"/>
+      </w:r>
+      <w:r>
+        <w:rPr>
+          <w:rFonts w:hint="eastAsia"/>
+        </w:rPr>
+        <w:t>。</w:t>
+      </w:r>
+    </w:p>
+    <w:p>
+      <w:pPr>
+        <w:pStyle w:val="15"/>
+      </w:pPr>
+      <w:bookmarkStart w:id="3" w:name="_Ref228223867"/>
+      <w:r>
+        <w:rPr>
+          <w:rFonts w:hint="eastAsia"/>
+        </w:rPr>
+        <w:t>表</w:t>
+      </w:r>
+      <w:r>
+        <w:fldChar w:fldCharType="begin"/>
+      </w:r>
+      <w:r>
+        <w:instrText xml:space="preserve"> </w:instrText>
+      </w:r>
+      <w:r>
+        <w:rPr>
+          <w:rFonts w:hint="eastAsia"/>
+        </w:rPr>
+        <w:instrText xml:space="preserve">SEQ </w:instrText>
+      </w:r>
+      <w:r>
+        <w:rPr>
+          <w:rFonts w:hint="eastAsia"/>
+        </w:rPr>
+        <w:instrText>表</w:instrText>
+      </w:r>
+      <w:r>
+        <w:rPr>
+          <w:rFonts w:hint="eastAsia"/>
+        </w:rPr>
+        <w:instrText xml:space="preserve"> \* ARABIC</w:instrText>
+      </w:r>
+      <w:r>
+        <w:instrText xml:space="preserve"> </w:instrText>
+      </w:r>
+      <w:r>
+        <w:fldChar w:fldCharType="separate"/>
+      </w:r>
+      <w:r>
+        <w:rPr>
+          <w:noProof/>
+        </w:rPr>
+        <w:t>1</w:t>
+      </w:r>
+      <w:r>
+        <w:fldChar w:fldCharType="end"/>
+      </w:r>
+      <w:bookmarkEnd w:id="3"/>
+      <w:r>
+        <w:rPr>
+          <w:rFonts w:hint="eastAsia"/>
+        </w:rPr>
+        <w:t xml:space="preserve"> </w:t>
+      </w:r>
+      <w:r>
+        <w:t>多场景覆岩扰动评价对象及规划作用</w:t>
+      </w:r>
+    </w:p>
+    <w:p>
+      <w:pPr>
+        <w:pStyle w:val="15"/>
+        <w:rPr>
+          <w:rFonts w:hint="eastAsia"/>
+        </w:rPr>
+      </w:pPr>
+      <w:r>
+        <w:t>Table 1 Evaluation objects and planning functions of multi-scenario overburden disturbance</w:t>
       </w:r>
     </w:p>
     <w:tbl>
@@ -4504,23 +4030,7 @@
                 <w:rFonts w:eastAsia="宋体"/>
                 <w:sz w:val="18"/>
               </w:rPr>
-              <w:t>采动应力、</w:t>
-            </w:r>
-            <w:proofErr w:type="gramStart"/>
-            <w:r>
-              <w:rPr>
-                <w:rFonts w:eastAsia="宋体"/>
-                <w:sz w:val="18"/>
-              </w:rPr>
-              <w:t>覆岩破坏</w:t>
-            </w:r>
-            <w:proofErr w:type="gramEnd"/>
-            <w:r>
-              <w:rPr>
-                <w:rFonts w:eastAsia="宋体"/>
-                <w:sz w:val="18"/>
-              </w:rPr>
-              <w:t>特征、上行开采条件</w:t>
+              <w:t>采动应力、覆岩破坏特征、上行开采条件</w:t>
             </w:r>
           </w:p>
         </w:tc>
@@ -4652,23 +4162,7 @@
                 <w:rFonts w:eastAsia="宋体"/>
                 <w:sz w:val="18"/>
               </w:rPr>
-              <w:t>形成候选</w:t>
-            </w:r>
-            <w:proofErr w:type="gramStart"/>
-            <w:r>
-              <w:rPr>
-                <w:rFonts w:eastAsia="宋体"/>
-                <w:sz w:val="18"/>
-              </w:rPr>
-              <w:t>方案级风险</w:t>
-            </w:r>
-            <w:proofErr w:type="gramEnd"/>
-            <w:r>
-              <w:rPr>
-                <w:rFonts w:eastAsia="宋体"/>
-                <w:sz w:val="18"/>
-              </w:rPr>
-              <w:t>统计指标</w:t>
+              <w:t>形成候选方案级风险统计指标</w:t>
             </w:r>
           </w:p>
         </w:tc>
@@ -4691,26 +4185,13 @@
         <w:ind w:firstLine="420"/>
       </w:pPr>
       <w:r>
-        <w:t>在有效布置域、连续</w:t>
-      </w:r>
-      <w:proofErr w:type="gramStart"/>
-      <w:r>
-        <w:t>参数场</w:t>
-      </w:r>
-      <w:proofErr w:type="gramEnd"/>
-      <w:r>
-        <w:t>和综合</w:t>
+        <w:t>在有效布置域、连续参数场和综合</w:t>
       </w:r>
       <w:r>
         <w:t>ODI</w:t>
       </w:r>
-      <w:proofErr w:type="gramStart"/>
-      <w:r>
-        <w:t>场确定</w:t>
-      </w:r>
-      <w:proofErr w:type="gramEnd"/>
-      <w:r>
-        <w:t>后，采区规划可进一步转化为工作面布置方案生成与多目标筛选问题。该过程的目标不是直接给出唯一布置结果，而是在统一地质模型和扰动约束条件下形成具有工程可实施性的候选方案，并根据不同规划偏好进行比较。</w:t>
+      <w:r>
+        <w:t>场确定后，采区规划可进一步转化为工作面布置方案生成与多目标筛选问题。该过程面向的是具体工作面布置方案，而不是单纯的空间评价图层。每一个候选方案均包含工作面数量、宽度、推进方向、煤柱配置、占用区域和推进长度等信息，其优劣取决于工程效率、资源回收和扰动控制之间的综合表现。</w:t>
       </w:r>
     </w:p>
     <w:p>
@@ -4726,9 +4207,6 @@
       <w:pPr>
         <w:pStyle w:val="100"/>
         <w:ind w:firstLine="420"/>
-        <w:rPr>
-          <w:rFonts w:hint="eastAsia"/>
-        </w:rPr>
       </w:pPr>
       <m:oMathPara>
         <m:oMath>
@@ -4865,13 +4343,8 @@
           <m:t>j</m:t>
         </m:r>
       </m:oMath>
-      <w:proofErr w:type="gramStart"/>
-      <w:r>
-        <w:t>个</w:t>
-      </w:r>
-      <w:proofErr w:type="gramEnd"/>
-      <w:r>
-        <w:t>候选方案</w:t>
+      <w:r>
+        <w:t>个候选方案</w:t>
       </w:r>
       <w:r>
         <w:t xml:space="preserve"> </w:t>
@@ -4904,7 +4377,10 @@
         </m:sSub>
       </m:oMath>
       <w:r>
-        <w:t>可由工作面数量、工作面宽度、推进方向、煤柱配置、工作面占用区域和推进长度等要素表示：</w:t>
+        <w:t>可由工作面数量、工作面宽度、推进方向、煤柱配置、工作面占用区域和推进长度等要素表示</w:t>
+      </w:r>
+      <w:r>
+        <w:t>：</w:t>
       </w:r>
     </w:p>
     <w:p>
@@ -5305,7 +4781,11 @@
         <w:t xml:space="preserve"> </w:t>
       </w:r>
       <w:r>
-        <w:t>为工作面占用区域集合；</w:t>
+        <w:t>为工作面占</w:t>
+      </w:r>
+      <w:r>
+        <w:lastRenderedPageBreak/>
+        <w:t>用区域集合；</w:t>
       </w:r>
       <m:oMath>
         <m:sSub>
@@ -5347,7 +4827,7 @@
         <w:ind w:firstLine="420"/>
       </w:pPr>
       <w:r>
-        <w:t>工作面布置方案需满足基本采矿约束：</w:t>
+        <w:t>工作面布置方案需满足以下基本采矿约束：</w:t>
       </w:r>
     </w:p>
     <w:p>
@@ -5414,6 +4894,9 @@
             </m:sub>
           </m:sSub>
           <m:r>
+            <m:rPr>
+              <m:sty m:val="p"/>
+            </m:rPr>
             <w:br/>
           </m:r>
         </m:oMath>
@@ -5512,6 +4995,9 @@
             </m:sub>
           </m:sSub>
           <m:r>
+            <m:rPr>
+              <m:sty m:val="p"/>
+            </m:rPr>
             <w:br/>
           </m:r>
         </m:oMath>
@@ -5610,6 +5096,9 @@
             </m:sub>
           </m:sSub>
           <m:r>
+            <m:rPr>
+              <m:sty m:val="p"/>
+            </m:rPr>
             <w:br/>
           </m:r>
         </m:oMath>
@@ -5820,7 +5309,7 @@
         <w:t>ODI</w:t>
       </w:r>
       <w:r>
-        <w:t>扰动暴露水平，形成可比较的候选方案集合。</w:t>
+        <w:t>扰动暴露水平，形成可用于比选的候选方案集合。</w:t>
       </w:r>
     </w:p>
     <w:p>
@@ -5842,498 +5331,6 @@
       </w:r>
       <w:r>
         <w:t>统计结果表示。候选方案综合评价可表示为：</w:t>
-      </w:r>
-    </w:p>
-    <w:p>
-      <w:pPr>
-        <w:pStyle w:val="100"/>
-        <w:ind w:firstLine="420"/>
-      </w:pPr>
-      <m:oMathPara>
-        <m:oMath>
-          <m:r>
-            <w:rPr>
-              <w:rFonts w:ascii="Cambria Math" w:hAnsi="Cambria Math"/>
-            </w:rPr>
-            <m:t>F(</m:t>
-          </m:r>
-          <m:sSub>
-            <m:sSubPr>
-              <m:ctrlPr>
-                <w:rPr>
-                  <w:rFonts w:ascii="Cambria Math" w:hAnsi="Cambria Math"/>
-                </w:rPr>
-              </m:ctrlPr>
-            </m:sSubPr>
-            <m:e>
-              <m:r>
-                <w:rPr>
-                  <w:rFonts w:ascii="Cambria Math" w:hAnsi="Cambria Math"/>
-                </w:rPr>
-                <m:t>S</m:t>
-              </m:r>
-            </m:e>
-            <m:sub>
-              <m:r>
-                <w:rPr>
-                  <w:rFonts w:ascii="Cambria Math" w:hAnsi="Cambria Math"/>
-                </w:rPr>
-                <m:t>j</m:t>
-              </m:r>
-            </m:sub>
-          </m:sSub>
-          <m:r>
-            <w:rPr>
-              <w:rFonts w:ascii="Cambria Math" w:hAnsi="Cambria Math"/>
-            </w:rPr>
-            <m:t>)=αE(</m:t>
-          </m:r>
-          <m:sSub>
-            <m:sSubPr>
-              <m:ctrlPr>
-                <w:rPr>
-                  <w:rFonts w:ascii="Cambria Math" w:hAnsi="Cambria Math"/>
-                </w:rPr>
-              </m:ctrlPr>
-            </m:sSubPr>
-            <m:e>
-              <m:r>
-                <w:rPr>
-                  <w:rFonts w:ascii="Cambria Math" w:hAnsi="Cambria Math"/>
-                </w:rPr>
-                <m:t>S</m:t>
-              </m:r>
-            </m:e>
-            <m:sub>
-              <m:r>
-                <w:rPr>
-                  <w:rFonts w:ascii="Cambria Math" w:hAnsi="Cambria Math"/>
-                </w:rPr>
-                <m:t>j</m:t>
-              </m:r>
-            </m:sub>
-          </m:sSub>
-          <m:r>
-            <w:rPr>
-              <w:rFonts w:ascii="Cambria Math" w:hAnsi="Cambria Math"/>
-            </w:rPr>
-            <m:t>)+βR(</m:t>
-          </m:r>
-          <m:sSub>
-            <m:sSubPr>
-              <m:ctrlPr>
-                <w:rPr>
-                  <w:rFonts w:ascii="Cambria Math" w:hAnsi="Cambria Math"/>
-                </w:rPr>
-              </m:ctrlPr>
-            </m:sSubPr>
-            <m:e>
-              <m:r>
-                <w:rPr>
-                  <w:rFonts w:ascii="Cambria Math" w:hAnsi="Cambria Math"/>
-                </w:rPr>
-                <m:t>S</m:t>
-              </m:r>
-            </m:e>
-            <m:sub>
-              <m:r>
-                <w:rPr>
-                  <w:rFonts w:ascii="Cambria Math" w:hAnsi="Cambria Math"/>
-                </w:rPr>
-                <m:t>j</m:t>
-              </m:r>
-            </m:sub>
-          </m:sSub>
-          <m:r>
-            <w:rPr>
-              <w:rFonts w:ascii="Cambria Math" w:hAnsi="Cambria Math"/>
-            </w:rPr>
-            <m:t>)-γQ(</m:t>
-          </m:r>
-          <m:sSub>
-            <m:sSubPr>
-              <m:ctrlPr>
-                <w:rPr>
-                  <w:rFonts w:ascii="Cambria Math" w:hAnsi="Cambria Math"/>
-                </w:rPr>
-              </m:ctrlPr>
-            </m:sSubPr>
-            <m:e>
-              <m:r>
-                <w:rPr>
-                  <w:rFonts w:ascii="Cambria Math" w:hAnsi="Cambria Math"/>
-                </w:rPr>
-                <m:t>S</m:t>
-              </m:r>
-            </m:e>
-            <m:sub>
-              <m:r>
-                <w:rPr>
-                  <w:rFonts w:ascii="Cambria Math" w:hAnsi="Cambria Math"/>
-                </w:rPr>
-                <m:t>j</m:t>
-              </m:r>
-            </m:sub>
-          </m:sSub>
-          <m:r>
-            <w:rPr>
-              <w:rFonts w:ascii="Cambria Math" w:hAnsi="Cambria Math"/>
-            </w:rPr>
-            <m:t>)</m:t>
-          </m:r>
-        </m:oMath>
-      </m:oMathPara>
-    </w:p>
-    <w:p>
-      <w:pPr>
-        <w:pStyle w:val="100"/>
-        <w:ind w:firstLine="420"/>
-      </w:pPr>
-      <w:r>
-        <w:t>式中：</w:t>
-      </w:r>
-      <m:oMath>
-        <m:r>
-          <w:rPr>
-            <w:rFonts w:ascii="Cambria Math" w:hAnsi="Cambria Math"/>
-          </w:rPr>
-          <m:t>E(</m:t>
-        </m:r>
-        <m:sSub>
-          <m:sSubPr>
-            <m:ctrlPr>
-              <w:rPr>
-                <w:rFonts w:ascii="Cambria Math" w:hAnsi="Cambria Math"/>
-              </w:rPr>
-            </m:ctrlPr>
-          </m:sSubPr>
-          <m:e>
-            <m:r>
-              <w:rPr>
-                <w:rFonts w:ascii="Cambria Math" w:hAnsi="Cambria Math"/>
-              </w:rPr>
-              <m:t>S</m:t>
-            </m:r>
-          </m:e>
-          <m:sub>
-            <m:r>
-              <w:rPr>
-                <w:rFonts w:ascii="Cambria Math" w:hAnsi="Cambria Math"/>
-              </w:rPr>
-              <m:t>j</m:t>
-            </m:r>
-          </m:sub>
-        </m:sSub>
-        <m:r>
-          <w:rPr>
-            <w:rFonts w:ascii="Cambria Math" w:hAnsi="Cambria Math"/>
-          </w:rPr>
-          <m:t>)</m:t>
-        </m:r>
-      </m:oMath>
-      <w:r>
-        <w:t xml:space="preserve"> </w:t>
-      </w:r>
-      <w:r>
-        <w:t>为工程效率评价值；</w:t>
-      </w:r>
-      <m:oMath>
-        <m:r>
-          <w:rPr>
-            <w:rFonts w:ascii="Cambria Math" w:hAnsi="Cambria Math"/>
-          </w:rPr>
-          <m:t>R(</m:t>
-        </m:r>
-        <m:sSub>
-          <m:sSubPr>
-            <m:ctrlPr>
-              <w:rPr>
-                <w:rFonts w:ascii="Cambria Math" w:hAnsi="Cambria Math"/>
-              </w:rPr>
-            </m:ctrlPr>
-          </m:sSubPr>
-          <m:e>
-            <m:r>
-              <w:rPr>
-                <w:rFonts w:ascii="Cambria Math" w:hAnsi="Cambria Math"/>
-              </w:rPr>
-              <m:t>S</m:t>
-            </m:r>
-          </m:e>
-          <m:sub>
-            <m:r>
-              <w:rPr>
-                <w:rFonts w:ascii="Cambria Math" w:hAnsi="Cambria Math"/>
-              </w:rPr>
-              <m:t>j</m:t>
-            </m:r>
-          </m:sub>
-        </m:sSub>
-        <m:r>
-          <w:rPr>
-            <w:rFonts w:ascii="Cambria Math" w:hAnsi="Cambria Math"/>
-          </w:rPr>
-          <m:t>)</m:t>
-        </m:r>
-      </m:oMath>
-      <w:r>
-        <w:t xml:space="preserve"> </w:t>
-      </w:r>
-      <w:r>
-        <w:t>为资源回收评价值；</w:t>
-      </w:r>
-      <m:oMath>
-        <m:r>
-          <w:rPr>
-            <w:rFonts w:ascii="Cambria Math" w:hAnsi="Cambria Math"/>
-          </w:rPr>
-          <m:t>Q(</m:t>
-        </m:r>
-        <m:sSub>
-          <m:sSubPr>
-            <m:ctrlPr>
-              <w:rPr>
-                <w:rFonts w:ascii="Cambria Math" w:hAnsi="Cambria Math"/>
-              </w:rPr>
-            </m:ctrlPr>
-          </m:sSubPr>
-          <m:e>
-            <m:r>
-              <w:rPr>
-                <w:rFonts w:ascii="Cambria Math" w:hAnsi="Cambria Math"/>
-              </w:rPr>
-              <m:t>S</m:t>
-            </m:r>
-          </m:e>
-          <m:sub>
-            <m:r>
-              <w:rPr>
-                <w:rFonts w:ascii="Cambria Math" w:hAnsi="Cambria Math"/>
-              </w:rPr>
-              <m:t>j</m:t>
-            </m:r>
-          </m:sub>
-        </m:sSub>
-        <m:r>
-          <w:rPr>
-            <w:rFonts w:ascii="Cambria Math" w:hAnsi="Cambria Math"/>
-          </w:rPr>
-          <m:t>)</m:t>
-        </m:r>
-      </m:oMath>
-      <w:r>
-        <w:t xml:space="preserve"> </w:t>
-      </w:r>
-      <w:r>
-        <w:t>为扰动风险评价值；</w:t>
-      </w:r>
-      <m:oMath>
-        <m:r>
-          <w:rPr>
-            <w:rFonts w:ascii="Cambria Math" w:hAnsi="Cambria Math"/>
-          </w:rPr>
-          <m:t>α</m:t>
-        </m:r>
-      </m:oMath>
-      <w:r>
-        <w:t>、</w:t>
-      </w:r>
-      <m:oMath>
-        <m:r>
-          <w:rPr>
-            <w:rFonts w:ascii="Cambria Math" w:hAnsi="Cambria Math"/>
-          </w:rPr>
-          <m:t>β</m:t>
-        </m:r>
-      </m:oMath>
-      <w:r>
-        <w:t>、</w:t>
-      </w:r>
-      <m:oMath>
-        <m:r>
-          <w:rPr>
-            <w:rFonts w:ascii="Cambria Math" w:hAnsi="Cambria Math"/>
-          </w:rPr>
-          <m:t>γ</m:t>
-        </m:r>
-      </m:oMath>
-      <w:r>
-        <w:t xml:space="preserve"> </w:t>
-      </w:r>
-      <w:r>
-        <w:t>分别为对应权重。扰动风险越低越有利，因此在综合评价中以负向项表示。</w:t>
-      </w:r>
-    </w:p>
-    <w:p>
-      <w:pPr>
-        <w:pStyle w:val="100"/>
-        <w:ind w:firstLine="420"/>
-      </w:pPr>
-      <w:r>
-        <w:t>为避免单一扰动指标造成方案判定偏差，本文采用</w:t>
-      </w:r>
-      <w:r>
-        <w:t>ODI</w:t>
-      </w:r>
-      <w:r>
-        <w:t>均值、</w:t>
-      </w:r>
-      <w:r>
-        <w:t>90%</w:t>
-      </w:r>
-      <w:r>
-        <w:t>分位数和超阈值暴露比例共同表征</w:t>
-      </w:r>
-      <w:proofErr w:type="gramStart"/>
-      <w:r>
-        <w:t>方案级</w:t>
-      </w:r>
-      <w:proofErr w:type="gramEnd"/>
-      <w:r>
-        <w:t>风险。设候选方案</w:t>
-      </w:r>
-      <w:r>
-        <w:t xml:space="preserve"> </w:t>
-      </w:r>
-      <m:oMath>
-        <m:sSub>
-          <m:sSubPr>
-            <m:ctrlPr>
-              <w:rPr>
-                <w:rFonts w:ascii="Cambria Math" w:hAnsi="Cambria Math"/>
-              </w:rPr>
-            </m:ctrlPr>
-          </m:sSubPr>
-          <m:e>
-            <m:r>
-              <w:rPr>
-                <w:rFonts w:ascii="Cambria Math" w:hAnsi="Cambria Math"/>
-              </w:rPr>
-              <m:t>S</m:t>
-            </m:r>
-          </m:e>
-          <m:sub>
-            <m:r>
-              <w:rPr>
-                <w:rFonts w:ascii="Cambria Math" w:hAnsi="Cambria Math"/>
-              </w:rPr>
-              <m:t>j</m:t>
-            </m:r>
-          </m:sub>
-        </m:sSub>
-      </m:oMath>
-      <w:r>
-        <w:t>覆盖区域内共有</w:t>
-      </w:r>
-      <w:r>
-        <w:t xml:space="preserve"> </w:t>
-      </w:r>
-      <m:oMath>
-        <m:sSub>
-          <m:sSubPr>
-            <m:ctrlPr>
-              <w:rPr>
-                <w:rFonts w:ascii="Cambria Math" w:hAnsi="Cambria Math"/>
-              </w:rPr>
-            </m:ctrlPr>
-          </m:sSubPr>
-          <m:e>
-            <m:r>
-              <w:rPr>
-                <w:rFonts w:ascii="Cambria Math" w:hAnsi="Cambria Math"/>
-              </w:rPr>
-              <m:t>n</m:t>
-            </m:r>
-          </m:e>
-          <m:sub>
-            <m:r>
-              <w:rPr>
-                <w:rFonts w:ascii="Cambria Math" w:hAnsi="Cambria Math"/>
-              </w:rPr>
-              <m:t>j</m:t>
-            </m:r>
-          </m:sub>
-        </m:sSub>
-      </m:oMath>
-      <w:proofErr w:type="gramStart"/>
-      <w:r>
-        <w:t>个</w:t>
-      </w:r>
-      <w:proofErr w:type="gramEnd"/>
-      <w:r>
-        <w:t>网格，第</w:t>
-      </w:r>
-      <w:r>
-        <w:t xml:space="preserve"> </w:t>
-      </w:r>
-      <m:oMath>
-        <m:r>
-          <w:rPr>
-            <w:rFonts w:ascii="Cambria Math" w:hAnsi="Cambria Math"/>
-          </w:rPr>
-          <m:t>i</m:t>
-        </m:r>
-      </m:oMath>
-      <w:r>
-        <w:t>个网格的</w:t>
-      </w:r>
-      <w:proofErr w:type="gramStart"/>
-      <w:r>
-        <w:t>扰动值</w:t>
-      </w:r>
-      <w:proofErr w:type="gramEnd"/>
-      <w:r>
-        <w:t>为</w:t>
-      </w:r>
-      <w:r>
-        <w:t xml:space="preserve"> </w:t>
-      </w:r>
-      <m:oMath>
-        <m:r>
-          <w:rPr>
-            <w:rFonts w:ascii="Cambria Math" w:hAnsi="Cambria Math"/>
-          </w:rPr>
-          <m:t>OD</m:t>
-        </m:r>
-        <m:sSub>
-          <m:sSubPr>
-            <m:ctrlPr>
-              <w:rPr>
-                <w:rFonts w:ascii="Cambria Math" w:hAnsi="Cambria Math"/>
-              </w:rPr>
-            </m:ctrlPr>
-          </m:sSubPr>
-          <m:e>
-            <m:r>
-              <w:rPr>
-                <w:rFonts w:ascii="Cambria Math" w:hAnsi="Cambria Math"/>
-              </w:rPr>
-              <m:t>I</m:t>
-            </m:r>
-          </m:e>
-          <m:sub>
-            <m:r>
-              <w:rPr>
-                <w:rFonts w:ascii="Cambria Math" w:hAnsi="Cambria Math"/>
-              </w:rPr>
-              <m:t>i</m:t>
-            </m:r>
-          </m:sub>
-        </m:sSub>
-      </m:oMath>
-      <w:r>
-        <w:t>，</w:t>
-      </w:r>
-      <w:proofErr w:type="gramStart"/>
-      <w:r>
-        <w:t>则方案</w:t>
-      </w:r>
-      <w:proofErr w:type="gramEnd"/>
-      <w:r>
-        <w:t>ODI</w:t>
-      </w:r>
-      <w:r>
-        <w:t>均值为：</w:t>
       </w:r>
     </w:p>
     <w:p>
@@ -7307,15 +6304,7 @@
         <w:ind w:firstLine="420"/>
       </w:pPr>
       <w:r>
-        <w:t>该评价</w:t>
-      </w:r>
-      <w:proofErr w:type="gramStart"/>
-      <w:r>
-        <w:t>值用于</w:t>
-      </w:r>
-      <w:proofErr w:type="gramEnd"/>
-      <w:r>
-        <w:t>综合反映方案整体扰动水平、高值尾部风险和高扰动区暴露程度。低扰动方案不宜仅依据某一固定阈值下的超限比例确定，而应结合</w:t>
+        <w:t>该评价值用于综合反映方案整体扰动水平、高值尾部风险和高扰动区暴露程度。低扰动方案不宜仅依据某一固定阈值下的超限比例确定，而应结合</w:t>
       </w:r>
       <w:r>
         <w:t>ODI</w:t>
@@ -7327,15 +6316,7 @@
         <w:t>P90</w:t>
       </w:r>
       <w:r>
-        <w:t>和综合风险评价</w:t>
-      </w:r>
-      <w:proofErr w:type="gramStart"/>
-      <w:r>
-        <w:t>值共同</w:t>
-      </w:r>
-      <w:proofErr w:type="gramEnd"/>
-      <w:r>
-        <w:t>判定。</w:t>
+        <w:t>和风险综合评价值共同判定。</w:t>
       </w:r>
     </w:p>
     <w:p>
@@ -7388,21 +6369,13 @@
         <w:ind w:firstLine="420"/>
       </w:pPr>
       <w:r>
-        <w:t>多</w:t>
-      </w:r>
-      <w:proofErr w:type="gramStart"/>
-      <w:r>
-        <w:t>场景覆岩扰动</w:t>
-      </w:r>
-      <w:proofErr w:type="gramEnd"/>
-      <w:r>
-        <w:t>约束下的采区规划涉及地质信息处理、扰动评价、工作面布置、方案筛选和结果输出等多个环节。若仅停留在单一指标计算或单个案例分析层面，难以满足不同采区、不同约束条件下的推广应用需求。因此，有必要将前述采区地质建模、</w:t>
+        <w:t>多场景覆岩扰动约束下的采区规划涉及采区边界处理、钻孔资料转换、覆岩扰动评价、工作面布置方案生成和多目标比选等多个环节。若各环节相互独立，地质信息、扰动风险和布置方案之间难以形成连续传递关系，规划结果也不便于在不同采区条件下复用。因此，有必要将前述采区地质建模、</w:t>
       </w:r>
       <w:r>
         <w:t>ODI</w:t>
       </w:r>
       <w:r>
-        <w:t>扰动评价和工作面方案筛选方法组织为系统化计算流程，使其能够在给定基础数据和设计参数条件下，形成相对固定的输入、处理和输出路径。</w:t>
+        <w:t>扰动评价和工作面方案筛选方法组织为相对固定的计算流程，使基础数据能够逐步转化为工作面布置方案及其风险统计结果。</w:t>
       </w:r>
     </w:p>
     <w:p>
@@ -7411,21 +6384,13 @@
         <w:ind w:firstLine="420"/>
       </w:pPr>
       <w:r>
-        <w:t>本文构建的多场景约束采区规划系统以采区边界、钻孔样点、煤柱参数、工作面设计参数和多场景扰动权重为基础输入，通过有效布置域构建、连续</w:t>
-      </w:r>
-      <w:proofErr w:type="gramStart"/>
-      <w:r>
-        <w:t>参数场</w:t>
-      </w:r>
-      <w:proofErr w:type="gramEnd"/>
-      <w:r>
-        <w:t>生成、综合</w:t>
+        <w:t>本文所称系统设计，并非单纯的软件平台开发，而是面向采区规划应用的计算流程组织。该流程以采区边界、钻孔样点、煤柱参数、工作面设计参数和多场景扰动权重为输入，经有效布置域构建、连续参数场生成、综合</w:t>
       </w:r>
       <w:r>
         <w:t>ODI</w:t>
       </w:r>
       <w:r>
-        <w:t>场计算、工作面方案生成和多目标筛选等步骤，输出不同偏好下的采区布置方案及其风险统计结果。系统设计重点不在于开发独立软件平台，而在于形成一套可复用的采区规划计算框架，为后续在不同矿区条件下开展方案比选提供统一流程。</w:t>
+        <w:t>场计算、工作面方案生成和多目标筛选，输出不同规划偏好下的工作面布置方案、风险统计指标和空间图件。其目的在于使多场景覆岩扰动约束能够按照统一流程进入采区规划，而不是依赖一次性人工判断或个别案例经验。</w:t>
       </w:r>
     </w:p>
     <w:p>
@@ -7443,9 +6408,6 @@
       <w:pPr>
         <w:pStyle w:val="100"/>
         <w:ind w:firstLine="420"/>
-        <w:rPr>
-          <w:rFonts w:hint="eastAsia"/>
-        </w:rPr>
       </w:pPr>
       <w:r>
         <w:rPr>
@@ -7470,9 +6432,6 @@
       <w:pPr>
         <w:pStyle w:val="100"/>
         <w:ind w:firstLine="420"/>
-        <w:rPr>
-          <w:rFonts w:hint="eastAsia"/>
-        </w:rPr>
       </w:pPr>
       <w:r>
         <w:rPr>
@@ -7484,14 +6443,7 @@
         <w:rPr>
           <w:rFonts w:hint="eastAsia"/>
         </w:rPr>
-        <w:t>）数据输入模块。该模块用于导入采区边界、钻孔样点、煤层厚度、煤柱宽度、工作面宽度、推进方向、推进长度校核阈值以及多场景扰动权重等基础数据。其中，采区边界和煤柱参数用于限定工作面布置范围，钻孔样点用于建立煤层厚度</w:t>
-      </w:r>
-      <w:r>
-        <w:rPr>
-          <w:rFonts w:hint="eastAsia"/>
-        </w:rPr>
-        <w:lastRenderedPageBreak/>
-        <w:t>连续参数场，扰动权重用于构建综合</w:t>
+        <w:t>）数据输入模块。该模块用于导入采区边界、钻孔样点、煤层厚度、煤柱宽度、工作面宽度、推进方向、推进长度校核阈值以及多场景扰动权重等基础数据。其中，采区边界和煤柱参数用于限定工作面布置范围，钻孔样点用于建立煤层厚度连续参数场，扰动权重用于构建综合</w:t>
       </w:r>
       <w:r>
         <w:rPr>
@@ -7510,9 +6462,6 @@
       <w:pPr>
         <w:pStyle w:val="100"/>
         <w:ind w:firstLine="420"/>
-        <w:rPr>
-          <w:rFonts w:hint="eastAsia"/>
-        </w:rPr>
       </w:pPr>
       <w:r>
         <w:rPr>
@@ -7524,35 +6473,19 @@
         <w:rPr>
           <w:rFonts w:hint="eastAsia"/>
         </w:rPr>
-        <w:t>）地质建模模块。该模块主要完成有效布置域和连续</w:t>
-      </w:r>
-      <w:proofErr w:type="gramStart"/>
-      <w:r>
-        <w:rPr>
-          <w:rFonts w:hint="eastAsia"/>
-        </w:rPr>
-        <w:t>参数场</w:t>
-      </w:r>
-      <w:proofErr w:type="gramEnd"/>
-      <w:r>
-        <w:rPr>
-          <w:rFonts w:hint="eastAsia"/>
-        </w:rPr>
-        <w:t>构建。一方面，根据采区边界、边界煤柱、区段煤柱和局部保护约束生成有效布置域；另一方面，基于钻孔样点对煤层厚度进行插值，形成连续参数场。该模块为后续工作面布置和资源覆盖统计提供空间基础。</w:t>
+        <w:t>）地质建模模块。该模块主要完成有效布置域和连续参数场构建。一方面，根据采区边界、边界煤柱、区段煤柱和局部保护约束生成有效布置域；另一方面，基于钻孔样点对煤层厚度进行插值，形成连续参数场。该模块为后续工作面布置和资源覆盖统计提供空间基础。</w:t>
       </w:r>
     </w:p>
     <w:p>
       <w:pPr>
         <w:pStyle w:val="100"/>
         <w:ind w:firstLine="420"/>
-        <w:rPr>
-          <w:rFonts w:hint="eastAsia"/>
-        </w:rPr>
-      </w:pPr>
-      <w:r>
-        <w:rPr>
-          <w:rFonts w:hint="eastAsia"/>
-        </w:rPr>
+      </w:pPr>
+      <w:r>
+        <w:rPr>
+          <w:rFonts w:hint="eastAsia"/>
+        </w:rPr>
+        <w:lastRenderedPageBreak/>
         <w:t>3</w:t>
       </w:r>
       <w:r>
@@ -7583,16 +6516,8 @@
         <w:rPr>
           <w:rFonts w:hint="eastAsia"/>
         </w:rPr>
-        <w:t>场作为风险约束底图参与候选方案筛选，并为</w:t>
-      </w:r>
-      <w:proofErr w:type="gramStart"/>
-      <w:r>
-        <w:rPr>
-          <w:rFonts w:hint="eastAsia"/>
-        </w:rPr>
-        <w:t>方案级</w:t>
-      </w:r>
-      <w:proofErr w:type="gramEnd"/>
+        <w:t>场作为风险约束底图参与候选方案筛选，并为方案级</w:t>
+      </w:r>
       <w:r>
         <w:rPr>
           <w:rFonts w:hint="eastAsia"/>
@@ -7622,9 +6547,6 @@
       <w:pPr>
         <w:pStyle w:val="100"/>
         <w:ind w:firstLine="420"/>
-        <w:rPr>
-          <w:rFonts w:hint="eastAsia"/>
-        </w:rPr>
       </w:pPr>
       <w:r>
         <w:rPr>
@@ -7636,22 +6558,13 @@
         <w:rPr>
           <w:rFonts w:hint="eastAsia"/>
         </w:rPr>
-        <w:t>）方案生成模块。该模块依据有效布置域、工作面宽度、煤柱参数、推进方向和推进长度要求，生成满足基本采矿约束的工作面布置候选方</w:t>
-      </w:r>
-      <w:r>
-        <w:rPr>
-          <w:rFonts w:hint="eastAsia"/>
-        </w:rPr>
-        <w:t>案。对越界、重叠、煤柱不足或形态异常的方案进行过滤，保留具有工程可实施性的候选方案集合。</w:t>
+        <w:t>）方案生成模块。该模块依据有效布置域、工作面宽度、煤柱参数、推进方向和推进长度要求，生成满足基本采矿约束的工作面布置候选方案。对越界、重叠、煤柱不足或形态异常的方案进行过滤，保留具有工程可实施性的候选方案集合。</w:t>
       </w:r>
     </w:p>
     <w:p>
       <w:pPr>
         <w:pStyle w:val="100"/>
         <w:ind w:firstLine="420"/>
-        <w:rPr>
-          <w:rFonts w:hint="eastAsia"/>
-        </w:rPr>
       </w:pPr>
       <w:r>
         <w:rPr>
@@ -7663,7 +6576,13 @@
         <w:rPr>
           <w:rFonts w:hint="eastAsia"/>
         </w:rPr>
-        <w:t>）方案评价模块。该模块对候选方案进行多目标评价，主要包括工程效率、资源回收和扰动控制</w:t>
+        <w:t>）方案评价模块。该模块对候选方案进行多目标评价，主要包括工程效率、资源回收和扰动</w:t>
+      </w:r>
+      <w:r>
+        <w:rPr>
+          <w:rFonts w:hint="eastAsia"/>
+        </w:rPr>
+        <w:t>控制</w:t>
       </w:r>
       <w:r>
         <w:rPr>
@@ -7864,9 +6783,6 @@
     <w:p>
       <w:pPr>
         <w:pStyle w:val="14"/>
-        <w:rPr>
-          <w:rFonts w:hint="eastAsia"/>
-        </w:rPr>
         <w:sectPr>
           <w:type w:val="continuous"/>
           <w:pgSz w:w="11906" w:h="16838"/>
@@ -7903,15 +6819,7 @@
         <w:t>3</w:t>
       </w:r>
       <w:r>
-        <w:t>可见，多场景约束采区规划系统并非单一评价模型，而是由地质建模、扰动评价和工作面布置方案筛选共同组成的计算流程。该流程将采区规划中常见的边界约束、钻孔资料、煤柱参数和</w:t>
-      </w:r>
-      <w:proofErr w:type="gramStart"/>
-      <w:r>
-        <w:t>覆岩</w:t>
-      </w:r>
-      <w:proofErr w:type="gramEnd"/>
-      <w:r>
-        <w:t>扰动结果统一组织到空间规划框架中，使方案生成和风险评价能够在同一数据基础上完成。</w:t>
+        <w:t>可见，多场景约束采区规划系统并非单一评价模型，而是由地质建模、扰动评价和工作面布置方案筛选共同组成的计算流程。该流程将采区规划中常见的边界约束、钻孔资料、煤柱参数和覆岩扰动结果统一组织到空间规划框架中，使方案生成和风险评价能够在同一数据基础上完成。</w:t>
       </w:r>
     </w:p>
     <w:p>
@@ -7967,10 +6875,7 @@
         <w:t>：基础数据导入。</w:t>
       </w:r>
       <w:r>
-        <w:t>导入采区边界、钻孔样点、煤层厚度、边界煤柱、区段煤柱、工作面宽度、推进方向、推进长度校核阈值以及多场景扰</w:t>
-      </w:r>
-      <w:r>
-        <w:t>动权重等基础数据。对边界数据进行闭合性检查，对钻孔样点进行坐标统一和属性检查，保证后续空间计算具有一致的坐标基础。</w:t>
+        <w:t>导入采区边界、钻孔样点、煤层厚度、边界煤柱、区段煤柱、工作面宽度、推进方向、推进长度校核阈值以及多场景扰动权重等基础数据。对边界数据进行闭合性检查，对钻孔样点进行坐标统一和属性检查，保证后续空间计算具有一致的坐标基础。</w:t>
       </w:r>
     </w:p>
     <w:p>
@@ -8027,34 +6932,66 @@
           <w:b/>
           <w:bCs/>
         </w:rPr>
-        <w:t>：连续</w:t>
-      </w:r>
-      <w:proofErr w:type="gramStart"/>
+        <w:t>：连续参数场构建。</w:t>
+      </w:r>
+      <w:r>
+        <w:t>以钻孔样点为基础，对煤层厚度等关键属性进行插值，并在有效布置域范围内进行裁剪和网格化处理，形成连续参数场。连续参数场用于计算不同工作面布置方案的资源覆盖水平和煤层厚度场利用程度。</w:t>
+      </w:r>
+    </w:p>
+    <w:p>
+      <w:pPr>
+        <w:pStyle w:val="100"/>
+        <w:ind w:firstLine="422"/>
+      </w:pPr>
       <w:r>
         <w:rPr>
           <w:b/>
           <w:bCs/>
         </w:rPr>
-        <w:t>参数场</w:t>
-      </w:r>
-      <w:proofErr w:type="gramEnd"/>
+        <w:t>步骤</w:t>
+      </w:r>
       <w:r>
         <w:rPr>
           <w:b/>
           <w:bCs/>
         </w:rPr>
-        <w:t>构建。</w:t>
-      </w:r>
-      <w:r>
-        <w:t>以钻孔样点为基础，对煤层厚度等关键属性进行插值，并在有效布置域范围内进行裁剪和网格化处理，形成连续参数场。连续</w:t>
-      </w:r>
-      <w:proofErr w:type="gramStart"/>
-      <w:r>
-        <w:t>参数场</w:t>
-      </w:r>
-      <w:proofErr w:type="gramEnd"/>
-      <w:r>
-        <w:t>用于计算不同工作面布置方案的资源覆盖水平和煤层厚度场利用程度。</w:t>
+        <w:t>4</w:t>
+      </w:r>
+      <w:r>
+        <w:rPr>
+          <w:b/>
+          <w:bCs/>
+        </w:rPr>
+        <w:t>：多场景</w:t>
+      </w:r>
+      <w:r>
+        <w:rPr>
+          <w:b/>
+          <w:bCs/>
+        </w:rPr>
+        <w:t>ODI</w:t>
+      </w:r>
+      <w:r>
+        <w:rPr>
+          <w:b/>
+          <w:bCs/>
+        </w:rPr>
+        <w:t>场计算。</w:t>
+      </w:r>
+      <w:r>
+        <w:t>对地表沉陷扰动、含水层扰动和上行开采扰动等风险分量进行归一化处理，并按照设定权重进行综合，形成综合</w:t>
+      </w:r>
+      <w:r>
+        <w:t>ODI</w:t>
+      </w:r>
+      <w:r>
+        <w:t>场。</w:t>
+      </w:r>
+      <w:r>
+        <w:t>ODI</w:t>
+      </w:r>
+      <w:r>
+        <w:t>场用于识别高扰动敏感区，并作为工作面候选方案筛选和方案级风险统计的基础图层。</w:t>
       </w:r>
     </w:p>
     <w:p>
@@ -8075,115 +7012,43 @@
           <w:b/>
           <w:bCs/>
         </w:rPr>
-        <w:t>4</w:t>
+        <w:t>5</w:t>
       </w:r>
       <w:r>
         <w:rPr>
           <w:b/>
           <w:bCs/>
         </w:rPr>
-        <w:t>：多场景</w:t>
-      </w:r>
+        <w:t>：工作面候选方案生成。</w:t>
+      </w:r>
+      <w:r>
+        <w:t>在有效布置域内，根据工作面宽度、推进方向、煤柱宽度和推进长度要求生成初始工作面组合。对初始方案进行约束过滤，剔除越界、重叠、煤柱不足、推进长度不满足要求或形态异常的方案，形成有效候选方案集合。</w:t>
+      </w:r>
+    </w:p>
+    <w:p>
+      <w:pPr>
+        <w:pStyle w:val="100"/>
+        <w:ind w:firstLine="422"/>
+      </w:pPr>
       <w:r>
         <w:rPr>
           <w:b/>
           <w:bCs/>
         </w:rPr>
-        <w:t>ODI</w:t>
+        <w:t>步骤</w:t>
       </w:r>
       <w:r>
         <w:rPr>
           <w:b/>
           <w:bCs/>
         </w:rPr>
-        <w:t>场计算。</w:t>
-      </w:r>
-      <w:r>
-        <w:t>对地表沉陷扰动、含水层扰动和上行开采扰动等风险分量进行归一化处理，并按照设定权重进行综合，形成综合</w:t>
-      </w:r>
-      <w:r>
-        <w:t>ODI</w:t>
-      </w:r>
-      <w:r>
-        <w:t>场。</w:t>
-      </w:r>
-      <w:r>
-        <w:t>ODI</w:t>
-      </w:r>
-      <w:r>
-        <w:t>场用于</w:t>
-      </w:r>
-      <w:proofErr w:type="gramStart"/>
-      <w:r>
-        <w:t>识别高</w:t>
-      </w:r>
-      <w:proofErr w:type="gramEnd"/>
-      <w:r>
-        <w:t>扰动敏感区，并作为工作面候选方案筛选和</w:t>
-      </w:r>
-      <w:proofErr w:type="gramStart"/>
-      <w:r>
-        <w:t>方案级风险</w:t>
-      </w:r>
-      <w:proofErr w:type="gramEnd"/>
-      <w:r>
-        <w:t>统计的基础图层。</w:t>
-      </w:r>
-    </w:p>
-    <w:p>
-      <w:pPr>
-        <w:pStyle w:val="100"/>
-        <w:ind w:firstLine="422"/>
-      </w:pPr>
+        <w:t>6</w:t>
+      </w:r>
       <w:r>
         <w:rPr>
           <w:b/>
           <w:bCs/>
         </w:rPr>
-        <w:t>步骤</w:t>
-      </w:r>
-      <w:r>
-        <w:rPr>
-          <w:b/>
-          <w:bCs/>
-        </w:rPr>
-        <w:t>5</w:t>
-      </w:r>
-      <w:r>
-        <w:rPr>
-          <w:b/>
-          <w:bCs/>
-        </w:rPr>
-        <w:t>：工作面候选方案生成。</w:t>
-      </w:r>
-      <w:r>
-        <w:t>在有效布置域内，根据工作面宽度、推进方向、煤柱宽度和推进长度要求生成初始工作面组合。对初始方案进行约束过滤，剔除越界、重叠、煤柱不足、推进长度不满足要求或形态异常的方案，形成有效候选方案集合。</w:t>
-      </w:r>
-    </w:p>
-    <w:p>
-      <w:pPr>
-        <w:pStyle w:val="100"/>
-        <w:ind w:firstLine="422"/>
-      </w:pPr>
-      <w:r>
-        <w:rPr>
-          <w:b/>
-          <w:bCs/>
-        </w:rPr>
-        <w:t>步骤</w:t>
-      </w:r>
-      <w:r>
-        <w:rPr>
-          <w:b/>
-          <w:bCs/>
-        </w:rPr>
-        <w:t>6</w:t>
-      </w:r>
-      <w:r>
-        <w:rPr>
-          <w:b/>
-          <w:bCs/>
-        </w:rPr>
         <w:t>：方案评价与结果输出。</w:t>
       </w:r>
       <w:r>
@@ -8229,15 +7094,7 @@
         <w:t xml:space="preserve"> → </w:t>
       </w:r>
       <w:r>
-        <w:t>连续</w:t>
-      </w:r>
-      <w:proofErr w:type="gramStart"/>
-      <w:r>
-        <w:t>参数场</w:t>
-      </w:r>
-      <w:proofErr w:type="gramEnd"/>
-      <w:r>
-        <w:t>构建</w:t>
+        <w:t>连续参数场构建</w:t>
       </w:r>
       <w:r>
         <w:t xml:space="preserve"> → </w:t>
@@ -8248,11 +7105,9 @@
       <w:r>
         <w:t>ODI</w:t>
       </w:r>
-      <w:proofErr w:type="gramStart"/>
       <w:r>
         <w:t>场计算</w:t>
       </w:r>
-      <w:proofErr w:type="gramEnd"/>
       <w:r>
         <w:t xml:space="preserve"> → </w:t>
       </w:r>
@@ -8301,15 +7156,7 @@
         <w:t>1</w:t>
       </w:r>
       <w:r>
-        <w:t>）空间图件输出。包括采区边界与钻孔样点分布图、有效布置域图、煤层厚度连续参数场、多</w:t>
-      </w:r>
-      <w:proofErr w:type="gramStart"/>
-      <w:r>
-        <w:t>场景覆岩扰动</w:t>
-      </w:r>
-      <w:proofErr w:type="gramEnd"/>
-      <w:r>
-        <w:t>分量图和综合</w:t>
+        <w:t>）空间图件输出。包括采区边界与钻孔样点分布图、有效布置域图、煤层厚度连续参数场、多场景覆岩扰动分量图和综合</w:t>
       </w:r>
       <w:r>
         <w:t>ODI</w:t>
@@ -8360,10 +7207,7 @@
         <w:ind w:firstLine="420"/>
       </w:pPr>
       <w:r>
-        <w:t>在工程应用中，该系统化流程可用于采区规划初期的多方案快速筛选，也可用于设计方案形成后的风险对比和调整优化。对于最终推荐方案，</w:t>
-      </w:r>
-      <w:r>
-        <w:t>仍需结合矿井生产系统、通风运输能力、采掘接续安排、设备适配性和现场安全规程开展进一步复核。本文重点讨论规划阶段的方案生成与风险前置控制，不替代矿井定案设计和专项安全评价。</w:t>
+        <w:t>在工程应用中，该系统化流程可用于采区规划初期的多方案快速筛选，也可用于设计方案形成后的风险对比和调整优化。对于最终推荐方案，仍需结合矿井生产系统、通风运输能力、采掘接续安排、设备适配性和现场安全规程开展进一步复核。本文重点讨论规划阶段的方案生成与风险前置控制，不替代矿井定案设计和专项安全评价。</w:t>
       </w:r>
     </w:p>
     <w:p>
@@ -8383,43 +7227,19 @@
         <w:ind w:firstLine="420"/>
       </w:pPr>
       <w:r>
-        <w:t>为验证多场景约束采区规划系统化流程在工程应用中的适用性，选取敏东研究区样</w:t>
-      </w:r>
-      <w:proofErr w:type="gramStart"/>
-      <w:r>
-        <w:t>例开展</w:t>
-      </w:r>
-      <w:proofErr w:type="gramEnd"/>
-      <w:r>
-        <w:t>分析。按照第</w:t>
+        <w:t>为验证多场景约束采区规划系统化流程在工程应用中的适用性，选取敏东研究区样例开展分析。按照第</w:t>
       </w:r>
       <w:r>
         <w:t>3</w:t>
       </w:r>
       <w:r>
-        <w:t>章所述流程，依次完成基础数据输入、有效布置域构建、连续</w:t>
-      </w:r>
-      <w:proofErr w:type="gramStart"/>
-      <w:r>
-        <w:t>参数场</w:t>
-      </w:r>
-      <w:proofErr w:type="gramEnd"/>
-      <w:r>
-        <w:t>生成、多场景</w:t>
+        <w:t>章所述流程，依次完成基础数据输入、有效布置域构建、连续参数场生成、多场景</w:t>
       </w:r>
       <w:r>
         <w:t>ODI</w:t>
       </w:r>
       <w:r>
-        <w:t>场计算、工作面布置方案生成和多目标方案比选。通过对工程效率优先、资源回收优先和低扰动控制等不同偏好方案进行比较，</w:t>
-      </w:r>
-      <w:proofErr w:type="gramStart"/>
-      <w:r>
-        <w:t>分析覆岩扰动</w:t>
-      </w:r>
-      <w:proofErr w:type="gramEnd"/>
-      <w:r>
-        <w:t>前置约束对采区规划结果的影响。</w:t>
+        <w:t>场计算、工作面布置方案生成和多目标方案比选。通过对工程效率优先、资源回收优先和低扰动控制等不同偏好方案进行比较，分析覆岩扰动前置约束对采区规划结果的影响。</w:t>
       </w:r>
     </w:p>
     <w:p>
@@ -8445,15 +7265,7 @@
         <w:t>300 m</w:t>
       </w:r>
       <w:r>
-        <w:t>，具有厚煤层、软弱围岩和多源扰动约束并存的工程特征。本文以该研究区为应用对象，重点验证多</w:t>
-      </w:r>
-      <w:proofErr w:type="gramStart"/>
-      <w:r>
-        <w:t>场景覆岩扰动</w:t>
-      </w:r>
-      <w:proofErr w:type="gramEnd"/>
-      <w:r>
-        <w:t>约束进入采区规划后，对工作面布置、方案筛选和风险统计结果的影响。</w:t>
+        <w:t>，具有厚煤层、软弱围岩和多源扰动约束并存的工程特征。本文以该研究区为应用对象，重点验证多场景覆岩扰动约束进入采区规划后，对工作面布置、方案筛选和风险统计结果的影响。</w:t>
       </w:r>
     </w:p>
     <w:p>
@@ -8461,13 +7273,8 @@
         <w:pStyle w:val="100"/>
         <w:ind w:firstLine="420"/>
       </w:pPr>
-      <w:proofErr w:type="gramStart"/>
-      <w:r>
-        <w:t>当前样</w:t>
-      </w:r>
-      <w:proofErr w:type="gramEnd"/>
-      <w:r>
-        <w:t>例以研究区边界、钻孔样点和规划控制参数为基础输入。其中，边界数据用于确定原始规划范围，钻孔样点用于构建煤层厚度连续参数场，煤柱宽度、工作面宽度、推进方向和</w:t>
+      <w:r>
+        <w:t>当前样例以研究区边界、钻孔样点和规划控制参数为基础输入。其中，边界数据用于确定原始规划范围，钻孔样点用于构建煤层厚度连续参数场，煤柱宽度、工作面宽度、推进方向和</w:t>
       </w:r>
       <w:r>
         <w:t>ODI</w:t>
@@ -8571,7 +7378,7 @@
       <w:pPr>
         <w:pStyle w:val="14"/>
       </w:pPr>
-      <w:bookmarkStart w:id="3" w:name="_Ref227919590"/>
+      <w:bookmarkStart w:id="4" w:name="_Ref227919590"/>
       <w:r>
         <w:rPr>
           <w:rFonts w:hint="eastAsia"/>
@@ -8617,7 +7424,7 @@
       <w:r>
         <w:fldChar w:fldCharType="end"/>
       </w:r>
-      <w:bookmarkEnd w:id="3"/>
+      <w:bookmarkEnd w:id="4"/>
       <w:r>
         <w:rPr>
           <w:rFonts w:hint="eastAsia"/>
@@ -8634,9 +7441,6 @@
     <w:p>
       <w:pPr>
         <w:pStyle w:val="14"/>
-        <w:rPr>
-          <w:rFonts w:hint="eastAsia"/>
-        </w:rPr>
       </w:pPr>
       <w:r>
         <w:t>Fig.</w:t>
@@ -8723,27 +7527,7 @@
         <w:t>3.7933 m</w:t>
       </w:r>
       <w:r>
-        <w:t>，说明研究</w:t>
-      </w:r>
-      <w:proofErr w:type="gramStart"/>
-      <w:r>
-        <w:t>区煤厚</w:t>
-      </w:r>
-      <w:proofErr w:type="gramEnd"/>
-      <w:r>
-        <w:t>在空间上存在一定差异。对于采区规划而言，这种差异意味着不同区域的资源利用潜力并不相同，因此需</w:t>
-      </w:r>
-      <w:r>
-        <w:lastRenderedPageBreak/>
-        <w:t>要将离散钻孔信息转换为连续</w:t>
-      </w:r>
-      <w:proofErr w:type="gramStart"/>
-      <w:r>
-        <w:t>参数场</w:t>
-      </w:r>
-      <w:proofErr w:type="gramEnd"/>
-      <w:r>
-        <w:t>后再参与工作面布置方案评价。</w:t>
+        <w:t>，说明研究区煤厚在空间上存在一定差异。对于采区规划而言，这种差异意味着不同区域的资源利用潜力并不相同，因此需要将离散钻孔信息转换为连续参数场后再参与工作面布置方案评价。</w:t>
       </w:r>
     </w:p>
     <w:p>
@@ -8755,6 +7539,7 @@
         <w:t>原始采区边界不能直接作为工作面布置边界。实际规划中，边界煤柱、区段煤柱和局部保护距</w:t>
       </w:r>
       <w:r>
+        <w:lastRenderedPageBreak/>
         <w:t>离等约束会压缩可布置空间。本文在原始边界基础上叠加煤柱和保护约束，得到有效布置域，如</w:t>
       </w:r>
       <w:r>
@@ -8865,7 +7650,7 @@
       <w:pPr>
         <w:pStyle w:val="14"/>
       </w:pPr>
-      <w:bookmarkStart w:id="4" w:name="_Ref227925859"/>
+      <w:bookmarkStart w:id="5" w:name="_Ref227925859"/>
       <w:r>
         <w:rPr>
           <w:rFonts w:hint="eastAsia"/>
@@ -8911,7 +7696,7 @@
       <w:r>
         <w:fldChar w:fldCharType="end"/>
       </w:r>
-      <w:bookmarkEnd w:id="4"/>
+      <w:bookmarkEnd w:id="5"/>
       <w:r>
         <w:rPr>
           <w:rFonts w:hint="eastAsia"/>
@@ -8949,9 +7734,6 @@
       <w:pPr>
         <w:pStyle w:val="100"/>
         <w:ind w:firstLineChars="0" w:firstLine="0"/>
-        <w:rPr>
-          <w:rFonts w:hint="eastAsia"/>
-        </w:rPr>
         <w:sectPr>
           <w:type w:val="continuous"/>
           <w:pgSz w:w="11906" w:h="16838"/>
@@ -8994,31 +7776,7 @@
         <w:fldChar w:fldCharType="end"/>
       </w:r>
       <w:r>
-        <w:t>可见，原始边界经煤柱约束和几何处理后，部分边界</w:t>
-      </w:r>
-      <w:proofErr w:type="gramStart"/>
-      <w:r>
-        <w:t>区域被内缩</w:t>
-      </w:r>
-      <w:proofErr w:type="gramEnd"/>
-      <w:r>
-        <w:t>或剔除，有效布置</w:t>
-      </w:r>
-      <w:proofErr w:type="gramStart"/>
-      <w:r>
-        <w:t>域成为</w:t>
-      </w:r>
-      <w:proofErr w:type="gramEnd"/>
-      <w:r>
-        <w:t>后续工作面布置方案生成的空间基础。所有候选方案均需在有效布置域内生成，并满足</w:t>
-      </w:r>
-      <w:proofErr w:type="gramStart"/>
-      <w:r>
-        <w:t>不</w:t>
-      </w:r>
-      <w:proofErr w:type="gramEnd"/>
-      <w:r>
-        <w:t>越</w:t>
+        <w:t>可见，原始边界经煤柱约束和几何处理后，部分边界区域被内缩或剔除，有效布置域成为后续工作面布置方案生成的空间基础。所有候选方案均需在有效布置域内生成，并满足不越</w:t>
       </w:r>
       <w:r>
         <w:t>界、工作面不重叠和煤柱宽度满足要求等基本采矿约束。</w:t>
@@ -9381,7 +8139,6 @@
                 <w:sz w:val="18"/>
               </w:rPr>
             </w:pPr>
-            <w:proofErr w:type="gramStart"/>
             <w:r>
               <w:rPr>
                 <w:rFonts w:eastAsia="宋体"/>
@@ -9389,7 +8146,6 @@
               </w:rPr>
               <w:t>个</w:t>
             </w:r>
-            <w:proofErr w:type="gramEnd"/>
           </w:p>
         </w:tc>
         <w:tc>
@@ -10647,21 +9403,12 @@
                 <w:sz w:val="18"/>
               </w:rPr>
             </w:pPr>
-            <w:proofErr w:type="gramStart"/>
             <w:r>
               <w:rPr>
                 <w:rFonts w:eastAsia="宋体"/>
                 <w:sz w:val="18"/>
               </w:rPr>
-              <w:t>走向长壁布置</w:t>
-            </w:r>
-            <w:proofErr w:type="gramEnd"/>
-            <w:r>
-              <w:rPr>
-                <w:rFonts w:eastAsia="宋体"/>
-                <w:sz w:val="18"/>
-              </w:rPr>
-              <w:t>，走向</w:t>
+              <w:t>走向长壁布置，走向</w:t>
             </w:r>
             <w:r>
               <w:rPr>
@@ -11208,23 +9955,7 @@
         <w:t>ODI</w:t>
       </w:r>
       <w:r>
-        <w:t>权重和统计阈值用于综合</w:t>
-      </w:r>
-      <w:proofErr w:type="gramStart"/>
-      <w:r>
-        <w:t>扰动场</w:t>
-      </w:r>
-      <w:proofErr w:type="gramEnd"/>
-      <w:r>
-        <w:t>构建及</w:t>
-      </w:r>
-      <w:proofErr w:type="gramStart"/>
-      <w:r>
-        <w:t>方案级风险</w:t>
-      </w:r>
-      <w:proofErr w:type="gramEnd"/>
-      <w:r>
-        <w:t>统计。后续连续参数场、综合</w:t>
+        <w:t>权重和统计阈值用于综合扰动场构建及方案级风险统计。后续连续参数场、综合</w:t>
       </w:r>
       <w:r>
         <w:t>ODI</w:t>
@@ -11262,15 +9993,7 @@
         <w:ind w:firstLine="420"/>
       </w:pPr>
       <w:r>
-        <w:t>在研究区边界和钻孔样点确定后，采用</w:t>
-      </w:r>
-      <w:proofErr w:type="gramStart"/>
-      <w:r>
-        <w:t>反距离</w:t>
-      </w:r>
-      <w:proofErr w:type="gramEnd"/>
-      <w:r>
-        <w:t>加权法对煤层厚度样点进行插值，并依据有效布置域进行裁剪，得到煤层厚度连续参数场。其结果如</w:t>
+        <w:t>在研究区边界和钻孔样点确定后，采用反距离加权法对煤层厚度样点进行插值，并依据有效布置域进行裁剪，得到煤层厚度连续参数场。其结果如</w:t>
       </w:r>
       <w:r>
         <w:fldChar w:fldCharType="begin"/>
@@ -11320,7 +10043,6 @@
         <w:rPr>
           <w:noProof/>
         </w:rPr>
-        <w:lastRenderedPageBreak/>
         <w:drawing>
           <wp:inline distT="0" distB="0" distL="0" distR="0" wp14:anchorId="3A10D1E3" wp14:editId="3250CB28">
             <wp:extent cx="5778000" cy="1451303"/>
@@ -11375,7 +10097,7 @@
       <w:pPr>
         <w:pStyle w:val="14"/>
       </w:pPr>
-      <w:bookmarkStart w:id="5" w:name="_Ref227925888"/>
+      <w:bookmarkStart w:id="6" w:name="_Ref227925888"/>
       <w:r>
         <w:rPr>
           <w:rFonts w:hint="eastAsia"/>
@@ -11421,7 +10143,7 @@
       <w:r>
         <w:fldChar w:fldCharType="end"/>
       </w:r>
-      <w:bookmarkEnd w:id="5"/>
+      <w:bookmarkEnd w:id="6"/>
       <w:r>
         <w:rPr>
           <w:rFonts w:hint="eastAsia"/>
@@ -11432,21 +10154,7 @@
         <w:rPr>
           <w:rFonts w:hint="eastAsia"/>
         </w:rPr>
-        <w:t>煤层厚度连续</w:t>
-      </w:r>
-      <w:proofErr w:type="gramStart"/>
-      <w:r>
-        <w:rPr>
-          <w:rFonts w:hint="eastAsia"/>
-        </w:rPr>
-        <w:t>参数场</w:t>
-      </w:r>
-      <w:proofErr w:type="gramEnd"/>
-      <w:r>
-        <w:rPr>
-          <w:rFonts w:hint="eastAsia"/>
-        </w:rPr>
-        <w:t>及钻孔样点叠置图</w:t>
+        <w:t>煤层厚度连续参数场及钻孔样点叠置图</w:t>
       </w:r>
     </w:p>
     <w:p>
@@ -11454,6 +10162,7 @@
         <w:pStyle w:val="14"/>
       </w:pPr>
       <w:r>
+        <w:lastRenderedPageBreak/>
         <w:t>Fig.</w:t>
       </w:r>
       <w:r>
@@ -11527,15 +10236,7 @@
         <w:t>ZK-107</w:t>
       </w:r>
       <w:r>
-        <w:t>附近较为明显。连续</w:t>
-      </w:r>
-      <w:proofErr w:type="gramStart"/>
-      <w:r>
-        <w:t>参数场</w:t>
-      </w:r>
-      <w:proofErr w:type="gramEnd"/>
-      <w:r>
-        <w:t>的建立使煤层厚度由离散钻孔属性转化为空间变量，可进一步参与候选方案的资源覆盖统计和方案比选。需要说明的是，本文重点展示煤层厚度场，其他地质属性可按照相同流</w:t>
+        <w:t>附近较为明显。连续参数场的建立使煤层厚度由离散钻孔属性转化为空间变量，可进一步参与候选方案的资源覆盖统计和方案比选。需要说明的是，本文重点展示煤层厚度场，其他地质属性可按照相同流</w:t>
       </w:r>
       <w:r>
         <w:t>程扩展进入规划评价。</w:t>
@@ -11547,15 +10248,7 @@
         <w:ind w:firstLine="420"/>
       </w:pPr>
       <w:r>
-        <w:t>在连续</w:t>
-      </w:r>
-      <w:proofErr w:type="gramStart"/>
-      <w:r>
-        <w:t>参数场</w:t>
-      </w:r>
-      <w:proofErr w:type="gramEnd"/>
-      <w:r>
-        <w:t>基础上，进一步将地表沉陷扰动、含水层扰动和上行开采扰动进行归一化处理，并按照</w:t>
+        <w:t>在连续参数场基础上，进一步将地表沉陷扰动、含水层扰动和上行开采扰动进行归一化处理，并按照</w:t>
       </w:r>
       <w:r>
         <w:t>0.45</w:t>
@@ -11694,7 +10387,7 @@
       <w:pPr>
         <w:pStyle w:val="14"/>
       </w:pPr>
-      <w:bookmarkStart w:id="6" w:name="_Ref227925903"/>
+      <w:bookmarkStart w:id="7" w:name="_Ref227925903"/>
       <w:r>
         <w:rPr>
           <w:rFonts w:hint="eastAsia"/>
@@ -11740,7 +10433,7 @@
       <w:r>
         <w:fldChar w:fldCharType="end"/>
       </w:r>
-      <w:bookmarkEnd w:id="6"/>
+      <w:bookmarkEnd w:id="7"/>
       <w:r>
         <w:rPr>
           <w:rFonts w:hint="eastAsia"/>
@@ -11748,15 +10441,7 @@
         <w:t xml:space="preserve"> </w:t>
       </w:r>
       <w:r>
-        <w:t>多</w:t>
-      </w:r>
-      <w:proofErr w:type="gramStart"/>
-      <w:r>
-        <w:t>场景覆岩扰动</w:t>
-      </w:r>
-      <w:proofErr w:type="gramEnd"/>
-      <w:r>
-        <w:t>分量与综合</w:t>
+        <w:t>多场景覆岩扰动分量与综合</w:t>
       </w:r>
       <w:r>
         <w:t>ODI</w:t>
@@ -11837,15 +10522,7 @@
         <w:t>ODI</w:t>
       </w:r>
       <w:r>
-        <w:t>场将上述差异统一到同</w:t>
-      </w:r>
-      <w:proofErr w:type="gramStart"/>
-      <w:r>
-        <w:t>一评价</w:t>
-      </w:r>
-      <w:proofErr w:type="gramEnd"/>
-      <w:r>
-        <w:t>尺度下，可作为工作面布置方案筛选的风险约束底图。</w:t>
+        <w:t>场将上述差异统一到同一评价尺度下，可作为工作面布置方案筛选的风险约束底图。</w:t>
       </w:r>
     </w:p>
     <w:p>
@@ -11940,15 +10617,7 @@
         <w:ind w:firstLine="420"/>
       </w:pPr>
       <w:r>
-        <w:t>在有效布置域、煤层厚度连续</w:t>
-      </w:r>
-      <w:proofErr w:type="gramStart"/>
-      <w:r>
-        <w:t>参数场</w:t>
-      </w:r>
-      <w:proofErr w:type="gramEnd"/>
-      <w:r>
-        <w:t>和综合</w:t>
+        <w:t>在有效布置域、煤层厚度连续参数场和综合</w:t>
       </w:r>
       <w:r>
         <w:t>ODI</w:t>
@@ -11987,15 +10656,7 @@
         <w:ind w:firstLine="420"/>
       </w:pPr>
       <w:r>
-        <w:t>为比较不同偏好模式</w:t>
-      </w:r>
-      <w:proofErr w:type="gramStart"/>
-      <w:r>
-        <w:t>下方案</w:t>
-      </w:r>
-      <w:proofErr w:type="gramEnd"/>
-      <w:r>
-        <w:t>的综合表现，选取工程效率优先方案</w:t>
+        <w:t>为比较不同偏好模式下方案的综合表现，选取工程效率优先方案</w:t>
       </w:r>
       <w:r>
         <w:t>A</w:t>
@@ -12073,7 +10734,6 @@
         <w:rPr>
           <w:noProof/>
         </w:rPr>
-        <w:lastRenderedPageBreak/>
         <w:drawing>
           <wp:inline distT="0" distB="0" distL="0" distR="0" wp14:anchorId="6D031F19" wp14:editId="2BCCF3F9">
             <wp:extent cx="6113780" cy="1729105"/>
@@ -12128,7 +10788,7 @@
       <w:pPr>
         <w:pStyle w:val="14"/>
       </w:pPr>
-      <w:bookmarkStart w:id="7" w:name="_Ref227925930"/>
+      <w:bookmarkStart w:id="8" w:name="_Ref227925930"/>
       <w:r>
         <w:rPr>
           <w:rFonts w:hint="eastAsia"/>
@@ -12174,7 +10834,7 @@
       <w:r>
         <w:fldChar w:fldCharType="end"/>
       </w:r>
-      <w:bookmarkEnd w:id="7"/>
+      <w:bookmarkEnd w:id="8"/>
       <w:r>
         <w:rPr>
           <w:rFonts w:hint="eastAsia"/>
@@ -12214,15 +10874,7 @@
         <w:t>8</w:t>
       </w:r>
       <w:r>
-        <w:t xml:space="preserve"> </w:t>
-      </w:r>
-      <w:proofErr w:type="gramStart"/>
-      <w:r>
-        <w:t>Multi-indicator</w:t>
-      </w:r>
-      <w:proofErr w:type="gramEnd"/>
-      <w:r>
-        <w:t xml:space="preserve"> comparison of candidate schemes A, B and C</w:t>
+        <w:t xml:space="preserve"> Multi-indicator comparison of candidate schemes A, B and C</w:t>
       </w:r>
     </w:p>
     <w:p>
@@ -12295,7 +10947,10 @@
         <w:t>B</w:t>
       </w:r>
       <w:r>
-        <w:t>方案覆盖率最高，说明其资源占用和空间利用程度更高；</w:t>
+        <w:t>方案覆盖率最高，</w:t>
+      </w:r>
+      <w:r>
+        <w:t>说明其资源占用和空间利用程度更高；</w:t>
       </w:r>
       <w:r>
         <w:t>C</w:t>
@@ -12316,6 +10971,7 @@
         <w:t>分位数均低于</w:t>
       </w:r>
       <w:r>
+        <w:lastRenderedPageBreak/>
         <w:t>A</w:t>
       </w:r>
       <w:r>
@@ -12325,7 +10981,10 @@
         <w:t>B</w:t>
       </w:r>
       <w:r>
-        <w:t>方案，表明其总体扰动水平和高值尾部风险较低。该结果说明，不同规划偏好会导致资源覆盖与扰动控制之间产生可量化的权衡关系。</w:t>
+        <w:t>方案，表明其总体扰动水平和高值尾部风险较低。该结果说明，不同规划偏好会导致资源覆</w:t>
+      </w:r>
+      <w:r>
+        <w:t>盖与扰动控制之间产生可量化的权衡关系。</w:t>
       </w:r>
     </w:p>
     <w:p>
@@ -12500,7 +11159,6 @@
               </w:rPr>
               <w:t>/</w:t>
             </w:r>
-            <w:proofErr w:type="gramStart"/>
             <w:r>
               <w:rPr>
                 <w:rFonts w:eastAsia="宋体"/>
@@ -12508,7 +11166,6 @@
               </w:rPr>
               <w:t>个</w:t>
             </w:r>
-            <w:proofErr w:type="gramEnd"/>
           </w:p>
         </w:tc>
         <w:tc>
@@ -13614,9 +12271,6 @@
       <w:pPr>
         <w:pStyle w:val="100"/>
         <w:ind w:firstLineChars="0" w:firstLine="0"/>
-        <w:rPr>
-          <w:rFonts w:hint="eastAsia"/>
-        </w:rPr>
         <w:sectPr>
           <w:type w:val="continuous"/>
           <w:pgSz w:w="11906" w:h="16838"/>
@@ -14005,7 +12659,7 @@
       <w:pPr>
         <w:pStyle w:val="14"/>
       </w:pPr>
-      <w:bookmarkStart w:id="8" w:name="_Ref227925957"/>
+      <w:bookmarkStart w:id="9" w:name="_Ref227925957"/>
       <w:r>
         <w:rPr>
           <w:rFonts w:hint="eastAsia"/>
@@ -14051,7 +12705,7 @@
       <w:r>
         <w:fldChar w:fldCharType="end"/>
       </w:r>
-      <w:bookmarkEnd w:id="8"/>
+      <w:bookmarkEnd w:id="9"/>
       <w:r>
         <w:rPr>
           <w:rFonts w:hint="eastAsia"/>
@@ -14081,7 +12735,6 @@
       <w:pPr>
         <w:pStyle w:val="14"/>
         <w:rPr>
-          <w:rFonts w:hint="eastAsia"/>
           <w:sz w:val="21"/>
         </w:rPr>
       </w:pPr>
@@ -14237,11 +12890,7 @@
         <w:t>B</w:t>
       </w:r>
       <w:r>
-        <w:t>方案在覆盖率方面优势明显，但扰</w:t>
-      </w:r>
-      <w:r>
-        <w:lastRenderedPageBreak/>
-        <w:t>动统计值相对较高；</w:t>
+        <w:t>方案在覆盖率方面优势明显，但扰动统计值相对较高；</w:t>
       </w:r>
       <w:r>
         <w:t>C</w:t>
@@ -14327,15 +12976,7 @@
         <w:t>0.80</w:t>
       </w:r>
       <w:r>
-        <w:t>，统计各方案的超阈值暴露比例；权重敏感性分析设置基准权重、地表沉陷分量增强、含水层扰动分量增强、上行开采分量增强及上行开采专项权重等情景，比较各方</w:t>
-      </w:r>
-      <w:proofErr w:type="gramStart"/>
-      <w:r>
-        <w:t>案风险</w:t>
-      </w:r>
-      <w:proofErr w:type="gramEnd"/>
-      <w:r>
-        <w:t>综合得分变化。结果如图</w:t>
+        <w:t>，统计各方案的超阈值暴露比例；权重敏感性分析设置基准权重、地表沉陷分量增强、含水层扰动分量增强、上行开采分量增强及上行开采专项权重等情景，比较各方案风险综合得分变化。结果如图</w:t>
       </w:r>
       <w:r>
         <w:t>10</w:t>
@@ -14365,6 +13006,7 @@
         <w:rPr>
           <w:noProof/>
         </w:rPr>
+        <w:lastRenderedPageBreak/>
         <w:drawing>
           <wp:inline distT="0" distB="0" distL="0" distR="0" wp14:anchorId="0B5B198C" wp14:editId="40EFC356">
             <wp:extent cx="2827020" cy="1623060"/>
@@ -14419,7 +13061,7 @@
       <w:pPr>
         <w:pStyle w:val="14"/>
       </w:pPr>
-      <w:bookmarkStart w:id="9" w:name="_Ref227765621"/>
+      <w:bookmarkStart w:id="10" w:name="_Ref227765621"/>
       <w:r>
         <w:rPr>
           <w:rFonts w:hint="eastAsia"/>
@@ -14465,7 +13107,7 @@
       <w:r>
         <w:fldChar w:fldCharType="end"/>
       </w:r>
-      <w:bookmarkEnd w:id="9"/>
+      <w:bookmarkEnd w:id="10"/>
       <w:r>
         <w:rPr>
           <w:rFonts w:hint="eastAsia"/>
@@ -14571,7 +13213,7 @@
       <w:pPr>
         <w:pStyle w:val="14"/>
       </w:pPr>
-      <w:bookmarkStart w:id="10" w:name="_Ref227765749"/>
+      <w:bookmarkStart w:id="11" w:name="_Ref227765749"/>
       <w:r>
         <w:rPr>
           <w:rFonts w:hint="eastAsia"/>
@@ -14617,7 +13259,7 @@
       <w:r>
         <w:fldChar w:fldCharType="end"/>
       </w:r>
-      <w:bookmarkEnd w:id="10"/>
+      <w:bookmarkEnd w:id="11"/>
       <w:r>
         <w:rPr>
           <w:rFonts w:hint="eastAsia"/>
@@ -14846,10 +13488,7 @@
         <w:t>C</w:t>
       </w:r>
       <w:r>
-        <w:t>方案风险综</w:t>
-      </w:r>
-      <w:r>
-        <w:t>合得分分别为</w:t>
+        <w:t>方案风险综合得分分别为</w:t>
       </w:r>
       <w:r>
         <w:t>0.4481</w:t>
@@ -14891,15 +13530,7 @@
         <w:t>0.4498</w:t>
       </w:r>
       <w:r>
-        <w:t>。该结果表明，在</w:t>
-      </w:r>
-      <w:proofErr w:type="gramStart"/>
-      <w:r>
-        <w:t>当前样</w:t>
-      </w:r>
-      <w:proofErr w:type="gramEnd"/>
-      <w:r>
-        <w:t>例和候选集合范围内，联合判据下低扰动候选具有较好的内部稳定性。</w:t>
+        <w:t>。该结果表明，在当前样例和候选集合范围内，联合判据下低扰动候选具有较好的内部稳定性。</w:t>
       </w:r>
     </w:p>
     <w:p>
@@ -14949,31 +13580,10 @@
         <w:t>1</w:t>
       </w:r>
       <w:r>
-        <w:t>）针对传统采区规划中工作面布置主要依赖边界条件、工程经验和后置风险校核，容易造成方案反复调整的问题，提出了多</w:t>
-      </w:r>
-      <w:proofErr w:type="gramStart"/>
-      <w:r>
-        <w:t>场景覆岩扰动</w:t>
-      </w:r>
-      <w:proofErr w:type="gramEnd"/>
-      <w:r>
-        <w:t>约束下采区规划方法。该方法将地表沉陷、含水层扰动和上行开采</w:t>
-      </w:r>
-      <w:proofErr w:type="gramStart"/>
-      <w:r>
-        <w:t>等覆岩</w:t>
-      </w:r>
-      <w:proofErr w:type="gramEnd"/>
-      <w:r>
-        <w:t>扰动风险</w:t>
-      </w:r>
-      <w:proofErr w:type="gramStart"/>
-      <w:r>
-        <w:t>由方案</w:t>
-      </w:r>
-      <w:proofErr w:type="gramEnd"/>
-      <w:r>
-        <w:t>形成后的校核环节前移至工作面布置方案生成与筛选阶段，使风险约束能够在采区规划初期参与方案形成。</w:t>
+        <w:t>）针对传统采区规划中工作面布置主要依赖边界条件、工程经验和后置风险校核，容易造成方案反复调整的问题，提出了多场景覆岩扰动约</w:t>
+      </w:r>
+      <w:r>
+        <w:t>束下采区规划方法。该方法将地表沉陷、含水层扰动和上行开采等覆岩扰动风险由方案形成后的校核环节前移至工作面布置方案生成与筛选阶段，使风险约束能够在采区规划初期参与方案形成。</w:t>
       </w:r>
     </w:p>
     <w:p>
@@ -15009,23 +13619,7 @@
         <w:t>”</w:t>
       </w:r>
       <w:r>
-        <w:t>关键方法体系。通过采区边界、煤柱约束和钻孔样点构建有效</w:t>
-      </w:r>
-      <w:proofErr w:type="gramStart"/>
-      <w:r>
-        <w:t>布置域与连续</w:t>
-      </w:r>
-      <w:proofErr w:type="gramEnd"/>
-      <w:r>
-        <w:t>参数场，为工作面布置提供空间基础；通过</w:t>
-      </w:r>
-      <w:proofErr w:type="gramStart"/>
-      <w:r>
-        <w:t>综合覆岩扰动</w:t>
-      </w:r>
-      <w:proofErr w:type="gramEnd"/>
-      <w:r>
-        <w:t>指数统一表达地表沉陷、含水层扰动和上行开采等多场景风险，为工作面布置提供扰动约束底图；通过工程效率、资源回收和扰动控制指标，实现不同工作面布置方案的多目标筛选。</w:t>
+        <w:t>关键方法体系。通过采区边界、煤柱约束和钻孔样点构建有效布置域与连续参数场，为工作面布置提供空间基础；通过综合覆岩扰动指数统一表达地表沉陷、含水层扰动和上行开采等多场景风险，为工作面布置提供扰动约束底图；通过工程效率、资源回收和扰动控制指标，实现不同工作面布置方案的多目标筛选。</w:t>
       </w:r>
     </w:p>
     <w:p>
@@ -15037,15 +13631,7 @@
         <w:t>3</w:t>
       </w:r>
       <w:r>
-        <w:t>）形成了多场景约束采区规划系统化计算流程。该流程以采区边界、钻孔样点、煤柱参数、工作面设计参数和扰动权重为基础输入，依次完成有效布置域生成、连续</w:t>
-      </w:r>
-      <w:proofErr w:type="gramStart"/>
-      <w:r>
-        <w:t>参数场</w:t>
-      </w:r>
-      <w:proofErr w:type="gramEnd"/>
-      <w:r>
-        <w:t>构建、综合</w:t>
+        <w:t>）形成了多场景约束采区规划系统化计算流程。该流程以采区边界、钻孔样点、煤柱参数、工作面设计参数和扰动权重为基础输入，依次完成有效布置域生成、连续参数场构建、综合</w:t>
       </w:r>
       <w:r>
         <w:t>ODI</w:t>
@@ -15068,13 +13654,8 @@
       <w:r>
         <w:t>ODI</w:t>
       </w:r>
-      <w:proofErr w:type="gramStart"/>
-      <w:r>
-        <w:t>场能够</w:t>
-      </w:r>
-      <w:proofErr w:type="gramEnd"/>
-      <w:r>
-        <w:t>识别采区内高扰动敏感区。研究区综合</w:t>
+      <w:r>
+        <w:t>场能够识别采区内高扰动敏感区。研究区综合</w:t>
       </w:r>
       <w:r>
         <w:t>ODI</w:t>
@@ -15134,75 +13715,66 @@
         <w:t>15.89%</w:t>
       </w:r>
       <w:r>
-        <w:t>。在相同边界、</w:t>
-      </w:r>
-      <w:proofErr w:type="gramStart"/>
-      <w:r>
-        <w:t>参数场</w:t>
-      </w:r>
-      <w:proofErr w:type="gramEnd"/>
+        <w:t>。在相同边界、参数场和</w:t>
+      </w:r>
+      <w:r>
+        <w:t>ODI</w:t>
+      </w:r>
+      <w:r>
+        <w:t>场条件下，工程效率优先方案</w:t>
+      </w:r>
+      <w:r>
+        <w:t>A</w:t>
+      </w:r>
+      <w:r>
+        <w:t>、资源回收优先方案</w:t>
+      </w:r>
+      <w:r>
+        <w:t>B</w:t>
+      </w:r>
+      <w:r>
+        <w:t>和低扰动候选方案</w:t>
+      </w:r>
+      <w:r>
+        <w:t>C</w:t>
+      </w:r>
+      <w:r>
+        <w:t>的覆盖率分别为</w:t>
+      </w:r>
+      <w:r>
+        <w:t>89.34%</w:t>
+      </w:r>
+      <w:r>
+        <w:t>、</w:t>
+      </w:r>
+      <w:r>
+        <w:t>98.52%</w:t>
+      </w:r>
       <w:r>
         <w:t>和</w:t>
       </w:r>
       <w:r>
+        <w:t>80.67%</w:t>
+      </w:r>
+      <w:r>
+        <w:t>，</w:t>
+      </w:r>
+      <w:r>
         <w:t>ODI</w:t>
       </w:r>
       <w:r>
-        <w:t>场条件下，工程效率优先方案</w:t>
-      </w:r>
-      <w:r>
-        <w:t>A</w:t>
-      </w:r>
-      <w:r>
-        <w:t>、资源回收优先方案</w:t>
-      </w:r>
-      <w:r>
-        <w:t>B</w:t>
-      </w:r>
-      <w:r>
-        <w:t>和低扰动候选方案</w:t>
-      </w:r>
-      <w:r>
-        <w:t>C</w:t>
-      </w:r>
-      <w:r>
-        <w:t>的覆盖率分别为</w:t>
-      </w:r>
-      <w:r>
-        <w:t>89.34%</w:t>
+        <w:t>均值分别为</w:t>
+      </w:r>
+      <w:r>
+        <w:t>0.4463</w:t>
       </w:r>
       <w:r>
         <w:t>、</w:t>
       </w:r>
       <w:r>
-        <w:t>98.52%</w:t>
-      </w:r>
-      <w:r>
-        <w:t>和</w:t>
-      </w:r>
-      <w:r>
-        <w:t>80.67%</w:t>
-      </w:r>
-      <w:r>
-        <w:t>，</w:t>
-      </w:r>
-      <w:r>
-        <w:t>ODI</w:t>
-      </w:r>
-      <w:r>
-        <w:t>均值分别为</w:t>
-      </w:r>
-      <w:r>
-        <w:t>0.4463</w:t>
-      </w:r>
-      <w:r>
-        <w:t>、</w:t>
-      </w:r>
-      <w:r>
         <w:t>0.4552</w:t>
       </w:r>
       <w:r>
-        <w:lastRenderedPageBreak/>
         <w:t>和</w:t>
       </w:r>
       <w:r>
@@ -15275,15 +13847,7 @@
         <w:t>90%</w:t>
       </w:r>
       <w:r>
-        <w:t>分位数和风险综合得分整体较低，且在不同权重情景下保持较好的稳定性。该结果说明，多</w:t>
-      </w:r>
-      <w:proofErr w:type="gramStart"/>
-      <w:r>
-        <w:t>场景覆岩扰动</w:t>
-      </w:r>
-      <w:proofErr w:type="gramEnd"/>
-      <w:r>
-        <w:t>约束能够为采区规划阶段的风险前置控制、候选方案筛选和多目标比选提供依据。后续仍需结合现场参数标定、生产系统约束耦合和多矿区案例，对方法适用性进一步验证。</w:t>
+        <w:t>分位数和风险综合得分整体较低，且在不同权重情景下保持较好的稳定性。该结果说明，多场景覆岩扰动约束能够为采区规划阶段的风险前置控制、候选方案筛选和多目标比选提供依据。后续仍需结合现场参数标定、生产系统约束耦合和多矿区案例，对方法适用性进一步验证。</w:t>
       </w:r>
     </w:p>
     <w:p>
@@ -15291,6 +13855,7 @@
         <w:pStyle w:val="11"/>
       </w:pPr>
       <w:r>
+        <w:lastRenderedPageBreak/>
         <w:t>参考文献</w:t>
       </w:r>
     </w:p>
@@ -15298,89 +13863,49 @@
       <w:pPr>
         <w:pStyle w:val="17"/>
       </w:pPr>
-      <w:bookmarkStart w:id="11" w:name="REF_001"/>
+      <w:bookmarkStart w:id="12" w:name="REF_001"/>
       <w:r>
         <w:t>[1]</w:t>
       </w:r>
       <w:r>
         <w:tab/>
-        <w:t xml:space="preserve">WU </w:t>
-      </w:r>
-      <w:proofErr w:type="spellStart"/>
-      <w:r>
-        <w:t>Xuefei</w:t>
-      </w:r>
-      <w:proofErr w:type="spellEnd"/>
-      <w:r>
-        <w:t xml:space="preserve">, LI </w:t>
-      </w:r>
-      <w:proofErr w:type="spellStart"/>
-      <w:r>
-        <w:t>Hongxia</w:t>
-      </w:r>
-      <w:proofErr w:type="spellEnd"/>
-      <w:r>
-        <w:t>, WANG Baoli, et al. Review on improvements to the safety level of coal mines by applying intelligent coal mining[J]. Sustainability, 2022, 14(24): 16400. DOI: 10.3390/su142416400.</w:t>
-      </w:r>
-      <w:bookmarkEnd w:id="11"/>
+        <w:t>WU Xuefei, LI Hongxia, WANG Baoli, et al. Review on improvements to the safety level of coal mines by applying intelligent coal mining[J]. Sustainability, 2022, 14(24): 16400. DOI: 10.3390/su142416400.</w:t>
+      </w:r>
+      <w:bookmarkEnd w:id="12"/>
     </w:p>
     <w:p>
       <w:pPr>
         <w:pStyle w:val="17"/>
       </w:pPr>
-      <w:bookmarkStart w:id="12" w:name="REF_002"/>
+      <w:bookmarkStart w:id="13" w:name="REF_002"/>
       <w:r>
         <w:t>[2]</w:t>
       </w:r>
       <w:r>
         <w:tab/>
-        <w:t xml:space="preserve">WANG </w:t>
-      </w:r>
-      <w:proofErr w:type="spellStart"/>
-      <w:r>
-        <w:t>Guofa</w:t>
-      </w:r>
-      <w:proofErr w:type="spellEnd"/>
-      <w:r>
-        <w:t xml:space="preserve">, REN </w:t>
-      </w:r>
-      <w:proofErr w:type="spellStart"/>
-      <w:r>
-        <w:t>Huaiwei</w:t>
-      </w:r>
-      <w:proofErr w:type="spellEnd"/>
-      <w:r>
-        <w:t>, ZHAO Guorui, et al. Research and practice of intelligent coal mine technology systems in China[J]. International Journal of Coal Science &amp; Technology, 2022, 9(1). DOI: 10.1007/s40789-022-00491-3.</w:t>
-      </w:r>
-      <w:bookmarkEnd w:id="12"/>
+        <w:t>WANG Guofa, REN Huaiwei, ZHAO Guorui, et al. Research and practice of intelligent coal mine technology systems in China[J]. International Journal of Coal Science &amp; Technology, 2022, 9(1). DOI: 10.1007/s40789-022-00491-3.</w:t>
+      </w:r>
+      <w:bookmarkEnd w:id="13"/>
     </w:p>
     <w:p>
       <w:pPr>
         <w:pStyle w:val="17"/>
       </w:pPr>
-      <w:bookmarkStart w:id="13" w:name="REF_003"/>
+      <w:bookmarkStart w:id="14" w:name="REF_003"/>
       <w:r>
         <w:t>[3]</w:t>
       </w:r>
       <w:r>
         <w:tab/>
-        <w:t xml:space="preserve">ZHANG </w:t>
-      </w:r>
-      <w:proofErr w:type="spellStart"/>
-      <w:r>
-        <w:t>Kexue</w:t>
-      </w:r>
-      <w:proofErr w:type="spellEnd"/>
-      <w:r>
-        <w:t>, KANG Lei, CHEN Xuexi, et al. A review of intelligent unmanned mining current situation and development trend[J]. Energies, 2022, 15(2): 513. DOI: 10.3390/en15020513.</w:t>
-      </w:r>
-      <w:bookmarkEnd w:id="13"/>
+        <w:t>ZHANG Kexue, KANG Lei, CHEN Xuexi, et al. A review of intelligent unmanned mining current situation and development trend[J]. Energies, 2022, 15(2): 513. DOI: 10.3390/en15020513.</w:t>
+      </w:r>
+      <w:bookmarkEnd w:id="14"/>
     </w:p>
     <w:p>
       <w:pPr>
         <w:pStyle w:val="17"/>
       </w:pPr>
-      <w:bookmarkStart w:id="14" w:name="REF_004"/>
+      <w:bookmarkStart w:id="15" w:name="REF_004"/>
       <w:r>
         <w:t>[4]</w:t>
       </w:r>
@@ -15411,13 +13936,13 @@
       <w:r>
         <w:t>, 2020, 48(9): 1-15. DOI: 10.13199/j.cnki.cst.2020.09.001.</w:t>
       </w:r>
-      <w:bookmarkEnd w:id="14"/>
+      <w:bookmarkEnd w:id="15"/>
     </w:p>
     <w:p>
       <w:pPr>
         <w:pStyle w:val="17"/>
       </w:pPr>
-      <w:bookmarkStart w:id="15" w:name="REF_005"/>
+      <w:bookmarkStart w:id="16" w:name="REF_005"/>
       <w:r>
         <w:t>[5]</w:t>
       </w:r>
@@ -15430,11 +13955,9 @@
       <w:r>
         <w:t xml:space="preserve">, </w:t>
       </w:r>
-      <w:proofErr w:type="gramStart"/>
       <w:r>
         <w:t>杜毅博</w:t>
       </w:r>
-      <w:proofErr w:type="gramEnd"/>
       <w:r>
         <w:t xml:space="preserve">. </w:t>
       </w:r>
@@ -15450,13 +13973,13 @@
       <w:r>
         <w:t>, 2020, 48(1): 1-9. DOI: 10.13199/j.cnki.cst.2020.01.001.</w:t>
       </w:r>
-      <w:bookmarkEnd w:id="15"/>
+      <w:bookmarkEnd w:id="16"/>
     </w:p>
     <w:p>
       <w:pPr>
         <w:pStyle w:val="17"/>
       </w:pPr>
-      <w:bookmarkStart w:id="16" w:name="REF_006"/>
+      <w:bookmarkStart w:id="17" w:name="REF_006"/>
       <w:r>
         <w:t>[6]</w:t>
       </w:r>
@@ -15469,11 +13992,9 @@
       <w:r>
         <w:t xml:space="preserve">, </w:t>
       </w:r>
-      <w:proofErr w:type="gramStart"/>
       <w:r>
         <w:t>任怀伟</w:t>
       </w:r>
-      <w:proofErr w:type="gramEnd"/>
       <w:r>
         <w:t xml:space="preserve">, </w:t>
       </w:r>
@@ -15513,24 +14034,22 @@
       <w:r>
         <w:t>, 2020, 48(7): 1-27. DOI: 10.13199/j.cnki.cst.2020.07.001.</w:t>
       </w:r>
-      <w:bookmarkEnd w:id="16"/>
+      <w:bookmarkEnd w:id="17"/>
     </w:p>
     <w:p>
       <w:pPr>
         <w:pStyle w:val="17"/>
       </w:pPr>
-      <w:bookmarkStart w:id="17" w:name="REF_007"/>
+      <w:bookmarkStart w:id="18" w:name="REF_007"/>
       <w:r>
         <w:t>[7]</w:t>
       </w:r>
       <w:r>
         <w:tab/>
       </w:r>
-      <w:proofErr w:type="gramStart"/>
       <w:r>
         <w:t>李首滨</w:t>
       </w:r>
-      <w:proofErr w:type="gramEnd"/>
       <w:r>
         <w:t xml:space="preserve">. </w:t>
       </w:r>
@@ -15546,24 +14065,22 @@
       <w:r>
         <w:t>, 2019, 47(10): 102-110. DOI: 10.13199/j.cnki.cst.2019.10.012.</w:t>
       </w:r>
-      <w:bookmarkEnd w:id="17"/>
+      <w:bookmarkEnd w:id="18"/>
     </w:p>
     <w:p>
       <w:pPr>
         <w:pStyle w:val="17"/>
       </w:pPr>
-      <w:bookmarkStart w:id="18" w:name="REF_008"/>
+      <w:bookmarkStart w:id="19" w:name="REF_008"/>
       <w:r>
         <w:t>[8]</w:t>
       </w:r>
       <w:r>
         <w:tab/>
       </w:r>
-      <w:proofErr w:type="gramStart"/>
       <w:r>
         <w:t>王存飞</w:t>
       </w:r>
-      <w:proofErr w:type="gramEnd"/>
       <w:r>
         <w:t xml:space="preserve">, </w:t>
       </w:r>
@@ -15585,40 +14102,34 @@
       <w:r>
         <w:t>, 2019, 47(7): 156-163. DOI: 10.13199/j.cnki.cst.2019.07.019.</w:t>
       </w:r>
-      <w:bookmarkEnd w:id="18"/>
+      <w:bookmarkEnd w:id="19"/>
     </w:p>
     <w:p>
       <w:pPr>
         <w:pStyle w:val="17"/>
       </w:pPr>
-      <w:bookmarkStart w:id="19" w:name="REF_009"/>
+      <w:bookmarkStart w:id="20" w:name="REF_009"/>
       <w:r>
         <w:t>[9]</w:t>
       </w:r>
       <w:r>
         <w:tab/>
       </w:r>
-      <w:proofErr w:type="gramStart"/>
       <w:r>
         <w:t>程建远</w:t>
       </w:r>
-      <w:proofErr w:type="gramEnd"/>
       <w:r>
         <w:t xml:space="preserve">, </w:t>
       </w:r>
-      <w:proofErr w:type="gramStart"/>
       <w:r>
         <w:t>朱梦博</w:t>
       </w:r>
-      <w:proofErr w:type="gramEnd"/>
       <w:r>
         <w:t xml:space="preserve">, </w:t>
       </w:r>
-      <w:proofErr w:type="gramStart"/>
       <w:r>
         <w:t>王云宏</w:t>
       </w:r>
-      <w:proofErr w:type="gramEnd"/>
       <w:r>
         <w:t xml:space="preserve">, </w:t>
       </w:r>
@@ -15640,13 +14151,13 @@
       <w:r>
         <w:t>, 2019, 44(8): 2285-2295. DOI: 10.13225/j.cnki.jccs.KJ19.0510.</w:t>
       </w:r>
-      <w:bookmarkEnd w:id="19"/>
+      <w:bookmarkEnd w:id="20"/>
     </w:p>
     <w:p>
       <w:pPr>
         <w:pStyle w:val="17"/>
       </w:pPr>
-      <w:bookmarkStart w:id="20" w:name="REF_010"/>
+      <w:bookmarkStart w:id="21" w:name="REF_010"/>
       <w:r>
         <w:t>[10]</w:t>
       </w:r>
@@ -15666,15 +14177,7 @@
         <w:t xml:space="preserve">, </w:t>
       </w:r>
       <w:r>
-        <w:t>王</w:t>
-      </w:r>
-      <w:proofErr w:type="gramStart"/>
-      <w:r>
-        <w:t>世</w:t>
-      </w:r>
-      <w:proofErr w:type="gramEnd"/>
-      <w:r>
-        <w:t>博</w:t>
+        <w:t>王世博</w:t>
       </w:r>
       <w:r>
         <w:t xml:space="preserve">. </w:t>
@@ -15691,35 +14194,27 @@
       <w:r>
         <w:t>, 2020, 45(6): 1973-1983. DOI: 10.13225/j.cnki.jccs.ZN20.0364.</w:t>
       </w:r>
-      <w:bookmarkEnd w:id="20"/>
+      <w:bookmarkEnd w:id="21"/>
     </w:p>
     <w:p>
       <w:pPr>
         <w:pStyle w:val="17"/>
       </w:pPr>
-      <w:bookmarkStart w:id="21" w:name="REF_011"/>
+      <w:bookmarkStart w:id="22" w:name="REF_011"/>
       <w:r>
         <w:t>[11]</w:t>
       </w:r>
       <w:r>
         <w:tab/>
-        <w:t xml:space="preserve">YANG Yi, LI Yingchun, WANG </w:t>
-      </w:r>
-      <w:proofErr w:type="spellStart"/>
-      <w:r>
-        <w:t>Lujun</w:t>
-      </w:r>
-      <w:proofErr w:type="spellEnd"/>
-      <w:r>
-        <w:t>, et al. On strata damage and stress disturbance induced by coal mining based on physical similarity simulation experiments[J]. Scientific Reports, 2023, 13(1). DOI: 10.1038/s41598-023-42148-4.</w:t>
-      </w:r>
-      <w:bookmarkEnd w:id="21"/>
+        <w:t>YANG Yi, LI Yingchun, WANG Lujun, et al. On strata damage and stress disturbance induced by coal mining based on physical similarity simulation experiments[J]. Scientific Reports, 2023, 13(1). DOI: 10.1038/s41598-023-42148-4.</w:t>
+      </w:r>
+      <w:bookmarkEnd w:id="22"/>
     </w:p>
     <w:p>
       <w:pPr>
         <w:pStyle w:val="17"/>
       </w:pPr>
-      <w:bookmarkStart w:id="22" w:name="REF_012"/>
+      <w:bookmarkStart w:id="23" w:name="REF_012"/>
       <w:r>
         <w:t>[12]</w:t>
       </w:r>
@@ -15727,43 +14222,27 @@
         <w:tab/>
         <w:t>REN Yiwei, YUAN Qiang, CHEN Jie, et al. Evolution characteristics of mining-induced fractures in overburden strata under close-multi coal seams mining based on optical fiber monitoring[J]. Engineering Geology, 2024, 343: 107802. DOI: 10.1016/j.enggeo.2024.107802.</w:t>
       </w:r>
-      <w:bookmarkEnd w:id="22"/>
+      <w:bookmarkEnd w:id="23"/>
     </w:p>
     <w:p>
       <w:pPr>
         <w:pStyle w:val="17"/>
       </w:pPr>
-      <w:bookmarkStart w:id="23" w:name="REF_013"/>
+      <w:bookmarkStart w:id="24" w:name="REF_013"/>
       <w:r>
         <w:t>[13]</w:t>
       </w:r>
       <w:r>
         <w:tab/>
-        <w:t xml:space="preserve">YANG Xiao, SHI </w:t>
-      </w:r>
-      <w:proofErr w:type="spellStart"/>
-      <w:r>
-        <w:t>Longqing</w:t>
-      </w:r>
-      <w:proofErr w:type="spellEnd"/>
-      <w:r>
-        <w:t xml:space="preserve">, QIU Mei, et al. Spatiotemporal evolution patterns of mining-induced overburden damage based on </w:t>
-      </w:r>
-      <w:proofErr w:type="spellStart"/>
-      <w:r>
-        <w:t>microseismic</w:t>
-      </w:r>
-      <w:proofErr w:type="spellEnd"/>
-      <w:r>
-        <w:t xml:space="preserve"> event response analysis[J]. Journal of Applied Geophysics, 2025, 242: 105876. DOI: 10.1016/j.jappgeo.2025.105876.</w:t>
-      </w:r>
-      <w:bookmarkEnd w:id="23"/>
+        <w:t>YANG Xiao, SHI Longqing, QIU Mei, et al. Spatiotemporal evolution patterns of mining-induced overburden damage based on microseismic event response analysis[J]. Journal of Applied Geophysics, 2025, 242: 105876. DOI: 10.1016/j.jappgeo.2025.105876.</w:t>
+      </w:r>
+      <w:bookmarkEnd w:id="24"/>
     </w:p>
     <w:p>
       <w:pPr>
         <w:pStyle w:val="17"/>
       </w:pPr>
-      <w:bookmarkStart w:id="24" w:name="REF_014"/>
+      <w:bookmarkStart w:id="25" w:name="REF_014"/>
       <w:r>
         <w:t>[14]</w:t>
       </w:r>
@@ -15771,43 +14250,27 @@
         <w:tab/>
         <w:t>ZHANG Jie, WANG Li, YANG Tao, et al. Study on overburden failure characteristics and ground pressure behavior in shallow coal seam mining underneath the gully[J]. Frontiers in Earth Science, 2024, 12. DOI: 10.3389/feart.2024.1375979.</w:t>
       </w:r>
-      <w:bookmarkEnd w:id="24"/>
+      <w:bookmarkEnd w:id="25"/>
     </w:p>
     <w:p>
       <w:pPr>
         <w:pStyle w:val="17"/>
       </w:pPr>
-      <w:bookmarkStart w:id="25" w:name="REF_015"/>
+      <w:bookmarkStart w:id="26" w:name="REF_015"/>
       <w:r>
         <w:t>[15]</w:t>
       </w:r>
       <w:r>
         <w:tab/>
-        <w:t xml:space="preserve">CAO Jian, HUANG </w:t>
-      </w:r>
-      <w:proofErr w:type="spellStart"/>
-      <w:r>
-        <w:t>Qingxiang</w:t>
-      </w:r>
-      <w:proofErr w:type="spellEnd"/>
-      <w:r>
-        <w:t xml:space="preserve">, GUO </w:t>
-      </w:r>
-      <w:proofErr w:type="spellStart"/>
-      <w:r>
-        <w:t>Lingfei</w:t>
-      </w:r>
-      <w:proofErr w:type="spellEnd"/>
-      <w:r>
-        <w:t>. Subsidence prediction of overburden strata and ground surface in shallow coal seam mining[J]. Scientific Reports, 2021, 11(1). DOI: 10.1038/s41598-021-98520-9.</w:t>
-      </w:r>
-      <w:bookmarkEnd w:id="25"/>
+        <w:t>CAO Jian, HUANG Qingxiang, GUO Lingfei. Subsidence prediction of overburden strata and ground surface in shallow coal seam mining[J]. Scientific Reports, 2021, 11(1). DOI: 10.1038/s41598-021-98520-9.</w:t>
+      </w:r>
+      <w:bookmarkEnd w:id="26"/>
     </w:p>
     <w:p>
       <w:pPr>
         <w:pStyle w:val="17"/>
       </w:pPr>
-      <w:bookmarkStart w:id="26" w:name="REF_016"/>
+      <w:bookmarkStart w:id="27" w:name="REF_016"/>
       <w:r>
         <w:t>[16]</w:t>
       </w:r>
@@ -15815,35 +14278,27 @@
         <w:tab/>
         <w:t>PRAKASH Amar, BHARTI Abhay Kumar, VERMA Aniket. Unearthing underground mining-induced strata disturbance by electrical resistivity tomography interpretation[J]. Environmental &amp; Engineering Geoscience, 2022, 28(4): 361-369. DOI: 10.2113/eeg-d-21-00073.</w:t>
       </w:r>
-      <w:bookmarkEnd w:id="26"/>
+      <w:bookmarkEnd w:id="27"/>
     </w:p>
     <w:p>
       <w:pPr>
         <w:pStyle w:val="17"/>
       </w:pPr>
-      <w:bookmarkStart w:id="27" w:name="REF_017"/>
+      <w:bookmarkStart w:id="28" w:name="REF_017"/>
       <w:r>
         <w:t>[17]</w:t>
       </w:r>
       <w:r>
         <w:tab/>
-        <w:t xml:space="preserve">SHI Xiuchang, ZHANG </w:t>
-      </w:r>
-      <w:proofErr w:type="spellStart"/>
-      <w:r>
-        <w:t>Jixing</w:t>
-      </w:r>
-      <w:proofErr w:type="spellEnd"/>
-      <w:r>
-        <w:t>. Characteristics of overburden failure and fracture evolution in shallow buried working face with large mining height[J]. Sustainability, 2021, 13(24): 13775. DOI: 10.3390/su132413775.</w:t>
-      </w:r>
-      <w:bookmarkEnd w:id="27"/>
+        <w:t>SHI Xiuchang, ZHANG Jixing. Characteristics of overburden failure and fracture evolution in shallow buried working face with large mining height[J]. Sustainability, 2021, 13(24): 13775. DOI: 10.3390/su132413775.</w:t>
+      </w:r>
+      <w:bookmarkEnd w:id="28"/>
     </w:p>
     <w:p>
       <w:pPr>
         <w:pStyle w:val="17"/>
       </w:pPr>
-      <w:bookmarkStart w:id="28" w:name="REF_018"/>
+      <w:bookmarkStart w:id="29" w:name="REF_018"/>
       <w:r>
         <w:t>[18]</w:t>
       </w:r>
@@ -15851,35 +14306,27 @@
         <w:tab/>
         <w:t>LIU Xiong, ZHENG Lulin, LIU Hao, et al. Evolution of overburden fractures and the water-conducting fracture zone in closely spaced coal mine seams under highly water-rich aquifers[J]. ACS Omega, 2025. DOI: 10.1021/acsomega.5c09774.</w:t>
       </w:r>
-      <w:bookmarkEnd w:id="28"/>
+      <w:bookmarkEnd w:id="29"/>
     </w:p>
     <w:p>
       <w:pPr>
         <w:pStyle w:val="17"/>
       </w:pPr>
-      <w:bookmarkStart w:id="29" w:name="REF_019"/>
+      <w:bookmarkStart w:id="30" w:name="REF_019"/>
       <w:r>
         <w:t>[19]</w:t>
       </w:r>
       <w:r>
         <w:tab/>
-        <w:t xml:space="preserve">XUE Sen, WANG </w:t>
-      </w:r>
-      <w:proofErr w:type="spellStart"/>
-      <w:r>
-        <w:t>Qiqing</w:t>
-      </w:r>
-      <w:proofErr w:type="spellEnd"/>
-      <w:r>
-        <w:t>, SONG Zhen. Analysis of water-permeable fractured zone in weakly cemented overburden considering rock strain-softening[J]. Scientific Reports, 2026, 16(1). DOI: 10.1038/s41598-026-45413-4.</w:t>
-      </w:r>
-      <w:bookmarkEnd w:id="29"/>
+        <w:t>XUE Sen, WANG Qiqing, SONG Zhen. Analysis of water-permeable fractured zone in weakly cemented overburden considering rock strain-softening[J]. Scientific Reports, 2026, 16(1). DOI: 10.1038/s41598-026-45413-4.</w:t>
+      </w:r>
+      <w:bookmarkEnd w:id="30"/>
     </w:p>
     <w:p>
       <w:pPr>
         <w:pStyle w:val="17"/>
       </w:pPr>
-      <w:bookmarkStart w:id="30" w:name="REF_020"/>
+      <w:bookmarkStart w:id="31" w:name="REF_020"/>
       <w:r>
         <w:t>[20]</w:t>
       </w:r>
@@ -15887,43 +14334,27 @@
         <w:tab/>
         <w:t>ZHU Xiaojun, ZHA Feng, GUO Guangli, et al. Mechanical prediction method of strata movement and surface subsidence in backfill-strip mining[J]. Scientific Reports, 2024, 14(1). DOI: 10.1038/s41598-024-82761-5.</w:t>
       </w:r>
-      <w:bookmarkEnd w:id="30"/>
+      <w:bookmarkEnd w:id="31"/>
     </w:p>
     <w:p>
       <w:pPr>
         <w:pStyle w:val="17"/>
       </w:pPr>
-      <w:bookmarkStart w:id="31" w:name="REF_021"/>
+      <w:bookmarkStart w:id="32" w:name="REF_021"/>
       <w:r>
         <w:t>[21]</w:t>
       </w:r>
       <w:r>
         <w:tab/>
-        <w:t>KRATZSCH Helmut. Strata movement at the mining horizon[</w:t>
-      </w:r>
-      <w:proofErr w:type="gramStart"/>
-      <w:r>
-        <w:t>M]/</w:t>
-      </w:r>
-      <w:proofErr w:type="gramEnd"/>
-      <w:r>
-        <w:t>/Mining Subsidence Engineering. Berlin</w:t>
-      </w:r>
-      <w:proofErr w:type="gramStart"/>
-      <w:r>
-        <w:t>, ,</w:t>
-      </w:r>
-      <w:proofErr w:type="gramEnd"/>
-      <w:r>
-        <w:t xml:space="preserve"> Heidelberg: Springer, 1983: 7-40. DOI: 10.1007/978-3-642-81923-0_2.</w:t>
-      </w:r>
-      <w:bookmarkEnd w:id="31"/>
+        <w:t>KRATZSCH Helmut. Strata movement at the mining horizon[M]//Mining Subsidence Engineering. Berlin, , Heidelberg: Springer, 1983: 7-40. DOI: 10.1007/978-3-642-81923-0_2.</w:t>
+      </w:r>
+      <w:bookmarkEnd w:id="32"/>
     </w:p>
     <w:p>
       <w:pPr>
         <w:pStyle w:val="17"/>
       </w:pPr>
-      <w:bookmarkStart w:id="32" w:name="REF_022"/>
+      <w:bookmarkStart w:id="33" w:name="REF_022"/>
       <w:r>
         <w:t>[22]</w:t>
       </w:r>
@@ -15955,21 +14386,8 @@
         <w:t xml:space="preserve">. </w:t>
       </w:r>
       <w:r>
-        <w:t>干旱</w:t>
-      </w:r>
-      <w:proofErr w:type="gramStart"/>
-      <w:r>
-        <w:t>矿区采动顶板</w:t>
-      </w:r>
-      <w:proofErr w:type="gramEnd"/>
-      <w:r>
-        <w:t>导水裂隙的演化规律及保</w:t>
-      </w:r>
-      <w:proofErr w:type="gramStart"/>
-      <w:r>
-        <w:t>水采煤意义</w:t>
-      </w:r>
-      <w:proofErr w:type="gramEnd"/>
+        <w:t>干旱矿区采动顶板导水裂隙的演化规律及保水采煤意义</w:t>
+      </w:r>
       <w:r>
         <w:t xml:space="preserve">[J]. </w:t>
       </w:r>
@@ -15979,13 +14397,13 @@
       <w:r>
         <w:t>, 2019, 44(3): 767-776. DOI: 10.13225/j.cnki.jccs.2018.6041.</w:t>
       </w:r>
-      <w:bookmarkEnd w:id="32"/>
+      <w:bookmarkEnd w:id="33"/>
     </w:p>
     <w:p>
       <w:pPr>
         <w:pStyle w:val="17"/>
       </w:pPr>
-      <w:bookmarkStart w:id="33" w:name="REF_023"/>
+      <w:bookmarkStart w:id="34" w:name="REF_023"/>
       <w:r>
         <w:t>[23]</w:t>
       </w:r>
@@ -16010,13 +14428,8 @@
       <w:r>
         <w:t xml:space="preserve">. </w:t>
       </w:r>
-      <w:proofErr w:type="gramStart"/>
-      <w:r>
-        <w:t>采动覆岩</w:t>
-      </w:r>
-      <w:proofErr w:type="gramEnd"/>
-      <w:r>
-        <w:t>导水裂隙主通道分布模型及其水流动特性</w:t>
+      <w:r>
+        <w:t>采动覆岩导水裂隙主通道分布模型及其水流动特性</w:t>
       </w:r>
       <w:r>
         <w:t xml:space="preserve">[J]. </w:t>
@@ -16027,13 +14440,13 @@
       <w:r>
         <w:t>, 2019, 44(12): 3719-3728. DOI: 10.13225/j.cnki.jccs.SH19.0446.</w:t>
       </w:r>
-      <w:bookmarkEnd w:id="33"/>
+      <w:bookmarkEnd w:id="34"/>
     </w:p>
     <w:p>
       <w:pPr>
         <w:pStyle w:val="17"/>
       </w:pPr>
-      <w:bookmarkStart w:id="34" w:name="REF_024"/>
+      <w:bookmarkStart w:id="35" w:name="REF_024"/>
       <w:r>
         <w:t>[24]</w:t>
       </w:r>
@@ -16052,13 +14465,8 @@
       <w:r>
         <w:t xml:space="preserve">. </w:t>
       </w:r>
-      <w:proofErr w:type="gramStart"/>
-      <w:r>
-        <w:t>覆岩破坏</w:t>
-      </w:r>
-      <w:proofErr w:type="gramEnd"/>
-      <w:r>
-        <w:t>充分采动程度定义及判别方法</w:t>
+      <w:r>
+        <w:t>覆岩破坏充分采动程度定义及判别方法</w:t>
       </w:r>
       <w:r>
         <w:t xml:space="preserve">[J]. </w:t>
@@ -16069,13 +14477,13 @@
       <w:r>
         <w:t>, 2019, 44(3): 755-766. DOI: 10.13225/j.cnki.jccs.2018.6038.</w:t>
       </w:r>
-      <w:bookmarkEnd w:id="34"/>
+      <w:bookmarkEnd w:id="35"/>
     </w:p>
     <w:p>
       <w:pPr>
         <w:pStyle w:val="17"/>
       </w:pPr>
-      <w:bookmarkStart w:id="35" w:name="REF_025"/>
+      <w:bookmarkStart w:id="36" w:name="REF_025"/>
       <w:r>
         <w:t>[25]</w:t>
       </w:r>
@@ -16118,477 +14526,406 @@
       <w:r>
         <w:t>, 2022, 50(2): 202-212. DOI: 10.13199/j.cnki.cst.2021-0169.</w:t>
       </w:r>
-      <w:bookmarkEnd w:id="35"/>
+      <w:bookmarkEnd w:id="36"/>
     </w:p>
     <w:p>
       <w:pPr>
         <w:pStyle w:val="17"/>
       </w:pPr>
-      <w:bookmarkStart w:id="36" w:name="REF_026"/>
+      <w:bookmarkStart w:id="37" w:name="REF_026"/>
+      <w:r>
+        <w:t>[26]</w:t>
+      </w:r>
+      <w:r>
+        <w:tab/>
+      </w:r>
+      <w:r>
+        <w:t>郭小铭</w:t>
+      </w:r>
+      <w:r>
+        <w:t xml:space="preserve">, </w:t>
+      </w:r>
+      <w:r>
+        <w:t>王皓</w:t>
+      </w:r>
+      <w:r>
+        <w:t xml:space="preserve">, </w:t>
+      </w:r>
+      <w:r>
+        <w:t>周麟晟</w:t>
+      </w:r>
+      <w:r>
+        <w:t xml:space="preserve">. </w:t>
+      </w:r>
+      <w:r>
+        <w:t>煤层顶板巨厚基岩含水层空间富水性评价</w:t>
+      </w:r>
+      <w:r>
+        <w:t xml:space="preserve">[J]. </w:t>
+      </w:r>
+      <w:r>
+        <w:t>煤炭科学技术</w:t>
+      </w:r>
+      <w:r>
+        <w:t>, 2021, 49(9): 167-175. DOI: 10.13199/j.cnki.cst.2021.09.024.</w:t>
+      </w:r>
+      <w:bookmarkEnd w:id="37"/>
+    </w:p>
+    <w:p>
+      <w:pPr>
+        <w:pStyle w:val="17"/>
+      </w:pPr>
+      <w:bookmarkStart w:id="38" w:name="REF_027"/>
+      <w:r>
+        <w:t>[27]</w:t>
+      </w:r>
+      <w:r>
+        <w:tab/>
+      </w:r>
+      <w:r>
+        <w:t>王玉涛</w:t>
+      </w:r>
+      <w:r>
+        <w:t xml:space="preserve">, </w:t>
+      </w:r>
+      <w:r>
+        <w:t>刘震</w:t>
+      </w:r>
+      <w:r>
+        <w:t xml:space="preserve">. </w:t>
+      </w:r>
+      <w:r>
+        <w:t>深部煤层非充分采动下覆岩裂隙场可视化探测研究</w:t>
+      </w:r>
+      <w:r>
+        <w:t xml:space="preserve">[J]. </w:t>
+      </w:r>
+      <w:r>
+        <w:t>煤炭科学技术</w:t>
+      </w:r>
+      <w:r>
+        <w:t>, 2020, 48(3): 197-204. DOI: 10.13199/j.cnki.cst.2020.03.024.</w:t>
+      </w:r>
+      <w:bookmarkEnd w:id="38"/>
+    </w:p>
+    <w:p>
+      <w:pPr>
+        <w:pStyle w:val="17"/>
+      </w:pPr>
+      <w:bookmarkStart w:id="39" w:name="REF_028"/>
+      <w:r>
+        <w:t>[28]</w:t>
+      </w:r>
+      <w:r>
+        <w:tab/>
+      </w:r>
+      <w:r>
+        <w:t>董江鑫</w:t>
+      </w:r>
+      <w:r>
+        <w:t xml:space="preserve">, </w:t>
+      </w:r>
+      <w:r>
+        <w:t>王飞</w:t>
+      </w:r>
+      <w:r>
+        <w:t xml:space="preserve">. </w:t>
+      </w:r>
+      <w:r>
+        <w:t>地质雷达和高密度电法联合探测底板含水性的应用</w:t>
+      </w:r>
+      <w:r>
+        <w:t xml:space="preserve">[J]. </w:t>
+      </w:r>
+      <w:r>
+        <w:t>煤炭科学技术</w:t>
+      </w:r>
+      <w:r>
+        <w:t>, 2022, 50(5): 222-231. DOI: 10.13199/j.cnki.cst.2020-0418.</w:t>
+      </w:r>
+      <w:bookmarkEnd w:id="39"/>
+    </w:p>
+    <w:p>
+      <w:pPr>
+        <w:pStyle w:val="17"/>
+      </w:pPr>
+      <w:bookmarkStart w:id="40" w:name="REF_029"/>
+      <w:r>
+        <w:t>[29]</w:t>
+      </w:r>
+      <w:r>
+        <w:tab/>
+      </w:r>
+      <w:r>
+        <w:t>张玉军</w:t>
+      </w:r>
+      <w:r>
+        <w:t xml:space="preserve">, </w:t>
+      </w:r>
+      <w:r>
+        <w:t>宋业杰</w:t>
+      </w:r>
+      <w:r>
+        <w:t xml:space="preserve">, </w:t>
+      </w:r>
+      <w:r>
+        <w:t>樊振丽</w:t>
+      </w:r>
+      <w:r>
+        <w:t xml:space="preserve">, </w:t>
+      </w:r>
+      <w:r>
+        <w:t>等</w:t>
+      </w:r>
+      <w:r>
+        <w:t xml:space="preserve">. </w:t>
+      </w:r>
+      <w:r>
+        <w:t>鄂尔多斯盆地侏罗系煤田保水开采技术与应用</w:t>
+      </w:r>
+      <w:r>
+        <w:t xml:space="preserve">[J]. </w:t>
+      </w:r>
+      <w:r>
+        <w:t>煤炭科学技术</w:t>
+      </w:r>
+      <w:r>
+        <w:t>, 2021, 49(4): 159-168. DOI: 10.13199/j.cnki.cst.2021.04.019.</w:t>
+      </w:r>
+      <w:bookmarkEnd w:id="40"/>
+    </w:p>
+    <w:p>
+      <w:pPr>
+        <w:pStyle w:val="17"/>
+      </w:pPr>
+      <w:bookmarkStart w:id="41" w:name="REF_030"/>
+      <w:r>
+        <w:t>[30]</w:t>
+      </w:r>
+      <w:r>
+        <w:tab/>
+      </w:r>
+      <w:r>
+        <w:t>董书宁</w:t>
+      </w:r>
+      <w:r>
+        <w:t xml:space="preserve">, </w:t>
+      </w:r>
+      <w:r>
+        <w:t>姬亚东</w:t>
+      </w:r>
+      <w:r>
+        <w:t xml:space="preserve">, </w:t>
+      </w:r>
+      <w:r>
+        <w:t>王皓</w:t>
+      </w:r>
+      <w:r>
+        <w:t xml:space="preserve">, </w:t>
+      </w:r>
+      <w:r>
+        <w:t>等</w:t>
+      </w:r>
+      <w:r>
+        <w:t xml:space="preserve">. </w:t>
+      </w:r>
+      <w:r>
+        <w:t>鄂尔多斯盆地侏罗纪煤田典型顶板水害防控技术与应用</w:t>
+      </w:r>
+      <w:r>
+        <w:t xml:space="preserve">[J]. </w:t>
+      </w:r>
+      <w:r>
+        <w:t>煤炭学报</w:t>
+      </w:r>
+      <w:r>
+        <w:t>, 2020, 45(7): 2367-2375. DOI: 10.13225/j.cnki.jccs.DZ20.0697.</w:t>
+      </w:r>
+      <w:bookmarkEnd w:id="41"/>
+    </w:p>
+    <w:p>
+      <w:pPr>
+        <w:pStyle w:val="17"/>
+      </w:pPr>
+      <w:bookmarkStart w:id="42" w:name="REF_031"/>
+      <w:r>
+        <w:t>[31]</w:t>
+      </w:r>
+      <w:r>
+        <w:tab/>
+      </w:r>
+      <w:r>
+        <w:t>范立民</w:t>
+      </w:r>
+      <w:r>
+        <w:t xml:space="preserve">, </w:t>
+      </w:r>
+      <w:r>
+        <w:t>马雄德</w:t>
+      </w:r>
+      <w:r>
+        <w:t xml:space="preserve">, </w:t>
+      </w:r>
+      <w:r>
+        <w:t>蒋泽泉</w:t>
+      </w:r>
+      <w:r>
+        <w:t xml:space="preserve">, </w:t>
+      </w:r>
+      <w:r>
+        <w:t>等</w:t>
+      </w:r>
+      <w:r>
+        <w:t xml:space="preserve">. </w:t>
+      </w:r>
+      <w:r>
+        <w:t>保水采煤研究</w:t>
+      </w:r>
+      <w:r>
+        <w:t>30</w:t>
+      </w:r>
+      <w:r>
+        <w:t>年回顾与展望</w:t>
+      </w:r>
+      <w:r>
+        <w:t xml:space="preserve">[J]. </w:t>
+      </w:r>
+      <w:r>
+        <w:t>煤炭科学技术</w:t>
+      </w:r>
+      <w:r>
+        <w:t>, 2019, 47(7): 1-30. DOI: 10.13199/j.cnki.cst.2019.07.001.</w:t>
+      </w:r>
+      <w:bookmarkEnd w:id="42"/>
+    </w:p>
+    <w:p>
+      <w:pPr>
+        <w:pStyle w:val="17"/>
+      </w:pPr>
+      <w:bookmarkStart w:id="43" w:name="REF_032"/>
       <w:r>
         <w:lastRenderedPageBreak/>
-        <w:t>[26]</w:t>
+        <w:t>[32]</w:t>
       </w:r>
       <w:r>
         <w:tab/>
       </w:r>
       <w:r>
+        <w:t>许家林</w:t>
+      </w:r>
+      <w:r>
+        <w:t xml:space="preserve">, </w:t>
+      </w:r>
+      <w:r>
+        <w:t>朱卫兵</w:t>
+      </w:r>
+      <w:r>
+        <w:t xml:space="preserve">, </w:t>
+      </w:r>
+      <w:r>
+        <w:t>王晓振</w:t>
+      </w:r>
+      <w:r>
+        <w:t xml:space="preserve">. </w:t>
+      </w:r>
+      <w:r>
+        <w:t>基于关键层位置的导水裂隙带高度预计方法</w:t>
+      </w:r>
+      <w:r>
+        <w:t xml:space="preserve">[J]. </w:t>
+      </w:r>
+      <w:r>
+        <w:t>煤炭学报</w:t>
+      </w:r>
+      <w:r>
+        <w:t>, 2012, 37(5): 762-769. DOI: 10.13225/j.cnki.jccs.2012.05.002.</w:t>
+      </w:r>
+      <w:bookmarkEnd w:id="43"/>
+    </w:p>
+    <w:p>
+      <w:pPr>
+        <w:pStyle w:val="17"/>
+      </w:pPr>
+      <w:bookmarkStart w:id="44" w:name="REF_033"/>
+      <w:r>
+        <w:t>[33]</w:t>
+      </w:r>
+      <w:r>
+        <w:tab/>
+      </w:r>
+      <w:r>
         <w:t>郭小铭</w:t>
       </w:r>
       <w:r>
         <w:t xml:space="preserve">, </w:t>
       </w:r>
       <w:r>
-        <w:t>王皓</w:t>
-      </w:r>
-      <w:r>
-        <w:t xml:space="preserve">, </w:t>
-      </w:r>
-      <w:r>
-        <w:t>周麟晟</w:t>
+        <w:t>董书宁</w:t>
       </w:r>
       <w:r>
         <w:t xml:space="preserve">. </w:t>
       </w:r>
       <w:r>
-        <w:t>煤层顶板巨厚基岩含水层空间富水性评价</w:t>
+        <w:t>深埋煤层开采顶板基岩含水层渗流规律及保水技术</w:t>
       </w:r>
       <w:r>
         <w:t xml:space="preserve">[J]. </w:t>
       </w:r>
       <w:r>
-        <w:t>煤炭科学技术</w:t>
-      </w:r>
-      <w:r>
-        <w:t>, 2021, 49(9): 167-175. DOI: 10.13199/j.cnki.cst.2021.09.024.</w:t>
-      </w:r>
-      <w:bookmarkEnd w:id="36"/>
+        <w:t>煤炭学报</w:t>
+      </w:r>
+      <w:r>
+        <w:t>, 2019, 44(3): 804-811. DOI: 10.13225/j.cnki.jccs.2018.6025.</w:t>
+      </w:r>
+      <w:bookmarkEnd w:id="44"/>
     </w:p>
     <w:p>
       <w:pPr>
         <w:pStyle w:val="17"/>
       </w:pPr>
-      <w:bookmarkStart w:id="37" w:name="REF_027"/>
-      <w:r>
-        <w:t>[27]</w:t>
+      <w:bookmarkStart w:id="45" w:name="REF_034"/>
+      <w:r>
+        <w:t>[34]</w:t>
       </w:r>
       <w:r>
         <w:tab/>
-      </w:r>
-      <w:r>
-        <w:t>王玉涛</w:t>
-      </w:r>
-      <w:r>
-        <w:t xml:space="preserve">, </w:t>
-      </w:r>
-      <w:r>
-        <w:t>刘震</w:t>
-      </w:r>
-      <w:r>
-        <w:t xml:space="preserve">. </w:t>
-      </w:r>
-      <w:r>
-        <w:t>深部煤层非充分采动下</w:t>
-      </w:r>
-      <w:proofErr w:type="gramStart"/>
-      <w:r>
-        <w:t>覆岩裂隙场</w:t>
-      </w:r>
-      <w:proofErr w:type="gramEnd"/>
-      <w:r>
-        <w:t>可视化探测研究</w:t>
-      </w:r>
-      <w:r>
-        <w:t xml:space="preserve">[J]. </w:t>
-      </w:r>
-      <w:r>
-        <w:t>煤炭科学技术</w:t>
-      </w:r>
-      <w:r>
-        <w:t>, 2020, 48(3): 197-204. DOI: 10.13199/j.cnki.cst.2020.03.024.</w:t>
-      </w:r>
-      <w:bookmarkEnd w:id="37"/>
+        <w:t>FOROUGHI Sorayya, HAMIDI Jafar Khademi, MONJEZI Masoud, et al. The integrated optimization of underground stope layout designing and production scheduling incorporating a non-dominated sorting genetic algorithm (NSGA-II)[J]. Resources Policy, 2019, 63: 101408. DOI: 10.1016/j.resourpol.2019.101408.</w:t>
+      </w:r>
+      <w:bookmarkEnd w:id="45"/>
     </w:p>
     <w:p>
       <w:pPr>
         <w:pStyle w:val="17"/>
       </w:pPr>
-      <w:bookmarkStart w:id="38" w:name="REF_028"/>
-      <w:r>
-        <w:t>[28]</w:t>
+      <w:bookmarkStart w:id="46" w:name="REF_035"/>
+      <w:r>
+        <w:t>[35]</w:t>
       </w:r>
       <w:r>
         <w:tab/>
-      </w:r>
-      <w:r>
-        <w:t>董江鑫</w:t>
-      </w:r>
-      <w:r>
-        <w:t xml:space="preserve">, </w:t>
-      </w:r>
-      <w:r>
-        <w:t>王飞</w:t>
-      </w:r>
-      <w:r>
-        <w:t xml:space="preserve">. </w:t>
-      </w:r>
-      <w:r>
-        <w:t>地质雷达和高密度电法联合探测底板含水性的应用</w:t>
-      </w:r>
-      <w:r>
-        <w:t xml:space="preserve">[J]. </w:t>
-      </w:r>
-      <w:r>
-        <w:t>煤炭科学技术</w:t>
-      </w:r>
-      <w:r>
-        <w:t>, 2022, 50(5): 222-231. DOI: 10.13199/j.cnki.cst.2020-0418.</w:t>
-      </w:r>
-      <w:bookmarkEnd w:id="38"/>
+        <w:t>SHAN Yang, KE Li, XIANG Jun, et al. Multi-objective optimisation based on NSGA-II of mine cut-off grade from the perspective of resource security[J]. International Journal of Mining, Reclamation and Environment, 2025: 1-20. DOI: 10.1080/17480930.2025.2532460.</w:t>
+      </w:r>
+      <w:bookmarkEnd w:id="46"/>
     </w:p>
     <w:p>
       <w:pPr>
         <w:pStyle w:val="17"/>
       </w:pPr>
-      <w:bookmarkStart w:id="39" w:name="REF_029"/>
-      <w:r>
-        <w:t>[29]</w:t>
+      <w:bookmarkStart w:id="47" w:name="REF_036"/>
+      <w:r>
+        <w:t>[36]</w:t>
       </w:r>
       <w:r>
         <w:tab/>
-      </w:r>
-      <w:r>
-        <w:t>张玉军</w:t>
-      </w:r>
-      <w:r>
-        <w:t xml:space="preserve">, </w:t>
-      </w:r>
-      <w:proofErr w:type="gramStart"/>
-      <w:r>
-        <w:t>宋业杰</w:t>
-      </w:r>
-      <w:proofErr w:type="gramEnd"/>
-      <w:r>
-        <w:t xml:space="preserve">, </w:t>
-      </w:r>
-      <w:r>
-        <w:t>樊振丽</w:t>
-      </w:r>
-      <w:r>
-        <w:t xml:space="preserve">, </w:t>
-      </w:r>
-      <w:r>
-        <w:t>等</w:t>
-      </w:r>
-      <w:r>
-        <w:t xml:space="preserve">. </w:t>
-      </w:r>
-      <w:r>
-        <w:t>鄂尔多斯盆地侏罗系煤田保水开采技术与应用</w:t>
-      </w:r>
-      <w:r>
-        <w:t xml:space="preserve">[J]. </w:t>
-      </w:r>
-      <w:r>
-        <w:t>煤炭科学技术</w:t>
-      </w:r>
-      <w:r>
-        <w:t>, 2021, 49(4): 159-168. DOI: 10.13199/j.cnki.cst.2021.04.019.</w:t>
-      </w:r>
-      <w:bookmarkEnd w:id="39"/>
+        <w:t>GU Xiaowei, WANG Xunhong, LIU Zaobao, et al. A multi-objective optimization model using improved NSGA-II for optimizing metal mines production process[J]. IEEE Access, 2020, 8: 28847-28858. DOI: 10.1109/access.2020.2972018.</w:t>
+      </w:r>
+      <w:bookmarkEnd w:id="47"/>
     </w:p>
     <w:p>
       <w:pPr>
         <w:pStyle w:val="17"/>
       </w:pPr>
-      <w:bookmarkStart w:id="40" w:name="REF_030"/>
-      <w:r>
-        <w:t>[30]</w:t>
-      </w:r>
-      <w:r>
-        <w:tab/>
-      </w:r>
-      <w:proofErr w:type="gramStart"/>
-      <w:r>
-        <w:t>董书宁</w:t>
-      </w:r>
-      <w:proofErr w:type="gramEnd"/>
-      <w:r>
-        <w:t xml:space="preserve">, </w:t>
-      </w:r>
-      <w:r>
-        <w:t>姬亚东</w:t>
-      </w:r>
-      <w:r>
-        <w:t xml:space="preserve">, </w:t>
-      </w:r>
-      <w:r>
-        <w:t>王皓</w:t>
-      </w:r>
-      <w:r>
-        <w:t xml:space="preserve">, </w:t>
-      </w:r>
-      <w:r>
-        <w:t>等</w:t>
-      </w:r>
-      <w:r>
-        <w:t xml:space="preserve">. </w:t>
-      </w:r>
-      <w:r>
-        <w:t>鄂尔多斯盆地侏罗纪煤田典型顶板水害防控技术与应用</w:t>
-      </w:r>
-      <w:r>
-        <w:t xml:space="preserve">[J]. </w:t>
-      </w:r>
-      <w:r>
-        <w:t>煤炭学报</w:t>
-      </w:r>
-      <w:r>
-        <w:t>, 2020, 45(7): 2367-2375. DOI: 10.13225/j.cnki.jccs.DZ20.0697.</w:t>
-      </w:r>
-      <w:bookmarkEnd w:id="40"/>
-    </w:p>
-    <w:p>
-      <w:pPr>
-        <w:pStyle w:val="17"/>
-      </w:pPr>
-      <w:bookmarkStart w:id="41" w:name="REF_031"/>
-      <w:r>
-        <w:t>[31]</w:t>
-      </w:r>
-      <w:r>
-        <w:tab/>
-      </w:r>
-      <w:r>
-        <w:t>范立民</w:t>
-      </w:r>
-      <w:r>
-        <w:t xml:space="preserve">, </w:t>
-      </w:r>
-      <w:proofErr w:type="gramStart"/>
-      <w:r>
-        <w:t>马雄德</w:t>
-      </w:r>
-      <w:proofErr w:type="gramEnd"/>
-      <w:r>
-        <w:t xml:space="preserve">, </w:t>
-      </w:r>
-      <w:r>
-        <w:t>蒋泽泉</w:t>
-      </w:r>
-      <w:r>
-        <w:t xml:space="preserve">, </w:t>
-      </w:r>
-      <w:r>
-        <w:t>等</w:t>
-      </w:r>
-      <w:r>
-        <w:t xml:space="preserve">. </w:t>
-      </w:r>
-      <w:r>
-        <w:t>保</w:t>
-      </w:r>
-      <w:proofErr w:type="gramStart"/>
-      <w:r>
-        <w:t>水采煤研究</w:t>
-      </w:r>
-      <w:proofErr w:type="gramEnd"/>
-      <w:r>
-        <w:t>30</w:t>
-      </w:r>
-      <w:r>
-        <w:t>年回顾与展望</w:t>
-      </w:r>
-      <w:r>
-        <w:t xml:space="preserve">[J]. </w:t>
-      </w:r>
-      <w:r>
-        <w:t>煤炭科学技术</w:t>
-      </w:r>
-      <w:r>
-        <w:t>, 2019, 47(7): 1-30. DOI: 10.13199/j.cnki.cst.2019.07.001.</w:t>
-      </w:r>
-      <w:bookmarkEnd w:id="41"/>
-    </w:p>
-    <w:p>
-      <w:pPr>
-        <w:pStyle w:val="17"/>
-      </w:pPr>
-      <w:bookmarkStart w:id="42" w:name="REF_032"/>
-      <w:r>
-        <w:t>[32]</w:t>
-      </w:r>
-      <w:r>
-        <w:tab/>
-      </w:r>
-      <w:r>
-        <w:t>许家林</w:t>
-      </w:r>
-      <w:r>
-        <w:t xml:space="preserve">, </w:t>
-      </w:r>
-      <w:r>
-        <w:t>朱卫兵</w:t>
-      </w:r>
-      <w:r>
-        <w:t xml:space="preserve">, </w:t>
-      </w:r>
-      <w:proofErr w:type="gramStart"/>
-      <w:r>
-        <w:t>王晓振</w:t>
-      </w:r>
-      <w:proofErr w:type="gramEnd"/>
-      <w:r>
-        <w:t xml:space="preserve">. </w:t>
-      </w:r>
-      <w:r>
-        <w:t>基于关键层位置的导水裂隙带高度预计方法</w:t>
-      </w:r>
-      <w:r>
-        <w:t xml:space="preserve">[J]. </w:t>
-      </w:r>
-      <w:r>
-        <w:t>煤炭学报</w:t>
-      </w:r>
-      <w:r>
-        <w:t>, 2012, 37(5): 762-769. DOI: 10.13225/j.cnki.jccs.2012.05.002.</w:t>
-      </w:r>
-      <w:bookmarkEnd w:id="42"/>
-    </w:p>
-    <w:p>
-      <w:pPr>
-        <w:pStyle w:val="17"/>
-      </w:pPr>
-      <w:bookmarkStart w:id="43" w:name="REF_033"/>
-      <w:r>
-        <w:t>[33]</w:t>
-      </w:r>
-      <w:r>
-        <w:tab/>
-      </w:r>
-      <w:r>
-        <w:t>郭小铭</w:t>
-      </w:r>
-      <w:r>
-        <w:t xml:space="preserve">, </w:t>
-      </w:r>
-      <w:proofErr w:type="gramStart"/>
-      <w:r>
-        <w:t>董书宁</w:t>
-      </w:r>
-      <w:proofErr w:type="gramEnd"/>
-      <w:r>
-        <w:t xml:space="preserve">. </w:t>
-      </w:r>
-      <w:r>
-        <w:t>深埋煤层开采顶板基岩含水层渗流规律及保水技术</w:t>
-      </w:r>
-      <w:r>
-        <w:t xml:space="preserve">[J]. </w:t>
-      </w:r>
-      <w:r>
-        <w:t>煤炭学报</w:t>
-      </w:r>
-      <w:r>
-        <w:t>, 2019, 44(3): 804-811. DOI: 10.13225/j.cnki.jccs.2018.6025.</w:t>
-      </w:r>
-      <w:bookmarkEnd w:id="43"/>
-    </w:p>
-    <w:p>
-      <w:pPr>
-        <w:pStyle w:val="17"/>
-      </w:pPr>
-      <w:bookmarkStart w:id="44" w:name="REF_034"/>
-      <w:r>
-        <w:t>[34]</w:t>
-      </w:r>
-      <w:r>
-        <w:tab/>
-        <w:t xml:space="preserve">FOROUGHI </w:t>
-      </w:r>
-      <w:proofErr w:type="spellStart"/>
-      <w:r>
-        <w:t>Sorayya</w:t>
-      </w:r>
-      <w:proofErr w:type="spellEnd"/>
-      <w:r>
-        <w:t>, HAMIDI Jafar Khademi, MONJEZI Masoud, et al. The integrated optimization of underground stope layout designing and production scheduling incorporating a non-dominated sorting genetic algorithm (NSGA-</w:t>
-      </w:r>
-      <w:proofErr w:type="gramStart"/>
-      <w:r>
-        <w:t>II)[</w:t>
-      </w:r>
-      <w:proofErr w:type="gramEnd"/>
-      <w:r>
-        <w:t>J]. Resources Policy, 2019, 63: 101408. DOI: 10.1016/j.resourpol.2019.101408.</w:t>
-      </w:r>
-      <w:bookmarkEnd w:id="44"/>
-    </w:p>
-    <w:p>
-      <w:pPr>
-        <w:pStyle w:val="17"/>
-      </w:pPr>
-      <w:bookmarkStart w:id="45" w:name="REF_035"/>
-      <w:r>
-        <w:t>[35]</w:t>
-      </w:r>
-      <w:r>
-        <w:tab/>
-        <w:t xml:space="preserve">SHAN Yang, KE Li, XIANG Jun, et al. </w:t>
-      </w:r>
-      <w:proofErr w:type="gramStart"/>
-      <w:r>
-        <w:t>Multi-objective</w:t>
-      </w:r>
-      <w:proofErr w:type="gramEnd"/>
-      <w:r>
-        <w:t xml:space="preserve"> </w:t>
-      </w:r>
-      <w:proofErr w:type="spellStart"/>
-      <w:r>
-        <w:t>optimisation</w:t>
-      </w:r>
-      <w:proofErr w:type="spellEnd"/>
-      <w:r>
-        <w:t xml:space="preserve"> based on NSGA-II of mine cut-off grade from the perspective of resource security[J]. International Journal of Mining, Reclamation and Environment, 2025: 1-20. DOI: 10.1080/17480930.2025.2532460.</w:t>
-      </w:r>
-      <w:bookmarkEnd w:id="45"/>
-    </w:p>
-    <w:p>
-      <w:pPr>
-        <w:pStyle w:val="17"/>
-      </w:pPr>
-      <w:bookmarkStart w:id="46" w:name="REF_036"/>
-      <w:r>
-        <w:t>[36]</w:t>
-      </w:r>
-      <w:r>
-        <w:tab/>
-        <w:t xml:space="preserve">GU Xiaowei, WANG </w:t>
-      </w:r>
-      <w:proofErr w:type="spellStart"/>
-      <w:r>
-        <w:t>Xunhong</w:t>
-      </w:r>
-      <w:proofErr w:type="spellEnd"/>
-      <w:r>
-        <w:t xml:space="preserve">, LIU </w:t>
-      </w:r>
-      <w:proofErr w:type="spellStart"/>
-      <w:r>
-        <w:t>Zaobao</w:t>
-      </w:r>
-      <w:proofErr w:type="spellEnd"/>
-      <w:r>
-        <w:t>, et al. A multi-objective optimization model using improved NSGA-II for optimizing metal mines production process[J]. IEEE Access, 2020, 8: 28847-28858. DOI: 10.1109/access.2020.2972018.</w:t>
-      </w:r>
-      <w:bookmarkEnd w:id="46"/>
-    </w:p>
-    <w:p>
-      <w:pPr>
-        <w:pStyle w:val="17"/>
-      </w:pPr>
-      <w:bookmarkStart w:id="47" w:name="REF_037"/>
+      <w:bookmarkStart w:id="48" w:name="REF_037"/>
       <w:r>
         <w:t>[37]</w:t>
       </w:r>
@@ -16596,30 +14933,27 @@
         <w:tab/>
         <w:t>NESBITT Peter, BLAKE Lewis R., LAMAS Patricio, et al. Underground mine scheduling under uncertainty[J]. European Journal of Operational Research, 2021, 294(1): 340-352. DOI: 10.1016/j.ejor.2021.01.011.</w:t>
       </w:r>
-      <w:bookmarkEnd w:id="47"/>
+      <w:bookmarkEnd w:id="48"/>
     </w:p>
     <w:p>
       <w:pPr>
         <w:pStyle w:val="17"/>
       </w:pPr>
-      <w:bookmarkStart w:id="48" w:name="REF_038"/>
+      <w:bookmarkStart w:id="49" w:name="REF_038"/>
       <w:r>
         <w:t>[38]</w:t>
       </w:r>
       <w:r>
         <w:tab/>
-        <w:t xml:space="preserve">PATHIRANAGE Ishara Hewa, NEUMANN Aneta. Multi-objective evolutionary optimization for large-scale open pit mine scheduling[C]//2024 IEEE Congress on Evolutionary </w:t>
-      </w:r>
-      <w:r>
-        <w:t>Computation (CEC). 2024: 1-8. DOI: 10.1109/CEC60901.2024.10612008.</w:t>
-      </w:r>
-      <w:bookmarkEnd w:id="48"/>
+        <w:t>PATHIRANAGE Ishara Hewa, NEUMANN Aneta. Multi-objective evolutionary optimization for large-scale open pit mine scheduling[C]//2024 IEEE Congress on Evolutionary Computation (CEC). 2024: 1-8. DOI: 10.1109/CEC60901.2024.10612008.</w:t>
+      </w:r>
+      <w:bookmarkEnd w:id="49"/>
     </w:p>
     <w:p>
       <w:pPr>
         <w:pStyle w:val="17"/>
       </w:pPr>
-      <w:bookmarkStart w:id="49" w:name="REF_039"/>
+      <w:bookmarkStart w:id="50" w:name="REF_039"/>
       <w:r>
         <w:t>[39]</w:t>
       </w:r>
@@ -16650,13 +14984,13 @@
       <w:r>
         <w:t>, 2021, 49(9): 9-16. DOI: 10.13199/j.cnki.cst.2021.09.002.</w:t>
       </w:r>
-      <w:bookmarkEnd w:id="49"/>
+      <w:bookmarkEnd w:id="50"/>
     </w:p>
     <w:p>
       <w:pPr>
         <w:pStyle w:val="17"/>
       </w:pPr>
-      <w:bookmarkStart w:id="50" w:name="REF_040"/>
+      <w:bookmarkStart w:id="51" w:name="REF_040"/>
       <w:r>
         <w:t>[40]</w:t>
       </w:r>
@@ -16664,133 +14998,72 @@
         <w:tab/>
         <w:t>ZHANG Xuhui, LV Xinyuan, WANG Yan, et al. Production process management for intelligent coal mining based on digital twin[M]//Digital Twin Driven Service. 2022: 251-277. DOI: 10.1016/B978-0-323-91300-3.00008-5.</w:t>
       </w:r>
-      <w:bookmarkEnd w:id="50"/>
+      <w:bookmarkEnd w:id="51"/>
     </w:p>
     <w:p>
       <w:pPr>
         <w:pStyle w:val="17"/>
       </w:pPr>
-      <w:bookmarkStart w:id="51" w:name="REF_041"/>
+      <w:bookmarkStart w:id="52" w:name="REF_041"/>
       <w:r>
         <w:t>[41]</w:t>
       </w:r>
       <w:r>
         <w:tab/>
-        <w:t xml:space="preserve">QU </w:t>
-      </w:r>
-      <w:proofErr w:type="spellStart"/>
-      <w:r>
-        <w:t>Juncong</w:t>
-      </w:r>
-      <w:proofErr w:type="spellEnd"/>
-      <w:r>
-        <w:t>, KIZIL Mehmet S., YAHYAEI Mohsen, et al. Digital twins in the minerals industry: a comprehensive review[J]. Mining Technology, 2023, 132(4): 267-289. DOI: 10.1080/25726668.2023.2257479.</w:t>
-      </w:r>
-      <w:bookmarkEnd w:id="51"/>
+        <w:t xml:space="preserve">QU Juncong, KIZIL Mehmet S., YAHYAEI Mohsen, et al. Digital twins in the minerals industry: a comprehensive review[J]. Mining </w:t>
+      </w:r>
+      <w:r>
+        <w:t>Technology, 2023, 132(4): 267-289. DOI: 10.1080/25726668.2023.2257479.</w:t>
+      </w:r>
+      <w:bookmarkEnd w:id="52"/>
     </w:p>
     <w:p>
       <w:pPr>
         <w:pStyle w:val="17"/>
       </w:pPr>
-      <w:bookmarkStart w:id="52" w:name="REF_042"/>
+      <w:bookmarkStart w:id="53" w:name="REF_042"/>
       <w:r>
         <w:t>[42]</w:t>
       </w:r>
       <w:r>
         <w:tab/>
-        <w:t xml:space="preserve">PAN </w:t>
-      </w:r>
-      <w:proofErr w:type="spellStart"/>
-      <w:r>
-        <w:t>Dongdong</w:t>
-      </w:r>
-      <w:proofErr w:type="spellEnd"/>
-      <w:r>
-        <w:t xml:space="preserve">, XU </w:t>
-      </w:r>
-      <w:proofErr w:type="spellStart"/>
-      <w:r>
-        <w:t>Zhenhao</w:t>
-      </w:r>
-      <w:proofErr w:type="spellEnd"/>
-      <w:r>
-        <w:t xml:space="preserve">, LU </w:t>
-      </w:r>
-      <w:proofErr w:type="spellStart"/>
-      <w:r>
-        <w:t>Xinming</w:t>
-      </w:r>
-      <w:proofErr w:type="spellEnd"/>
-      <w:r>
-        <w:t>, et al. 3D scene and geological modeling using integrated multi-source spatial data: methodology, challenges, and suggestions[J]. Tunnelling and Underground Space Technology, 2020, 100: 103393. DOI: 10.1016/j.tust.2020.103393.</w:t>
-      </w:r>
-      <w:bookmarkEnd w:id="52"/>
+        <w:t>PAN Dongdong, XU Zhenhao, LU Xinming, et al. 3D scene and geological modeling using integrated multi-source spatial data: methodology, challenges, and suggestions[J]. Tunnelling and Underground Space Technology, 2020, 100: 103393. DOI: 10.1016/j.tust.2020.103393.</w:t>
+      </w:r>
+      <w:bookmarkEnd w:id="53"/>
     </w:p>
     <w:p>
       <w:pPr>
         <w:pStyle w:val="17"/>
       </w:pPr>
-      <w:bookmarkStart w:id="53" w:name="REF_043"/>
+      <w:bookmarkStart w:id="54" w:name="REF_043"/>
       <w:r>
         <w:t>[43]</w:t>
       </w:r>
       <w:r>
         <w:tab/>
-        <w:t xml:space="preserve">AHMED Haitham M., ADEWUYI </w:t>
-      </w:r>
-      <w:proofErr w:type="spellStart"/>
-      <w:r>
-        <w:t>Sefiu</w:t>
-      </w:r>
-      <w:proofErr w:type="spellEnd"/>
-      <w:r>
-        <w:t>, AHMED Hussin M. A. Continuous cash flow modeling for economic evaluation and risk analysis in mine planning using Monte Carlo simulation[J]. Journal of King Abdulaziz University: Engineering Sciences, 2024, 34(2). DOI: 10.4197/eng.34-2.6.</w:t>
-      </w:r>
-      <w:bookmarkEnd w:id="53"/>
+        <w:t>AHMED Haitham M., ADEWUYI Sefiu, AHMED Hussin M. A. Continuous cash flow modeling for economic evaluation and risk analysis in mine planning using Monte Carlo simulation[J]. Journal of King Abdulaziz University: Engineering Sciences, 2024, 34(2). DOI: 10.4197/eng.34-2.6.</w:t>
+      </w:r>
+      <w:bookmarkEnd w:id="54"/>
     </w:p>
     <w:p>
       <w:pPr>
         <w:pStyle w:val="17"/>
       </w:pPr>
-      <w:bookmarkStart w:id="54" w:name="REF_044"/>
+      <w:bookmarkStart w:id="55" w:name="REF_044"/>
       <w:r>
         <w:t>[44]</w:t>
       </w:r>
       <w:r>
         <w:tab/>
-        <w:t xml:space="preserve">LI </w:t>
-      </w:r>
-      <w:proofErr w:type="spellStart"/>
-      <w:r>
-        <w:t>Jiaoqun</w:t>
-      </w:r>
-      <w:proofErr w:type="spellEnd"/>
-      <w:r>
-        <w:t xml:space="preserve">, WU Tong, LU </w:t>
-      </w:r>
-      <w:proofErr w:type="spellStart"/>
-      <w:r>
-        <w:t>Zengxiang</w:t>
-      </w:r>
-      <w:proofErr w:type="spellEnd"/>
-      <w:r>
-        <w:t xml:space="preserve">, et al. Investigation into mining economic evaluation approaches based on the </w:t>
-      </w:r>
-      <w:proofErr w:type="spellStart"/>
-      <w:r>
-        <w:t>Rosenblueth</w:t>
-      </w:r>
-      <w:proofErr w:type="spellEnd"/>
-      <w:r>
-        <w:t xml:space="preserve"> point estimate method[J]. Applied Sciences, 2023, 13(15): 9011. DOI: 10.3390/app13159011.</w:t>
-      </w:r>
-      <w:bookmarkEnd w:id="54"/>
+        <w:t>LI Jiaoqun, WU Tong, LU Zengxiang, et al. Investigation into mining economic evaluation approaches based on the Rosenblueth point estimate method[J]. Applied Sciences, 2023, 13(15): 9011. DOI: 10.3390/app13159011.</w:t>
+      </w:r>
+      <w:bookmarkEnd w:id="55"/>
     </w:p>
     <w:p>
       <w:pPr>
         <w:pStyle w:val="17"/>
       </w:pPr>
-      <w:bookmarkStart w:id="55" w:name="REF_045"/>
+      <w:bookmarkStart w:id="56" w:name="REF_045"/>
       <w:r>
         <w:t>[45]</w:t>
       </w:r>
@@ -16798,13 +15071,13 @@
         <w:tab/>
         <w:t>DEHGHANI Hesam, ATAEE-POUR Majid, ESFAHANIPOUR Akbar. Evaluation of the mining projects under economic uncertainties using multidimensional binomial tree[J]. Resources Policy, 2014, 39: 124-133. DOI: 10.1016/j.resourpol.2014.01.003.</w:t>
       </w:r>
-      <w:bookmarkEnd w:id="55"/>
+      <w:bookmarkEnd w:id="56"/>
     </w:p>
     <w:p>
       <w:pPr>
         <w:pStyle w:val="17"/>
       </w:pPr>
-      <w:bookmarkStart w:id="56" w:name="REF_046"/>
+      <w:bookmarkStart w:id="57" w:name="REF_046"/>
       <w:r>
         <w:t>[46]</w:t>
       </w:r>
@@ -16836,15 +15109,7 @@
         <w:t xml:space="preserve">. </w:t>
       </w:r>
       <w:r>
-        <w:t>煤矿分布式地下水库</w:t>
-      </w:r>
-      <w:proofErr w:type="gramStart"/>
-      <w:r>
-        <w:t>渗流场</w:t>
-      </w:r>
-      <w:proofErr w:type="gramEnd"/>
-      <w:r>
-        <w:t>分析及优化调度</w:t>
+        <w:t>煤矿分布式地下水库渗流场分析及优化调度</w:t>
       </w:r>
       <w:r>
         <w:t xml:space="preserve">[J]. </w:t>
@@ -16855,13 +15120,13 @@
       <w:r>
         <w:t>, 2019, 44(12): 3693-3699. DOI: 10.13225/j.cnki.jccs.SH19.1167.</w:t>
       </w:r>
-      <w:bookmarkEnd w:id="56"/>
+      <w:bookmarkEnd w:id="57"/>
     </w:p>
     <w:p>
       <w:pPr>
         <w:pStyle w:val="17"/>
       </w:pPr>
-      <w:bookmarkStart w:id="57" w:name="REF_047"/>
+      <w:bookmarkStart w:id="58" w:name="REF_047"/>
       <w:r>
         <w:t>[47]</w:t>
       </w:r>
@@ -16904,13 +15169,13 @@
       <w:r>
         <w:t>, 2019, 44(2): 557-566. DOI: 10.13225/j.cnki.jccs.2018.0417.</w:t>
       </w:r>
-      <w:bookmarkEnd w:id="57"/>
+      <w:bookmarkEnd w:id="58"/>
     </w:p>
     <w:p>
       <w:pPr>
         <w:pStyle w:val="17"/>
       </w:pPr>
-      <w:bookmarkStart w:id="58" w:name="REF_048"/>
+      <w:bookmarkStart w:id="59" w:name="REF_048"/>
       <w:r>
         <w:t>[48]</w:t>
       </w:r>
@@ -16953,13 +15218,13 @@
       <w:r>
         <w:t>, 2017, 42(8): 2116-2124. DOI: 10.13225/j.cnki.jccs.2016.1871.</w:t>
       </w:r>
-      <w:bookmarkEnd w:id="58"/>
+      <w:bookmarkEnd w:id="59"/>
     </w:p>
     <w:p>
       <w:pPr>
         <w:pStyle w:val="17"/>
       </w:pPr>
-      <w:bookmarkStart w:id="59" w:name="REF_049"/>
+      <w:bookmarkStart w:id="60" w:name="REF_049"/>
       <w:r>
         <w:t>[49]</w:t>
       </w:r>
@@ -16996,13 +15261,13 @@
       <w:r>
         <w:t>, 2017, 42(2): 381-387. DOI: 10.13225/j.cnki.jccs.2016.6016.</w:t>
       </w:r>
-      <w:bookmarkEnd w:id="59"/>
+      <w:bookmarkEnd w:id="60"/>
     </w:p>
     <w:p>
       <w:pPr>
         <w:pStyle w:val="17"/>
       </w:pPr>
-      <w:bookmarkStart w:id="60" w:name="REF_050"/>
+      <w:bookmarkStart w:id="61" w:name="REF_050"/>
       <w:r>
         <w:t>[50]</w:t>
       </w:r>
@@ -17045,7 +15310,7 @@
       <w:r>
         <w:t>, 2017, 42(2): 444-451. DOI: 10.13225/j.cnki.jccs.2016.6024.</w:t>
       </w:r>
-      <w:bookmarkEnd w:id="60"/>
+      <w:bookmarkEnd w:id="61"/>
     </w:p>
     <w:p>
       <w:pPr>
